--- a/docs/legal/investor-side/Anker-investor-side-counsel-pack.docx
+++ b/docs/legal/investor-side/Anker-investor-side-counsel-pack.docx
@@ -15,7 +15,7 @@
         <w:pStyle w:val="Date"/>
       </w:pPr>
       <w:r>
-        <w:t xml:space="preserve">2026-10-21</w:t>
+        <w:t xml:space="preserve">2026-10-23</w:t>
       </w:r>
     </w:p>
     <w:sdt>
@@ -690,7 +690,7 @@
         <w:t xml:space="preserve"> </w:t>
       </w:r>
       <w:r>
-        <w:t xml:space="preserve">(each repeated where it matters): no virus scanner for attachments; no key rotation for the encryption key; the database region is the United States according to the sub-processor register; no formal breach runbook existed before this pack (a draft is in</w:t>
+        <w:t xml:space="preserve">(each repeated where it matters): no virus scanner for attachments; no key rotation for the encryption key; the database is in the United States (Neon, AWS us-east-1, confirmed), and sign-in and email are in default provider regions not yet read off; no formal breach runbook existed before this pack (a draft is in</w:t>
       </w:r>
       <w:r>
         <w:t xml:space="preserve"> </w:t>
@@ -1647,23 +1647,33 @@
         <w:t xml:space="preserve"> </w:t>
       </w:r>
       <w:r>
-        <w:t xml:space="preserve">Files are encrypted by the application (AES-256-GCM) in the database. The sub-processor register records the database provider’s region as</w:t>
-      </w:r>
-      <w:r>
-        <w:t xml:space="preserve"> </w:t>
-      </w:r>
-      <w:r>
-        <w:rPr>
-          <w:b/>
-          <w:bCs/>
-        </w:rPr>
-        <w:t xml:space="preserve">United States</w:t>
-      </w:r>
-      <w:r>
-        <w:t xml:space="preserve"> </w:t>
-      </w:r>
-      <w:r>
-        <w:t xml:space="preserve">(inferred), hosting as US, email and sign-in as not yet confirmed. Does storing EU residents’ identity documents there need a different region, SCCs or another measure before launch?</w:t>
+        <w:t xml:space="preserve">Files are encrypted by the application (AES-256-GCM) in the database. The database is hosted by Neon in</w:t>
+      </w:r>
+      <w:r>
+        <w:t xml:space="preserve"> </w:t>
+      </w:r>
+      <w:r>
+        <w:rPr>
+          <w:b/>
+          <w:bCs/>
+        </w:rPr>
+        <w:t xml:space="preserve">AWS us-east-1 (US East, N. Virginia)</w:t>
+      </w:r>
+      <w:r>
+        <w:t xml:space="preserve">: read from the connection address on 2026-10-23, so confirmed. Hosting (Vercel) is recorded as US (inferred). Sign-in (Supabase) and email delivery (Resend) run in</w:t>
+      </w:r>
+      <w:r>
+        <w:t xml:space="preserve"> </w:t>
+      </w:r>
+      <w:r>
+        <w:rPr>
+          <w:b/>
+          <w:bCs/>
+        </w:rPr>
+        <w:t xml:space="preserve">the providers’ default regions, which were not chosen deliberately</w:t>
+      </w:r>
+      <w:r>
+        <w:t xml:space="preserve">; the actual region of each is to be read from the provider’s dashboard (most likely US East for both, not verified). Does storing EU residents’ identity documents there, and sending them sign-in and email through default-region providers, need a different region, SCCs or another measure before launch?</w:t>
       </w:r>
       <w:r>
         <w:t xml:space="preserve"> </w:t>
@@ -4242,7 +4252,7 @@
         <w:t xml:space="preserve"> </w:t>
       </w:r>
       <w:r>
-        <w:t xml:space="preserve">The files are stored in the database, whose provider the sub-processor register records as US-region (inferred). EU residents’ identity documents therefore raise a transfer question before launch (question 19).</w:t>
+        <w:t xml:space="preserve">The files are stored in the database, hosted by Neon in AWS us-east-1 (US East), confirmed from the connection address on 2026-10-23. EU residents’ identity documents therefore raise a transfer question before launch (question 19). Sign-in (Supabase) and email (Resend) use default regions, to be read from their dashboards; neither holds identity documents (Resend carries only the six-digit codes and content-free notices).</w:t>
       </w:r>
     </w:p>
     <w:p>
@@ -6294,7 +6304,23 @@
         <w:t xml:space="preserve"> </w:t>
       </w:r>
       <w:r>
-        <w:t xml:space="preserve">(database; region US, inferred);</w:t>
+        <w:t xml:space="preserve">(database;</w:t>
+      </w:r>
+      <w:r>
+        <w:t xml:space="preserve"> </w:t>
+      </w:r>
+      <w:r>
+        <w:rPr>
+          <w:b/>
+          <w:bCs/>
+        </w:rPr>
+        <w:t xml:space="preserve">AWS us-east-1, US East (N. Virginia), confirmed</w:t>
+      </w:r>
+      <w:r>
+        <w:t xml:space="preserve"> </w:t>
+      </w:r>
+      <w:r>
+        <w:t xml:space="preserve">from the connection address on 2026-10-23);</w:t>
       </w:r>
       <w:r>
         <w:t xml:space="preserve"> </w:t>
@@ -6326,7 +6352,20 @@
         <w:t xml:space="preserve"> </w:t>
       </w:r>
       <w:r>
-        <w:t xml:space="preserve">(sign-in; region not yet confirmed);</w:t>
+        <w:t xml:space="preserve">(sign-in;</w:t>
+      </w:r>
+      <w:r>
+        <w:t xml:space="preserve"> </w:t>
+      </w:r>
+      <w:r>
+        <w:rPr>
+          <w:b/>
+          <w:bCs/>
+        </w:rPr>
+        <w:t xml:space="preserve">default region, not chosen deliberately</w:t>
+      </w:r>
+      <w:r>
+        <w:t xml:space="preserve">; the actual region is to be read from its dashboard);</w:t>
       </w:r>
       <w:r>
         <w:t xml:space="preserve"> </w:t>
@@ -6342,7 +6381,20 @@
         <w:t xml:space="preserve"> </w:t>
       </w:r>
       <w:r>
-        <w:t xml:space="preserve">(email delivery; region not yet confirmed; carries the six-digit codes and the content-free notices);</w:t>
+        <w:t xml:space="preserve">(email delivery;</w:t>
+      </w:r>
+      <w:r>
+        <w:t xml:space="preserve"> </w:t>
+      </w:r>
+      <w:r>
+        <w:rPr>
+          <w:b/>
+          <w:bCs/>
+        </w:rPr>
+        <w:t xml:space="preserve">default region, not chosen deliberately</w:t>
+      </w:r>
+      <w:r>
+        <w:t xml:space="preserve">; to be read from its dashboard; carries the six-digit codes and the content-free notices);</w:t>
       </w:r>
       <w:r>
         <w:t xml:space="preserve"> </w:t>
@@ -6416,7 +6468,19 @@
         <w:t xml:space="preserve"> </w:t>
       </w:r>
       <w:r>
-        <w:t xml:space="preserve">two regions are unconfirmed; the primary database is US-region by the register’s inference. Before launch the founder should confirm each provider’s region and DPA and, with counsel, decide on SCCs or a regional move (question 19).</w:t>
+        <w:t xml:space="preserve">the primary database is in the United States (confirmed); sign-in and email are in default regions whose actual location is not yet recorded; the public sub-processor register still shows them as</w:t>
+      </w:r>
+      <w:r>
+        <w:t xml:space="preserve"> </w:t>
+      </w:r>
+      <w:r>
+        <w:t xml:space="preserve">“not yet confirmed”</w:t>
+      </w:r>
+      <w:r>
+        <w:t xml:space="preserve"> </w:t>
+      </w:r>
+      <w:r>
+        <w:t xml:space="preserve">and should be updated once read. Before launch the founder should read each provider’s region from its dashboard, confirm each DPA and, with counsel, decide on SCCs or a regional move (question 19). Both providers offer EU regions; for Resend the sending domain’s region is set when the domain is created, so changing it means re-creating the domain.</w:t>
       </w:r>
     </w:p>
     <w:bookmarkEnd w:id="55"/>
@@ -10084,7 +10148,7 @@
         <w:t xml:space="preserve"> </w:t>
       </w:r>
       <w:r>
-        <w:t xml:space="preserve">[Regions; transfers outside the EU and the safeguards, once confirmed.]</w:t>
+        <w:t xml:space="preserve">Our database is hosted in the United States (AWS us-east-1, via Neon). [Sign-in and email regions: to be read from the providers’ dashboards. Transfers outside the EU and the safeguards, once counsel confirms.]</w:t>
       </w:r>
     </w:p>
     <w:p>

--- a/docs/legal/investor-side/Anker-investor-side-counsel-pack.docx
+++ b/docs/legal/investor-side/Anker-investor-side-counsel-pack.docx
@@ -391,13 +391,75 @@
           </w:p>
         </w:tc>
       </w:tr>
+      <w:tr>
+        <w:tc>
+          <w:tcPr/>
+          <w:p>
+            <w:pPr>
+              <w:pStyle w:val="Compact"/>
+            </w:pPr>
+            <w:r>
+              <w:rPr>
+                <w:rStyle w:val="VerbatimChar"/>
+              </w:rPr>
+              <w:t xml:space="preserve">investor_passport</w:t>
+            </w:r>
+          </w:p>
+        </w:tc>
+        <w:tc>
+          <w:tcPr/>
+          <w:p>
+            <w:pPr>
+              <w:pStyle w:val="Compact"/>
+            </w:pPr>
+            <w:r>
+              <w:t xml:space="preserve">Investors may store identity documents and share copies with funds</w:t>
+            </w:r>
+          </w:p>
+        </w:tc>
+        <w:tc>
+          <w:tcPr/>
+          <w:p>
+            <w:pPr>
+              <w:pStyle w:val="Compact"/>
+            </w:pPr>
+            <w:r>
+              <w:rPr>
+                <w:rStyle w:val="VerbatimChar"/>
+              </w:rPr>
+              <w:t xml:space="preserve">platform_flags</w:t>
+            </w:r>
+          </w:p>
+        </w:tc>
+        <w:tc>
+          <w:tcPr/>
+          <w:p>
+            <w:pPr>
+              <w:pStyle w:val="Compact"/>
+            </w:pPr>
+            <w:r>
+              <w:rPr>
+                <w:b/>
+                <w:bCs/>
+              </w:rPr>
+              <w:t xml:space="preserve">off</w:t>
+            </w:r>
+            <w:r>
+              <w:t xml:space="preserve"> </w:t>
+            </w:r>
+            <w:r>
+              <w:t xml:space="preserve">(so sign-up can open without Anker ever storing an investor’s identity documents)</w:t>
+            </w:r>
+          </w:p>
+        </w:tc>
+      </w:tr>
     </w:tbl>
     <w:p>
       <w:pPr>
         <w:pStyle w:val="BodyText"/>
       </w:pPr>
       <w:r>
-        <w:t xml:space="preserve">Verified on production on 2026-10-21: both flags off, no fund listed, no investor profile, no relationship.</w:t>
+        <w:t xml:space="preserve">Verified on production on 2026-10-21 and 2026-10-23: all flags off, no fund listed, no investor profile, no relationship.</w:t>
       </w:r>
     </w:p>
     <w:bookmarkEnd w:id="9"/>
@@ -553,7 +615,61 @@
         <w:t xml:space="preserve">09-investor-privacy-notice-DRAFT.md</w:t>
       </w:r>
       <w:r>
-        <w:t xml:space="preserve">: a draft Article 13 notice for investors, for counsel to correct.</w:t>
+        <w:t xml:space="preserve"> </w:t>
+      </w:r>
+      <w:r>
+        <w:t xml:space="preserve">and</w:t>
+      </w:r>
+      <w:r>
+        <w:t xml:space="preserve"> </w:t>
+      </w:r>
+      <w:r>
+        <w:rPr>
+          <w:rStyle w:val="VerbatimChar"/>
+        </w:rPr>
+        <w:t xml:space="preserve">10-investor-terms-DRAFT.md</w:t>
+      </w:r>
+      <w:r>
+        <w:t xml:space="preserve">: the investor notice and terms exactly as the pages show them (generated, draft), for counsel to correct.</w:t>
+      </w:r>
+      <w:r>
+        <w:t xml:space="preserve"> </w:t>
+      </w:r>
+      <w:r>
+        <w:rPr>
+          <w:rStyle w:val="VerbatimChar"/>
+        </w:rPr>
+        <w:t xml:space="preserve">11-key-management.md</w:t>
+      </w:r>
+      <w:r>
+        <w:t xml:space="preserve">,</w:t>
+      </w:r>
+      <w:r>
+        <w:t xml:space="preserve"> </w:t>
+      </w:r>
+      <w:r>
+        <w:rPr>
+          <w:rStyle w:val="VerbatimChar"/>
+        </w:rPr>
+        <w:t xml:space="preserve">12-eu-region-runbook.md</w:t>
+      </w:r>
+      <w:r>
+        <w:t xml:space="preserve"> </w:t>
+      </w:r>
+      <w:r>
+        <w:t xml:space="preserve">and</w:t>
+      </w:r>
+      <w:r>
+        <w:t xml:space="preserve"> </w:t>
+      </w:r>
+      <w:r>
+        <w:rPr>
+          <w:rStyle w:val="VerbatimChar"/>
+        </w:rPr>
+        <w:t xml:space="preserve">13-virus-scanning-runbook.md</w:t>
+      </w:r>
+      <w:r>
+        <w:t xml:space="preserve">: the runbooks that close the technical gaps.</w:t>
       </w:r>
     </w:p>
     <w:p>
@@ -586,7 +702,7 @@
         <w:t xml:space="preserve"> </w:t>
       </w:r>
       <w:r>
-        <w:t xml:space="preserve">from the files in this folder (README, 00 to 09 in order,</w:t>
+        <w:t xml:space="preserve">from the files in this folder (README, 00 to 13 in order,</w:t>
       </w:r>
       <w:r>
         <w:t xml:space="preserve"> </w:t>
@@ -630,7 +746,7 @@
         <w:t xml:space="preserve"> </w:t>
       </w:r>
       <w:r>
-        <w:t xml:space="preserve">behaviour is covered by automated tests (the investor side has 147 integration and unit tests; the full suite of 2,366 tests passes). Statements marked</w:t>
+        <w:t xml:space="preserve">behaviour is covered by automated tests (the investor side has 147 integration and unit tests; the full suite of 2,384 tests passes). Statements marked</w:t>
       </w:r>
       <w:r>
         <w:t xml:space="preserve"> </w:t>
@@ -684,25 +800,201 @@
           <w:b/>
           <w:bCs/>
         </w:rPr>
-        <w:t xml:space="preserve">Known gaps, stated plainly</w:t>
-      </w:r>
-      <w:r>
-        <w:t xml:space="preserve"> </w:t>
-      </w:r>
-      <w:r>
-        <w:t xml:space="preserve">(each repeated where it matters): no virus scanner for attachments; no key rotation for the encryption key; the database is in the United States (Neon, AWS us-east-1, confirmed), and sign-in and email are in default provider regions not yet read off; no formal breach runbook existed before this pack (a draft is in</w:t>
-      </w:r>
-      <w:r>
-        <w:t xml:space="preserve"> </w:t>
+        <w:t xml:space="preserve">Known gaps, and what was done about each</w:t>
+      </w:r>
+      <w:r>
+        <w:t xml:space="preserve"> </w:t>
+      </w:r>
+      <w:r>
+        <w:t xml:space="preserve">(repeated where it matters):</w:t>
+      </w:r>
+    </w:p>
+    <w:p>
+      <w:pPr>
+        <w:pStyle w:val="Compact"/>
+        <w:numPr>
+          <w:ilvl w:val="1"/>
+          <w:numId w:val="1003"/>
+        </w:numPr>
+      </w:pPr>
+      <w:r>
+        <w:rPr>
+          <w:i/>
+          <w:iCs/>
+        </w:rPr>
+        <w:t xml:space="preserve">Region:</w:t>
+      </w:r>
+      <w:r>
+        <w:t xml:space="preserve"> </w:t>
+      </w:r>
+      <w:r>
+        <w:t xml:space="preserve">the database is in the United States (Neon, AWS us-east-1, confirmed); sign-in and email are in default provider regions not yet read off (</w:t>
       </w:r>
       <w:r>
         <w:rPr>
           <w:rStyle w:val="VerbatimChar"/>
         </w:rPr>
+        <w:t xml:space="preserve">node scripts/legal/read-regions.mjs</w:t>
+      </w:r>
+      <w:r>
+        <w:t xml:space="preserve">). The passport has its own switch, off, so no investor identity documents are stored until this is settled; a runbook for moving the database to the EU is in</w:t>
+      </w:r>
+      <w:r>
+        <w:t xml:space="preserve"> </w:t>
+      </w:r>
+      <w:r>
+        <w:rPr>
+          <w:rStyle w:val="VerbatimChar"/>
+        </w:rPr>
+        <w:t xml:space="preserve">12</w:t>
+      </w:r>
+      <w:r>
+        <w:t xml:space="preserve">.</w:t>
+      </w:r>
+      <w:r>
+        <w:t xml:space="preserve"> </w:t>
+      </w:r>
+      <w:r>
+        <w:rPr>
+          <w:b/>
+          <w:bCs/>
+        </w:rPr>
+        <w:t xml:space="preserve">Not done:</w:t>
+      </w:r>
+      <w:r>
+        <w:t xml:space="preserve"> </w:t>
+      </w:r>
+      <w:r>
+        <w:t xml:space="preserve">the move itself (needs the founder’s Neon and hosting access).</w:t>
+      </w:r>
+    </w:p>
+    <w:p>
+      <w:pPr>
+        <w:pStyle w:val="Compact"/>
+        <w:numPr>
+          <w:ilvl w:val="1"/>
+          <w:numId w:val="1003"/>
+        </w:numPr>
+      </w:pPr>
+      <w:r>
+        <w:rPr>
+          <w:i/>
+          <w:iCs/>
+        </w:rPr>
+        <w:t xml:space="preserve">Scanning:</w:t>
+      </w:r>
+      <w:r>
+        <w:t xml:space="preserve"> </w:t>
+      </w:r>
+      <w:r>
+        <w:t xml:space="preserve">a ClamAV hook is built with a fail-closed mode (</w:t>
+      </w:r>
+      <w:r>
+        <w:rPr>
+          <w:rStyle w:val="VerbatimChar"/>
+        </w:rPr>
+        <w:t xml:space="preserve">13</w:t>
+      </w:r>
+      <w:r>
+        <w:t xml:space="preserve">); off by default; not yet run against a real daemon.</w:t>
+      </w:r>
+    </w:p>
+    <w:p>
+      <w:pPr>
+        <w:pStyle w:val="Compact"/>
+        <w:numPr>
+          <w:ilvl w:val="1"/>
+          <w:numId w:val="1003"/>
+        </w:numPr>
+      </w:pPr>
+      <w:r>
+        <w:rPr>
+          <w:i/>
+          <w:iCs/>
+        </w:rPr>
+        <w:t xml:space="preserve">Keys:</w:t>
+      </w:r>
+      <w:r>
+        <w:t xml:space="preserve"> </w:t>
+      </w:r>
+      <w:r>
+        <w:t xml:space="preserve">rotation is built, tested and documented (</w:t>
+      </w:r>
+      <w:r>
+        <w:rPr>
+          <w:rStyle w:val="VerbatimChar"/>
+        </w:rPr>
+        <w:t xml:space="preserve">11</w:t>
+      </w:r>
+      <w:r>
+        <w:t xml:space="preserve">); not yet run on production data; the key is still an environment variable.</w:t>
+      </w:r>
+    </w:p>
+    <w:p>
+      <w:pPr>
+        <w:pStyle w:val="Compact"/>
+        <w:numPr>
+          <w:ilvl w:val="1"/>
+          <w:numId w:val="1003"/>
+        </w:numPr>
+      </w:pPr>
+      <w:r>
+        <w:rPr>
+          <w:i/>
+          <w:iCs/>
+        </w:rPr>
+        <w:t xml:space="preserve">Terms:</w:t>
+      </w:r>
+      <w:r>
+        <w:t xml:space="preserve"> </w:t>
+      </w:r>
+      <w:r>
+        <w:t xml:space="preserve">investor terms and an investor notice exist as pages with a draft banner (</w:t>
+      </w:r>
+      <w:r>
+        <w:rPr>
+          <w:rStyle w:val="VerbatimChar"/>
+        </w:rPr>
+        <w:t xml:space="preserve">10</w:t>
+      </w:r>
+      <w:r>
+        <w:t xml:space="preserve">,</w:t>
+      </w:r>
+      <w:r>
+        <w:t xml:space="preserve"> </w:t>
+      </w:r>
+      <w:r>
+        <w:rPr>
+          <w:rStyle w:val="VerbatimChar"/>
+        </w:rPr>
+        <w:t xml:space="preserve">09</w:t>
+      </w:r>
+      <w:r>
+        <w:t xml:space="preserve">); counsel’s text and the bracketed facts are still needed.</w:t>
+      </w:r>
+    </w:p>
+    <w:p>
+      <w:pPr>
+        <w:pStyle w:val="Compact"/>
+        <w:numPr>
+          <w:ilvl w:val="1"/>
+          <w:numId w:val="1003"/>
+        </w:numPr>
+      </w:pPr>
+      <w:r>
+        <w:t xml:space="preserve">Also open: the retention periods are proposals; no formal breach runbook existed before this pack (a draft is in</w:t>
+      </w:r>
+      <w:r>
+        <w:t xml:space="preserve"> </w:t>
+      </w:r>
+      <w:r>
+        <w:rPr>
+          <w:rStyle w:val="VerbatimChar"/>
+        </w:rPr>
         <w:t xml:space="preserve">06</w:t>
       </w:r>
       <w:r>
-        <w:t xml:space="preserve">); the retention periods are proposals; the investor terms are the platform’s general terms, not investor-specific ones.</w:t>
+        <w:t xml:space="preserve">).</w:t>
       </w:r>
     </w:p>
     <w:bookmarkEnd w:id="11"/>
@@ -720,7 +1012,7 @@
         <w:pStyle w:val="Compact"/>
         <w:numPr>
           <w:ilvl w:val="0"/>
-          <w:numId w:val="1003"/>
+          <w:numId w:val="1004"/>
         </w:numPr>
       </w:pPr>
       <w:r>
@@ -764,7 +1056,7 @@
         <w:pStyle w:val="Compact"/>
         <w:numPr>
           <w:ilvl w:val="0"/>
-          <w:numId w:val="1003"/>
+          <w:numId w:val="1004"/>
         </w:numPr>
       </w:pPr>
       <w:r>
@@ -791,7 +1083,7 @@
         <w:pStyle w:val="Compact"/>
         <w:numPr>
           <w:ilvl w:val="0"/>
-          <w:numId w:val="1003"/>
+          <w:numId w:val="1004"/>
         </w:numPr>
       </w:pPr>
       <w:r>
@@ -818,7 +1110,7 @@
         <w:pStyle w:val="Compact"/>
         <w:numPr>
           <w:ilvl w:val="0"/>
-          <w:numId w:val="1003"/>
+          <w:numId w:val="1004"/>
         </w:numPr>
       </w:pPr>
       <w:r>
@@ -988,7 +1280,7 @@
         <w:pStyle w:val="Compact"/>
         <w:numPr>
           <w:ilvl w:val="0"/>
-          <w:numId w:val="1004"/>
+          <w:numId w:val="1005"/>
         </w:numPr>
       </w:pPr>
       <w:r>
@@ -1068,7 +1360,7 @@
         <w:pStyle w:val="Compact"/>
         <w:numPr>
           <w:ilvl w:val="0"/>
-          <w:numId w:val="1004"/>
+          <w:numId w:val="1005"/>
         </w:numPr>
       </w:pPr>
       <w:r>
@@ -1100,7 +1392,7 @@
         <w:pStyle w:val="Compact"/>
         <w:numPr>
           <w:ilvl w:val="0"/>
-          <w:numId w:val="1004"/>
+          <w:numId w:val="1005"/>
         </w:numPr>
       </w:pPr>
       <w:r>
@@ -1126,16 +1418,38 @@
         <w:t xml:space="preserve">09</w:t>
       </w:r>
       <w:r>
-        <w:t xml:space="preserve">. The sign-up checkbox links to the platform’s general terms and privacy notice (</w:t>
+        <w:t xml:space="preserve">. The sign-up checkbox now links to</w:t>
+      </w:r>
+      <w:r>
+        <w:t xml:space="preserve"> </w:t>
+      </w:r>
+      <w:r>
+        <w:rPr>
+          <w:b/>
+          <w:bCs/>
+        </w:rPr>
+        <w:t xml:space="preserve">investor-specific</w:t>
+      </w:r>
+      <w:r>
+        <w:t xml:space="preserve"> </w:t>
+      </w:r>
+      <w:r>
+        <w:t xml:space="preserve">pages,</w:t>
+      </w:r>
+      <w:r>
+        <w:t xml:space="preserve"> </w:t>
       </w:r>
       <w:r>
         <w:rPr>
           <w:rStyle w:val="VerbatimChar"/>
         </w:rPr>
-        <w:t xml:space="preserve">/terms</w:t>
-      </w:r>
-      <w:r>
-        <w:t xml:space="preserve">,</w:t>
+        <w:t xml:space="preserve">/investor/terms</w:t>
+      </w:r>
+      <w:r>
+        <w:t xml:space="preserve"> </w:t>
+      </w:r>
+      <w:r>
+        <w:t xml:space="preserve">and</w:t>
       </w:r>
       <w:r>
         <w:t xml:space="preserve"> </w:t>
@@ -1144,10 +1458,90 @@
         <w:rPr>
           <w:rStyle w:val="VerbatimChar"/>
         </w:rPr>
-        <w:t xml:space="preserve">/privacy</w:t>
-      </w:r>
-      <w:r>
-        <w:t xml:space="preserve">); that notice says nothing about investor-specific processing yet. Should there be a separate investor notice and investor terms, and what must they contain?</w:t>
+        <w:t xml:space="preserve">/investor/privacy</w:t>
+      </w:r>
+      <w:r>
+        <w:t xml:space="preserve">, generated from one source (</w:t>
+      </w:r>
+      <w:r>
+        <w:rPr>
+          <w:rStyle w:val="VerbatimChar"/>
+        </w:rPr>
+        <w:t xml:space="preserve">lib/investor/terms-text.ts</w:t>
+      </w:r>
+      <w:r>
+        <w:t xml:space="preserve">; the pack’s</w:t>
+      </w:r>
+      <w:r>
+        <w:t xml:space="preserve"> </w:t>
+      </w:r>
+      <w:r>
+        <w:rPr>
+          <w:rStyle w:val="VerbatimChar"/>
+        </w:rPr>
+        <w:t xml:space="preserve">09</w:t>
+      </w:r>
+      <w:r>
+        <w:t xml:space="preserve"> </w:t>
+      </w:r>
+      <w:r>
+        <w:t xml:space="preserve">and</w:t>
+      </w:r>
+      <w:r>
+        <w:t xml:space="preserve"> </w:t>
+      </w:r>
+      <w:r>
+        <w:rPr>
+          <w:rStyle w:val="VerbatimChar"/>
+        </w:rPr>
+        <w:t xml:space="preserve">10</w:t>
+      </w:r>
+      <w:r>
+        <w:t xml:space="preserve"> </w:t>
+      </w:r>
+      <w:r>
+        <w:t xml:space="preserve">are generated from it). Their text is a</w:t>
+      </w:r>
+      <w:r>
+        <w:t xml:space="preserve"> </w:t>
+      </w:r>
+      <w:r>
+        <w:rPr>
+          <w:b/>
+          <w:bCs/>
+        </w:rPr>
+        <w:t xml:space="preserve">careful draft with a visible</w:t>
+      </w:r>
+      <w:r>
+        <w:rPr>
+          <w:b/>
+          <w:bCs/>
+        </w:rPr>
+        <w:t xml:space="preserve"> </w:t>
+      </w:r>
+      <w:r>
+        <w:rPr>
+          <w:b/>
+          <w:bCs/>
+        </w:rPr>
+        <w:t xml:space="preserve">“draft, not in force”</w:t>
+      </w:r>
+      <w:r>
+        <w:rPr>
+          <w:b/>
+          <w:bCs/>
+        </w:rPr>
+        <w:t xml:space="preserve"> </w:t>
+      </w:r>
+      <w:r>
+        <w:rPr>
+          <w:b/>
+          <w:bCs/>
+        </w:rPr>
+        <w:t xml:space="preserve">banner and bracketed placeholders for facts and legal wording only counsel or the founder can supply</w:t>
+      </w:r>
+      <w:r>
+        <w:t xml:space="preserve">; the system refuses to mark them approved while a placeholder remains, and asks every investor to accept again whenever the version changes. What must counsel add or change?</w:t>
       </w:r>
       <w:r>
         <w:t xml:space="preserve"> </w:t>
@@ -1175,7 +1569,7 @@
         <w:pStyle w:val="Compact"/>
         <w:numPr>
           <w:ilvl w:val="0"/>
-          <w:numId w:val="1005"/>
+          <w:numId w:val="1006"/>
         </w:numPr>
       </w:pPr>
       <w:r>
@@ -1189,15 +1583,24 @@
         <w:t xml:space="preserve"> </w:t>
       </w:r>
       <w:r>
-        <w:t xml:space="preserve">Is the general terms acceptance enough, or do investors need their own terms (no advice, no offer, honesty of self-declarations, acceptable use, fund-specific terms apply to the fund relationship)?</w:t>
-      </w:r>
-    </w:p>
-    <w:p>
-      <w:pPr>
-        <w:pStyle w:val="Compact"/>
-        <w:numPr>
-          <w:ilvl w:val="0"/>
-          <w:numId w:val="1005"/>
+        <w:t xml:space="preserve">A draft of investor terms exists (</w:t>
+      </w:r>
+      <w:r>
+        <w:rPr>
+          <w:rStyle w:val="VerbatimChar"/>
+        </w:rPr>
+        <w:t xml:space="preserve">10</w:t>
+      </w:r>
+      <w:r>
+        <w:t xml:space="preserve">: what Anker is and is not, the account, finding funds, requests, conversations and NDAs, identity documents, being found, teams, suspension, liability, law). Please replace or correct it, and supply sections 12 to 15 (warranty, liability, law and jurisdiction, contact).</w:t>
+      </w:r>
+    </w:p>
+    <w:p>
+      <w:pPr>
+        <w:pStyle w:val="Compact"/>
+        <w:numPr>
+          <w:ilvl w:val="0"/>
+          <w:numId w:val="1006"/>
         </w:numPr>
       </w:pPr>
       <w:r>
@@ -1219,7 +1622,7 @@
         <w:pStyle w:val="Compact"/>
         <w:numPr>
           <w:ilvl w:val="0"/>
-          <w:numId w:val="1005"/>
+          <w:numId w:val="1006"/>
         </w:numPr>
       </w:pPr>
       <w:r>
@@ -1241,7 +1644,7 @@
         <w:pStyle w:val="Compact"/>
         <w:numPr>
           <w:ilvl w:val="0"/>
-          <w:numId w:val="1005"/>
+          <w:numId w:val="1006"/>
         </w:numPr>
       </w:pPr>
       <w:r>
@@ -1282,7 +1685,7 @@
         <w:pStyle w:val="Compact"/>
         <w:numPr>
           <w:ilvl w:val="0"/>
-          <w:numId w:val="1006"/>
+          <w:numId w:val="1007"/>
         </w:numPr>
       </w:pPr>
       <w:r>
@@ -1346,7 +1749,7 @@
         <w:pStyle w:val="Compact"/>
         <w:numPr>
           <w:ilvl w:val="0"/>
-          <w:numId w:val="1006"/>
+          <w:numId w:val="1007"/>
         </w:numPr>
       </w:pPr>
       <w:r>
@@ -1380,7 +1783,7 @@
         <w:pStyle w:val="Compact"/>
         <w:numPr>
           <w:ilvl w:val="0"/>
-          <w:numId w:val="1006"/>
+          <w:numId w:val="1007"/>
         </w:numPr>
       </w:pPr>
       <w:r>
@@ -1415,7 +1818,7 @@
         <w:pStyle w:val="Compact"/>
         <w:numPr>
           <w:ilvl w:val="0"/>
-          <w:numId w:val="1006"/>
+          <w:numId w:val="1007"/>
         </w:numPr>
       </w:pPr>
       <w:r>
@@ -1447,7 +1850,7 @@
         <w:pStyle w:val="Compact"/>
         <w:numPr>
           <w:ilvl w:val="0"/>
-          <w:numId w:val="1007"/>
+          <w:numId w:val="1008"/>
         </w:numPr>
       </w:pPr>
       <w:r>
@@ -1475,7 +1878,7 @@
         <w:pStyle w:val="Compact"/>
         <w:numPr>
           <w:ilvl w:val="0"/>
-          <w:numId w:val="1007"/>
+          <w:numId w:val="1008"/>
         </w:numPr>
       </w:pPr>
       <w:r>
@@ -1497,7 +1900,7 @@
         <w:pStyle w:val="Compact"/>
         <w:numPr>
           <w:ilvl w:val="0"/>
-          <w:numId w:val="1007"/>
+          <w:numId w:val="1008"/>
         </w:numPr>
       </w:pPr>
       <w:r>
@@ -1519,7 +1922,7 @@
         <w:pStyle w:val="Compact"/>
         <w:numPr>
           <w:ilvl w:val="0"/>
-          <w:numId w:val="1007"/>
+          <w:numId w:val="1008"/>
         </w:numPr>
       </w:pPr>
       <w:r>
@@ -1533,31 +1936,94 @@
         <w:t xml:space="preserve"> </w:t>
       </w:r>
       <w:r>
-        <w:t xml:space="preserve">Up to three PDF, JPEG or PNG files of 4 MB; the type is read from the content; PDFs with scripts, launch actions, embedded files, rich media or disguised names are refused.</w:t>
-      </w:r>
-      <w:r>
-        <w:t xml:space="preserve"> </w:t>
-      </w:r>
-      <w:r>
-        <w:rPr>
-          <w:b/>
-          <w:bCs/>
-        </w:rPr>
-        <w:t xml:space="preserve">There is no virus scanner.</w:t>
-      </w:r>
-      <w:r>
-        <w:t xml:space="preserve"> </w:t>
-      </w:r>
-      <w:r>
-        <w:t xml:space="preserve">Is that acceptable for launch, or must scanning precede it?</w:t>
-      </w:r>
-    </w:p>
-    <w:p>
-      <w:pPr>
-        <w:pStyle w:val="Compact"/>
-        <w:numPr>
-          <w:ilvl w:val="0"/>
-          <w:numId w:val="1007"/>
+        <w:t xml:space="preserve">Up to three PDF, JPEG or PNG files of 4 MB; the type is read from the content; PDFs with scripts, launch actions, embedded files, rich media or disguised names are refused. A virus-scan hook is built (</w:t>
+      </w:r>
+      <w:r>
+        <w:rPr>
+          <w:rStyle w:val="VerbatimChar"/>
+        </w:rPr>
+        <w:t xml:space="preserve">13</w:t>
+      </w:r>
+      <w:r>
+        <w:t xml:space="preserve">): it streams each file to a ClamAV daemon that Anker runs, before storage; policy</w:t>
+      </w:r>
+      <w:r>
+        <w:t xml:space="preserve"> </w:t>
+      </w:r>
+      <w:r>
+        <w:rPr>
+          <w:rStyle w:val="VerbatimChar"/>
+        </w:rPr>
+        <w:t xml:space="preserve">off</w:t>
+      </w:r>
+      <w:r>
+        <w:t xml:space="preserve">,</w:t>
+      </w:r>
+      <w:r>
+        <w:t xml:space="preserve"> </w:t>
+      </w:r>
+      <w:r>
+        <w:rPr>
+          <w:rStyle w:val="VerbatimChar"/>
+        </w:rPr>
+        <w:t xml:space="preserve">optional</w:t>
+      </w:r>
+      <w:r>
+        <w:t xml:space="preserve"> </w:t>
+      </w:r>
+      <w:r>
+        <w:t xml:space="preserve">or</w:t>
+      </w:r>
+      <w:r>
+        <w:t xml:space="preserve"> </w:t>
+      </w:r>
+      <w:r>
+        <w:rPr>
+          <w:rStyle w:val="VerbatimChar"/>
+        </w:rPr>
+        <w:t xml:space="preserve">required</w:t>
+      </w:r>
+      <w:r>
+        <w:t xml:space="preserve"> </w:t>
+      </w:r>
+      <w:r>
+        <w:t xml:space="preserve">(an unreachable scanner refuses the upload). It is</w:t>
+      </w:r>
+      <w:r>
+        <w:t xml:space="preserve"> </w:t>
+      </w:r>
+      <w:r>
+        <w:rPr>
+          <w:b/>
+          <w:bCs/>
+        </w:rPr>
+        <w:t xml:space="preserve">off by default and not yet run against a real daemon</w:t>
+      </w:r>
+      <w:r>
+        <w:t xml:space="preserve">. Must scanning (in</w:t>
+      </w:r>
+      <w:r>
+        <w:t xml:space="preserve"> </w:t>
+      </w:r>
+      <w:r>
+        <w:rPr>
+          <w:rStyle w:val="VerbatimChar"/>
+        </w:rPr>
+        <w:t xml:space="preserve">required</w:t>
+      </w:r>
+      <w:r>
+        <w:t xml:space="preserve"> </w:t>
+      </w:r>
+      <w:r>
+        <w:t xml:space="preserve">mode) precede launch?</w:t>
+      </w:r>
+    </w:p>
+    <w:p>
+      <w:pPr>
+        <w:pStyle w:val="Compact"/>
+        <w:numPr>
+          <w:ilvl w:val="0"/>
+          <w:numId w:val="1008"/>
         </w:numPr>
       </w:pPr>
       <w:r>
@@ -1589,7 +2055,7 @@
         <w:pStyle w:val="Compact"/>
         <w:numPr>
           <w:ilvl w:val="0"/>
-          <w:numId w:val="1008"/>
+          <w:numId w:val="1009"/>
         </w:numPr>
       </w:pPr>
       <w:r>
@@ -1611,7 +2077,7 @@
         <w:pStyle w:val="Compact"/>
         <w:numPr>
           <w:ilvl w:val="0"/>
-          <w:numId w:val="1008"/>
+          <w:numId w:val="1009"/>
         </w:numPr>
       </w:pPr>
       <w:r>
@@ -1633,7 +2099,7 @@
         <w:pStyle w:val="Compact"/>
         <w:numPr>
           <w:ilvl w:val="0"/>
-          <w:numId w:val="1008"/>
+          <w:numId w:val="1009"/>
         </w:numPr>
       </w:pPr>
       <w:r>
@@ -1691,7 +2157,7 @@
         <w:pStyle w:val="Compact"/>
         <w:numPr>
           <w:ilvl w:val="0"/>
-          <w:numId w:val="1008"/>
+          <w:numId w:val="1009"/>
         </w:numPr>
       </w:pPr>
       <w:r>
@@ -1705,28 +2171,24 @@
         <w:t xml:space="preserve"> </w:t>
       </w:r>
       <w:r>
-        <w:t xml:space="preserve">One application key encrypts all files; there is</w:t>
-      </w:r>
-      <w:r>
-        <w:t xml:space="preserve"> </w:t>
-      </w:r>
-      <w:r>
-        <w:rPr>
-          <w:b/>
-          <w:bCs/>
-        </w:rPr>
-        <w:t xml:space="preserve">no rotation procedure yet</w:t>
-      </w:r>
-      <w:r>
-        <w:t xml:space="preserve">. Is that acceptable as a technical measure for launch?</w:t>
-      </w:r>
-    </w:p>
-    <w:p>
-      <w:pPr>
-        <w:pStyle w:val="Compact"/>
-        <w:numPr>
-          <w:ilvl w:val="0"/>
-          <w:numId w:val="1008"/>
+        <w:t xml:space="preserve">One application key encrypts all files; there was no rotation procedure; one is now built and tested (</w:t>
+      </w:r>
+      <w:r>
+        <w:rPr>
+          <w:rStyle w:val="VerbatimChar"/>
+        </w:rPr>
+        <w:t xml:space="preserve">11</w:t>
+      </w:r>
+      <w:r>
+        <w:t xml:space="preserve">): previous keys stay readable, a job re-encrypts every file and personal-data column under the new key after checking each file’s fingerprint, and the old key is retired only when the report is clean. It has not been run on production data (there is none yet). The key itself remains an environment variable, not a key-management service. Is that acceptable as a technical measure for launch?</w:t>
+      </w:r>
+    </w:p>
+    <w:p>
+      <w:pPr>
+        <w:pStyle w:val="Compact"/>
+        <w:numPr>
+          <w:ilvl w:val="0"/>
+          <w:numId w:val="1009"/>
         </w:numPr>
       </w:pPr>
       <w:r>
@@ -1770,7 +2232,7 @@
         <w:pStyle w:val="Compact"/>
         <w:numPr>
           <w:ilvl w:val="0"/>
-          <w:numId w:val="1009"/>
+          <w:numId w:val="1010"/>
         </w:numPr>
       </w:pPr>
       <w:r>
@@ -1801,7 +2263,7 @@
         <w:pStyle w:val="Compact"/>
         <w:numPr>
           <w:ilvl w:val="0"/>
-          <w:numId w:val="1009"/>
+          <w:numId w:val="1010"/>
         </w:numPr>
       </w:pPr>
       <w:r>
@@ -1823,7 +2285,7 @@
         <w:pStyle w:val="Compact"/>
         <w:numPr>
           <w:ilvl w:val="0"/>
-          <w:numId w:val="1009"/>
+          <w:numId w:val="1010"/>
         </w:numPr>
       </w:pPr>
       <w:r>
@@ -1855,7 +2317,7 @@
         <w:pStyle w:val="Compact"/>
         <w:numPr>
           <w:ilvl w:val="0"/>
-          <w:numId w:val="1010"/>
+          <w:numId w:val="1011"/>
         </w:numPr>
       </w:pPr>
       <w:r>
@@ -1877,7 +2339,7 @@
         <w:pStyle w:val="Compact"/>
         <w:numPr>
           <w:ilvl w:val="0"/>
-          <w:numId w:val="1010"/>
+          <w:numId w:val="1011"/>
         </w:numPr>
       </w:pPr>
       <w:r>
@@ -1911,7 +2373,7 @@
         <w:pStyle w:val="Compact"/>
         <w:numPr>
           <w:ilvl w:val="0"/>
-          <w:numId w:val="1010"/>
+          <w:numId w:val="1011"/>
         </w:numPr>
       </w:pPr>
       <w:r>
@@ -1945,7 +2407,7 @@
         <w:pStyle w:val="Compact"/>
         <w:numPr>
           <w:ilvl w:val="0"/>
-          <w:numId w:val="1010"/>
+          <w:numId w:val="1011"/>
         </w:numPr>
       </w:pPr>
       <w:r>
@@ -2095,7 +2557,7 @@
         <w:pStyle w:val="Compact"/>
         <w:numPr>
           <w:ilvl w:val="0"/>
-          <w:numId w:val="1011"/>
+          <w:numId w:val="1012"/>
         </w:numPr>
       </w:pPr>
       <w:r>
@@ -2144,7 +2606,7 @@
         <w:pStyle w:val="Compact"/>
         <w:numPr>
           <w:ilvl w:val="0"/>
-          <w:numId w:val="1011"/>
+          <w:numId w:val="1012"/>
         </w:numPr>
       </w:pPr>
       <w:r>
@@ -2194,7 +2656,7 @@
         <w:pStyle w:val="Compact"/>
         <w:numPr>
           <w:ilvl w:val="0"/>
-          <w:numId w:val="1011"/>
+          <w:numId w:val="1012"/>
         </w:numPr>
       </w:pPr>
       <w:r>
@@ -2216,7 +2678,7 @@
         <w:pStyle w:val="Compact"/>
         <w:numPr>
           <w:ilvl w:val="0"/>
-          <w:numId w:val="1011"/>
+          <w:numId w:val="1012"/>
         </w:numPr>
       </w:pPr>
       <w:r>
@@ -2259,7 +2721,7 @@
         <w:pStyle w:val="Compact"/>
         <w:numPr>
           <w:ilvl w:val="0"/>
-          <w:numId w:val="1011"/>
+          <w:numId w:val="1012"/>
         </w:numPr>
       </w:pPr>
       <w:r>
@@ -2281,7 +2743,7 @@
         <w:pStyle w:val="Compact"/>
         <w:numPr>
           <w:ilvl w:val="0"/>
-          <w:numId w:val="1011"/>
+          <w:numId w:val="1012"/>
         </w:numPr>
       </w:pPr>
       <w:r>
@@ -2315,7 +2777,7 @@
         <w:pStyle w:val="Compact"/>
         <w:numPr>
           <w:ilvl w:val="0"/>
-          <w:numId w:val="1011"/>
+          <w:numId w:val="1012"/>
         </w:numPr>
       </w:pPr>
       <w:r>
@@ -2362,7 +2824,7 @@
         <w:pStyle w:val="Compact"/>
         <w:numPr>
           <w:ilvl w:val="0"/>
-          <w:numId w:val="1012"/>
+          <w:numId w:val="1013"/>
         </w:numPr>
       </w:pPr>
       <w:r>
@@ -2383,7 +2845,7 @@
         <w:pStyle w:val="Compact"/>
         <w:numPr>
           <w:ilvl w:val="0"/>
-          <w:numId w:val="1012"/>
+          <w:numId w:val="1013"/>
         </w:numPr>
       </w:pPr>
       <w:r>
@@ -2425,7 +2887,7 @@
         <w:pStyle w:val="Compact"/>
         <w:numPr>
           <w:ilvl w:val="0"/>
-          <w:numId w:val="1012"/>
+          <w:numId w:val="1013"/>
         </w:numPr>
       </w:pPr>
       <w:r>
@@ -2486,7 +2948,7 @@
         <w:pStyle w:val="Compact"/>
         <w:numPr>
           <w:ilvl w:val="0"/>
-          <w:numId w:val="1013"/>
+          <w:numId w:val="1014"/>
         </w:numPr>
       </w:pPr>
       <w:r>
@@ -2498,7 +2960,7 @@
         <w:pStyle w:val="Compact"/>
         <w:numPr>
           <w:ilvl w:val="0"/>
-          <w:numId w:val="1013"/>
+          <w:numId w:val="1014"/>
         </w:numPr>
       </w:pPr>
       <w:r>
@@ -2532,35 +2994,114 @@
         <w:pStyle w:val="Compact"/>
         <w:numPr>
           <w:ilvl w:val="0"/>
-          <w:numId w:val="1014"/>
-        </w:numPr>
-      </w:pPr>
-      <w:r>
-        <w:t xml:space="preserve">Investors accept the platform’s</w:t>
-      </w:r>
-      <w:r>
-        <w:t xml:space="preserve"> </w:t>
-      </w:r>
-      <w:r>
-        <w:rPr>
-          <w:i/>
-          <w:iCs/>
-        </w:rPr>
-        <w:t xml:space="preserve">general</w:t>
-      </w:r>
-      <w:r>
-        <w:t xml:space="preserve"> </w:t>
-      </w:r>
-      <w:r>
-        <w:t xml:space="preserve">terms; there are no investor-specific terms yet.</w:t>
-      </w:r>
-    </w:p>
-    <w:p>
-      <w:pPr>
-        <w:pStyle w:val="Compact"/>
-        <w:numPr>
-          <w:ilvl w:val="0"/>
-          <w:numId w:val="1014"/>
+          <w:numId w:val="1015"/>
+        </w:numPr>
+      </w:pPr>
+      <w:r>
+        <w:t xml:space="preserve">Investors now accept</w:t>
+      </w:r>
+      <w:r>
+        <w:t xml:space="preserve"> </w:t>
+      </w:r>
+      <w:r>
+        <w:rPr>
+          <w:b/>
+          <w:bCs/>
+        </w:rPr>
+        <w:t xml:space="preserve">investor-specific terms and notice</w:t>
+      </w:r>
+      <w:r>
+        <w:t xml:space="preserve"> </w:t>
+      </w:r>
+      <w:r>
+        <w:t xml:space="preserve">(pages</w:t>
+      </w:r>
+      <w:r>
+        <w:t xml:space="preserve"> </w:t>
+      </w:r>
+      <w:r>
+        <w:rPr>
+          <w:rStyle w:val="VerbatimChar"/>
+        </w:rPr>
+        <w:t xml:space="preserve">/investor/terms</w:t>
+      </w:r>
+      <w:r>
+        <w:t xml:space="preserve"> </w:t>
+      </w:r>
+      <w:r>
+        <w:t xml:space="preserve">and</w:t>
+      </w:r>
+      <w:r>
+        <w:t xml:space="preserve"> </w:t>
+      </w:r>
+      <w:r>
+        <w:rPr>
+          <w:rStyle w:val="VerbatimChar"/>
+        </w:rPr>
+        <w:t xml:space="preserve">/investor/privacy</w:t>
+      </w:r>
+      <w:r>
+        <w:t xml:space="preserve">, generated from</w:t>
+      </w:r>
+      <w:r>
+        <w:t xml:space="preserve"> </w:t>
+      </w:r>
+      <w:r>
+        <w:rPr>
+          <w:rStyle w:val="VerbatimChar"/>
+        </w:rPr>
+        <w:t xml:space="preserve">lib/investor/terms-text.ts</w:t>
+      </w:r>
+      <w:r>
+        <w:t xml:space="preserve">;</w:t>
+      </w:r>
+      <w:r>
+        <w:t xml:space="preserve"> </w:t>
+      </w:r>
+      <w:r>
+        <w:rPr>
+          <w:rStyle w:val="VerbatimChar"/>
+        </w:rPr>
+        <w:t xml:space="preserve">10</w:t>
+      </w:r>
+      <w:r>
+        <w:t xml:space="preserve"> </w:t>
+      </w:r>
+      <w:r>
+        <w:t xml:space="preserve">and</w:t>
+      </w:r>
+      <w:r>
+        <w:t xml:space="preserve"> </w:t>
+      </w:r>
+      <w:r>
+        <w:rPr>
+          <w:rStyle w:val="VerbatimChar"/>
+        </w:rPr>
+        <w:t xml:space="preserve">09</w:t>
+      </w:r>
+      <w:r>
+        <w:t xml:space="preserve">), shown with a draft banner until counsel’s text replaces them. The version a person accepted and when are stored; a new version asks everyone to accept again</w:t>
+      </w:r>
+      <w:r>
+        <w:t xml:space="preserve"> </w:t>
+      </w:r>
+      <w:r>
+        <w:rPr>
+          <w:i/>
+          <w:iCs/>
+        </w:rPr>
+        <w:t xml:space="preserve">(tested)</w:t>
+      </w:r>
+      <w:r>
+        <w:t xml:space="preserve">.</w:t>
+      </w:r>
+    </w:p>
+    <w:p>
+      <w:pPr>
+        <w:pStyle w:val="Compact"/>
+        <w:numPr>
+          <w:ilvl w:val="0"/>
+          <w:numId w:val="1015"/>
         </w:numPr>
       </w:pPr>
       <w:r>
@@ -2572,7 +3113,7 @@
         <w:pStyle w:val="Compact"/>
         <w:numPr>
           <w:ilvl w:val="0"/>
-          <w:numId w:val="1014"/>
+          <w:numId w:val="1015"/>
         </w:numPr>
       </w:pPr>
       <w:r>
@@ -2708,7 +3249,7 @@
         <w:pStyle w:val="Compact"/>
         <w:numPr>
           <w:ilvl w:val="0"/>
-          <w:numId w:val="1015"/>
+          <w:numId w:val="1016"/>
         </w:numPr>
       </w:pPr>
       <w:r>
@@ -2730,7 +3271,7 @@
         <w:pStyle w:val="Compact"/>
         <w:numPr>
           <w:ilvl w:val="0"/>
-          <w:numId w:val="1015"/>
+          <w:numId w:val="1016"/>
         </w:numPr>
       </w:pPr>
       <w:r>
@@ -2780,7 +3321,7 @@
         <w:pStyle w:val="Compact"/>
         <w:numPr>
           <w:ilvl w:val="0"/>
-          <w:numId w:val="1015"/>
+          <w:numId w:val="1016"/>
         </w:numPr>
       </w:pPr>
       <w:r>
@@ -2815,7 +3356,7 @@
         <w:pStyle w:val="Compact"/>
         <w:numPr>
           <w:ilvl w:val="0"/>
-          <w:numId w:val="1015"/>
+          <w:numId w:val="1016"/>
         </w:numPr>
       </w:pPr>
       <w:r>
@@ -2868,7 +3409,7 @@
         <w:pStyle w:val="Compact"/>
         <w:numPr>
           <w:ilvl w:val="0"/>
-          <w:numId w:val="1015"/>
+          <w:numId w:val="1016"/>
         </w:numPr>
       </w:pPr>
       <w:r>
@@ -2890,7 +3431,7 @@
         <w:pStyle w:val="Compact"/>
         <w:numPr>
           <w:ilvl w:val="0"/>
-          <w:numId w:val="1015"/>
+          <w:numId w:val="1016"/>
         </w:numPr>
       </w:pPr>
       <w:r>
@@ -2922,7 +3463,7 @@
         <w:pStyle w:val="Compact"/>
         <w:numPr>
           <w:ilvl w:val="0"/>
-          <w:numId w:val="1016"/>
+          <w:numId w:val="1017"/>
         </w:numPr>
       </w:pPr>
       <w:r>
@@ -2934,7 +3475,7 @@
         <w:pStyle w:val="Compact"/>
         <w:numPr>
           <w:ilvl w:val="0"/>
-          <w:numId w:val="1016"/>
+          <w:numId w:val="1017"/>
         </w:numPr>
       </w:pPr>
       <w:r>
@@ -2946,7 +3487,7 @@
         <w:pStyle w:val="Compact"/>
         <w:numPr>
           <w:ilvl w:val="0"/>
-          <w:numId w:val="1016"/>
+          <w:numId w:val="1017"/>
         </w:numPr>
       </w:pPr>
       <w:r>
@@ -2968,7 +3509,7 @@
         <w:pStyle w:val="Compact"/>
         <w:numPr>
           <w:ilvl w:val="0"/>
-          <w:numId w:val="1017"/>
+          <w:numId w:val="1018"/>
         </w:numPr>
       </w:pPr>
       <w:r>
@@ -2980,7 +3521,7 @@
         <w:pStyle w:val="Compact"/>
         <w:numPr>
           <w:ilvl w:val="0"/>
-          <w:numId w:val="1017"/>
+          <w:numId w:val="1018"/>
         </w:numPr>
       </w:pPr>
       <w:r>
@@ -3002,7 +3543,7 @@
         <w:pStyle w:val="Compact"/>
         <w:numPr>
           <w:ilvl w:val="0"/>
-          <w:numId w:val="1018"/>
+          <w:numId w:val="1019"/>
         </w:numPr>
       </w:pPr>
       <w:r>
@@ -3026,7 +3567,7 @@
         <w:pStyle w:val="Compact"/>
         <w:numPr>
           <w:ilvl w:val="0"/>
-          <w:numId w:val="1018"/>
+          <w:numId w:val="1019"/>
         </w:numPr>
       </w:pPr>
       <w:r>
@@ -3053,7 +3594,7 @@
         <w:pStyle w:val="Compact"/>
         <w:numPr>
           <w:ilvl w:val="0"/>
-          <w:numId w:val="1018"/>
+          <w:numId w:val="1019"/>
         </w:numPr>
       </w:pPr>
       <w:r>
@@ -3192,7 +3733,7 @@
         <w:pStyle w:val="Compact"/>
         <w:numPr>
           <w:ilvl w:val="0"/>
-          <w:numId w:val="1019"/>
+          <w:numId w:val="1020"/>
         </w:numPr>
       </w:pPr>
       <w:r>
@@ -3239,7 +3780,7 @@
         <w:pStyle w:val="Compact"/>
         <w:numPr>
           <w:ilvl w:val="0"/>
-          <w:numId w:val="1019"/>
+          <w:numId w:val="1020"/>
         </w:numPr>
       </w:pPr>
       <w:r>
@@ -3258,7 +3799,7 @@
         <w:pStyle w:val="Compact"/>
         <w:numPr>
           <w:ilvl w:val="0"/>
-          <w:numId w:val="1019"/>
+          <w:numId w:val="1020"/>
         </w:numPr>
       </w:pPr>
       <w:r>
@@ -3289,7 +3830,7 @@
         <w:pStyle w:val="Compact"/>
         <w:numPr>
           <w:ilvl w:val="0"/>
-          <w:numId w:val="1019"/>
+          <w:numId w:val="1020"/>
         </w:numPr>
       </w:pPr>
       <w:r>
@@ -3333,7 +3874,7 @@
         <w:pStyle w:val="Compact"/>
         <w:numPr>
           <w:ilvl w:val="0"/>
-          <w:numId w:val="1019"/>
+          <w:numId w:val="1020"/>
         </w:numPr>
       </w:pPr>
       <w:r>
@@ -3355,7 +3896,7 @@
         <w:pStyle w:val="Compact"/>
         <w:numPr>
           <w:ilvl w:val="0"/>
-          <w:numId w:val="1019"/>
+          <w:numId w:val="1020"/>
         </w:numPr>
       </w:pPr>
       <w:r>
@@ -3393,7 +3934,7 @@
         <w:pStyle w:val="Compact"/>
         <w:numPr>
           <w:ilvl w:val="0"/>
-          <w:numId w:val="1019"/>
+          <w:numId w:val="1020"/>
         </w:numPr>
       </w:pPr>
       <w:r>
@@ -3427,7 +3968,7 @@
         <w:pStyle w:val="Compact"/>
         <w:numPr>
           <w:ilvl w:val="0"/>
-          <w:numId w:val="1019"/>
+          <w:numId w:val="1020"/>
         </w:numPr>
       </w:pPr>
       <w:r>
@@ -3449,7 +3990,7 @@
         <w:pStyle w:val="Compact"/>
         <w:numPr>
           <w:ilvl w:val="0"/>
-          <w:numId w:val="1019"/>
+          <w:numId w:val="1020"/>
         </w:numPr>
       </w:pPr>
       <w:r>
@@ -3477,7 +4018,7 @@
         <w:pStyle w:val="Compact"/>
         <w:numPr>
           <w:ilvl w:val="0"/>
-          <w:numId w:val="1019"/>
+          <w:numId w:val="1020"/>
         </w:numPr>
       </w:pPr>
       <w:r>
@@ -3518,7 +4059,7 @@
         <w:pStyle w:val="Compact"/>
         <w:numPr>
           <w:ilvl w:val="0"/>
-          <w:numId w:val="1020"/>
+          <w:numId w:val="1021"/>
         </w:numPr>
       </w:pPr>
       <w:r>
@@ -3530,32 +4071,53 @@
         <w:pStyle w:val="Compact"/>
         <w:numPr>
           <w:ilvl w:val="0"/>
-          <w:numId w:val="1020"/>
-        </w:numPr>
-      </w:pPr>
-      <w:r>
-        <w:t xml:space="preserve">There is</w:t>
-      </w:r>
-      <w:r>
-        <w:t xml:space="preserve"> </w:t>
-      </w:r>
-      <w:r>
-        <w:rPr>
-          <w:b/>
-          <w:bCs/>
-        </w:rPr>
-        <w:t xml:space="preserve">no virus scanner</w:t>
-      </w:r>
-      <w:r>
-        <w:t xml:space="preserve">; images are accepted on their header; a PDF hiding active content in a way the screen does not look for would pass.</w:t>
-      </w:r>
-    </w:p>
-    <w:p>
-      <w:pPr>
-        <w:pStyle w:val="Compact"/>
-        <w:numPr>
-          <w:ilvl w:val="0"/>
-          <w:numId w:val="1020"/>
+          <w:numId w:val="1021"/>
+        </w:numPr>
+      </w:pPr>
+      <w:r>
+        <w:rPr>
+          <w:b/>
+          <w:bCs/>
+        </w:rPr>
+        <w:t xml:space="preserve">Virus scanning is built but off by default</w:t>
+      </w:r>
+      <w:r>
+        <w:t xml:space="preserve"> </w:t>
+      </w:r>
+      <w:r>
+        <w:t xml:space="preserve">(</w:t>
+      </w:r>
+      <w:r>
+        <w:rPr>
+          <w:rStyle w:val="VerbatimChar"/>
+        </w:rPr>
+        <w:t xml:space="preserve">13</w:t>
+      </w:r>
+      <w:r>
+        <w:t xml:space="preserve">): with a ClamAV daemon configured, every file is scanned before storage and an infected file is refused;</w:t>
+      </w:r>
+      <w:r>
+        <w:t xml:space="preserve"> </w:t>
+      </w:r>
+      <w:r>
+        <w:rPr>
+          <w:rStyle w:val="VerbatimChar"/>
+        </w:rPr>
+        <w:t xml:space="preserve">required</w:t>
+      </w:r>
+      <w:r>
+        <w:t xml:space="preserve"> </w:t>
+      </w:r>
+      <w:r>
+        <w:t xml:space="preserve">mode refuses uploads when the scanner is unreachable. Without it, the screen says Anker is not a virus scanner. Images are accepted on their header; a PDF hiding active content in a way the screen does not look for would pass.</w:t>
+      </w:r>
+    </w:p>
+    <w:p>
+      <w:pPr>
+        <w:pStyle w:val="Compact"/>
+        <w:numPr>
+          <w:ilvl w:val="0"/>
+          <w:numId w:val="1021"/>
         </w:numPr>
       </w:pPr>
       <w:r>
@@ -3567,7 +4129,7 @@
         <w:pStyle w:val="Compact"/>
         <w:numPr>
           <w:ilvl w:val="0"/>
-          <w:numId w:val="1020"/>
+          <w:numId w:val="1021"/>
         </w:numPr>
       </w:pPr>
       <w:r>
@@ -3579,7 +4141,7 @@
         <w:pStyle w:val="Compact"/>
         <w:numPr>
           <w:ilvl w:val="0"/>
-          <w:numId w:val="1020"/>
+          <w:numId w:val="1021"/>
         </w:numPr>
       </w:pPr>
       <w:r>
@@ -3601,7 +4163,7 @@
         <w:pStyle w:val="Compact"/>
         <w:numPr>
           <w:ilvl w:val="0"/>
-          <w:numId w:val="1021"/>
+          <w:numId w:val="1022"/>
         </w:numPr>
       </w:pPr>
       <w:r>
@@ -3625,7 +4187,7 @@
         <w:pStyle w:val="Compact"/>
         <w:numPr>
           <w:ilvl w:val="0"/>
-          <w:numId w:val="1021"/>
+          <w:numId w:val="1022"/>
         </w:numPr>
       </w:pPr>
       <w:r>
@@ -3647,7 +4209,7 @@
         <w:pStyle w:val="Compact"/>
         <w:numPr>
           <w:ilvl w:val="0"/>
-          <w:numId w:val="1022"/>
+          <w:numId w:val="1023"/>
         </w:numPr>
       </w:pPr>
       <w:r>
@@ -3659,7 +4221,7 @@
         <w:pStyle w:val="Compact"/>
         <w:numPr>
           <w:ilvl w:val="0"/>
-          <w:numId w:val="1022"/>
+          <w:numId w:val="1023"/>
         </w:numPr>
       </w:pPr>
       <w:r>
@@ -3671,7 +4233,7 @@
         <w:pStyle w:val="Compact"/>
         <w:numPr>
           <w:ilvl w:val="0"/>
-          <w:numId w:val="1022"/>
+          <w:numId w:val="1023"/>
         </w:numPr>
       </w:pPr>
       <w:r>
@@ -3799,7 +4361,7 @@
         <w:pStyle w:val="Compact"/>
         <w:numPr>
           <w:ilvl w:val="0"/>
-          <w:numId w:val="1023"/>
+          <w:numId w:val="1024"/>
         </w:numPr>
       </w:pPr>
       <w:r>
@@ -3834,7 +4396,7 @@
         <w:pStyle w:val="Compact"/>
         <w:numPr>
           <w:ilvl w:val="0"/>
-          <w:numId w:val="1023"/>
+          <w:numId w:val="1024"/>
         </w:numPr>
       </w:pPr>
       <w:r>
@@ -3872,7 +4434,7 @@
         <w:pStyle w:val="Compact"/>
         <w:numPr>
           <w:ilvl w:val="0"/>
-          <w:numId w:val="1023"/>
+          <w:numId w:val="1024"/>
         </w:numPr>
       </w:pPr>
       <w:r>
@@ -3928,7 +4490,7 @@
         <w:pStyle w:val="Compact"/>
         <w:numPr>
           <w:ilvl w:val="0"/>
-          <w:numId w:val="1023"/>
+          <w:numId w:val="1024"/>
         </w:numPr>
       </w:pPr>
       <w:r>
@@ -3990,7 +4552,7 @@
         <w:pStyle w:val="Compact"/>
         <w:numPr>
           <w:ilvl w:val="0"/>
-          <w:numId w:val="1023"/>
+          <w:numId w:val="1024"/>
         </w:numPr>
       </w:pPr>
       <w:r>
@@ -4012,7 +4574,7 @@
         <w:pStyle w:val="Compact"/>
         <w:numPr>
           <w:ilvl w:val="0"/>
-          <w:numId w:val="1023"/>
+          <w:numId w:val="1024"/>
         </w:numPr>
       </w:pPr>
       <w:r>
@@ -4034,7 +4596,7 @@
         <w:pStyle w:val="Compact"/>
         <w:numPr>
           <w:ilvl w:val="0"/>
-          <w:numId w:val="1023"/>
+          <w:numId w:val="1024"/>
         </w:numPr>
       </w:pPr>
       <w:r>
@@ -4066,7 +4628,7 @@
         <w:pStyle w:val="Compact"/>
         <w:numPr>
           <w:ilvl w:val="0"/>
-          <w:numId w:val="1024"/>
+          <w:numId w:val="1025"/>
         </w:numPr>
       </w:pPr>
       <w:r>
@@ -4097,29 +4659,38 @@
         <w:pStyle w:val="Compact"/>
         <w:numPr>
           <w:ilvl w:val="0"/>
-          <w:numId w:val="1024"/>
-        </w:numPr>
-      </w:pPr>
-      <w:r>
-        <w:rPr>
-          <w:b/>
-          <w:bCs/>
-        </w:rPr>
-        <w:t xml:space="preserve">No key rotation</w:t>
-      </w:r>
-      <w:r>
-        <w:t xml:space="preserve"> </w:t>
-      </w:r>
-      <w:r>
-        <w:t xml:space="preserve">yet: one application key encrypts all files. A rotation procedure is a known open item.</w:t>
-      </w:r>
-    </w:p>
-    <w:p>
-      <w:pPr>
-        <w:pStyle w:val="Compact"/>
-        <w:numPr>
-          <w:ilvl w:val="0"/>
-          <w:numId w:val="1024"/>
+          <w:numId w:val="1025"/>
+        </w:numPr>
+      </w:pPr>
+      <w:r>
+        <w:rPr>
+          <w:b/>
+          <w:bCs/>
+        </w:rPr>
+        <w:t xml:space="preserve">Key rotation is built</w:t>
+      </w:r>
+      <w:r>
+        <w:t xml:space="preserve"> </w:t>
+      </w:r>
+      <w:r>
+        <w:t xml:space="preserve">(</w:t>
+      </w:r>
+      <w:r>
+        <w:rPr>
+          <w:rStyle w:val="VerbatimChar"/>
+        </w:rPr>
+        <w:t xml:space="preserve">11</w:t>
+      </w:r>
+      <w:r>
+        <w:t xml:space="preserve">): previous keys stay readable; a job re-encrypts files under the new key after checking each fingerprint. It has not been run on production data; the key is an environment variable, not a key-management service.</w:t>
+      </w:r>
+    </w:p>
+    <w:p>
+      <w:pPr>
+        <w:pStyle w:val="Compact"/>
+        <w:numPr>
+          <w:ilvl w:val="0"/>
+          <w:numId w:val="1025"/>
         </w:numPr>
       </w:pPr>
       <w:r>
@@ -4150,29 +4721,44 @@
         <w:pStyle w:val="Compact"/>
         <w:numPr>
           <w:ilvl w:val="0"/>
-          <w:numId w:val="1024"/>
-        </w:numPr>
-      </w:pPr>
-      <w:r>
-        <w:rPr>
-          <w:b/>
-          <w:bCs/>
-        </w:rPr>
-        <w:t xml:space="preserve">No virus scan</w:t>
-      </w:r>
-      <w:r>
-        <w:t xml:space="preserve"> </w:t>
-      </w:r>
-      <w:r>
-        <w:t xml:space="preserve">(files are accepted by content type and size).</w:t>
-      </w:r>
-    </w:p>
-    <w:p>
-      <w:pPr>
-        <w:pStyle w:val="Compact"/>
-        <w:numPr>
-          <w:ilvl w:val="0"/>
-          <w:numId w:val="1024"/>
+          <w:numId w:val="1025"/>
+        </w:numPr>
+      </w:pPr>
+      <w:r>
+        <w:rPr>
+          <w:b/>
+          <w:bCs/>
+        </w:rPr>
+        <w:t xml:space="preserve">Virus scanning</w:t>
+      </w:r>
+      <w:r>
+        <w:t xml:space="preserve"> </w:t>
+      </w:r>
+      <w:r>
+        <w:t xml:space="preserve">is built but off by default (</w:t>
+      </w:r>
+      <w:r>
+        <w:rPr>
+          <w:rStyle w:val="VerbatimChar"/>
+        </w:rPr>
+        <w:t xml:space="preserve">13</w:t>
+      </w:r>
+      <w:r>
+        <w:t xml:space="preserve">). Note for the wording: with scanning on, a scanner Anker runs reads each file for viruses only; the text says so (</w:t>
+      </w:r>
+      <w:r>
+        <w:t xml:space="preserve">“no automated system reads what they say … a scanner we run ourselves checks each file for viruses and keeps nothing”</w:t>
+      </w:r>
+      <w:r>
+        <w:t xml:space="preserve">).</w:t>
+      </w:r>
+    </w:p>
+    <w:p>
+      <w:pPr>
+        <w:pStyle w:val="Compact"/>
+        <w:numPr>
+          <w:ilvl w:val="0"/>
+          <w:numId w:val="1025"/>
         </w:numPr>
       </w:pPr>
       <w:r>
@@ -4194,7 +4780,7 @@
         <w:pStyle w:val="Compact"/>
         <w:numPr>
           <w:ilvl w:val="0"/>
-          <w:numId w:val="1025"/>
+          <w:numId w:val="1026"/>
         </w:numPr>
       </w:pPr>
       <w:r>
@@ -4216,7 +4802,7 @@
         <w:pStyle w:val="Compact"/>
         <w:numPr>
           <w:ilvl w:val="0"/>
-          <w:numId w:val="1025"/>
+          <w:numId w:val="1026"/>
         </w:numPr>
       </w:pPr>
       <w:r>
@@ -4238,7 +4824,7 @@
         <w:pStyle w:val="Compact"/>
         <w:numPr>
           <w:ilvl w:val="0"/>
-          <w:numId w:val="1025"/>
+          <w:numId w:val="1026"/>
         </w:numPr>
       </w:pPr>
       <w:r>
@@ -4260,7 +4846,7 @@
         <w:pStyle w:val="Compact"/>
         <w:numPr>
           <w:ilvl w:val="0"/>
-          <w:numId w:val="1025"/>
+          <w:numId w:val="1026"/>
         </w:numPr>
       </w:pPr>
       <w:r>
@@ -4331,13 +4917,58 @@
           <w:b/>
           <w:bCs/>
         </w:rPr>
+        <w:t xml:space="preserve">The passport is behind its own switch,</w:t>
+      </w:r>
+      <w:r>
+        <w:rPr>
+          <w:b/>
+          <w:bCs/>
+        </w:rPr>
+        <w:t xml:space="preserve"> </w:t>
+      </w:r>
+      <w:r>
+        <w:rPr>
+          <w:rStyle w:val="VerbatimChar"/>
+          <w:b/>
+          <w:bCs/>
+        </w:rPr>
+        <w:t xml:space="preserve">investor_passport</w:t>
+      </w:r>
+      <w:r>
+        <w:rPr>
+          <w:b/>
+          <w:bCs/>
+        </w:rPr>
+        <w:t xml:space="preserve"> </w:t>
+      </w:r>
+      <w:r>
+        <w:rPr>
+          <w:b/>
+          <w:bCs/>
+        </w:rPr>
+        <w:t xml:space="preserve">(off).</w:t>
+      </w:r>
+      <w:r>
+        <w:t xml:space="preserve"> </w:t>
+      </w:r>
+      <w:r>
+        <w:t xml:space="preserve">Sign-up and conversations can open without it.</w:t>
+      </w:r>
+      <w:r>
+        <w:t xml:space="preserve"> </w:t>
+      </w:r>
+      <w:r>
+        <w:rPr>
+          <w:b/>
+          <w:bCs/>
+        </w:rPr>
         <w:t xml:space="preserve">Recommendation to the founder:</w:t>
       </w:r>
       <w:r>
         <w:t xml:space="preserve"> </w:t>
       </w:r>
       <w:r>
-        <w:t xml:space="preserve">do not open the passport to real documents until questions 17 and 19 are answered. The rest of the investor side works without it (a fund can still collect documents in its own flow).</w:t>
+        <w:t xml:space="preserve">do not open it until questions 17 and 19 are answered. The rest of the investor side works without it (a fund can still collect documents in its own flow).</w:t>
       </w:r>
     </w:p>
     <w:bookmarkEnd w:id="46"/>
@@ -4493,7 +5124,7 @@
         <w:pStyle w:val="Compact"/>
         <w:numPr>
           <w:ilvl w:val="0"/>
-          <w:numId w:val="1026"/>
+          <w:numId w:val="1027"/>
         </w:numPr>
       </w:pPr>
       <w:r>
@@ -4515,7 +5146,7 @@
         <w:pStyle w:val="Compact"/>
         <w:numPr>
           <w:ilvl w:val="0"/>
-          <w:numId w:val="1026"/>
+          <w:numId w:val="1027"/>
         </w:numPr>
       </w:pPr>
       <w:r>
@@ -4553,7 +5184,7 @@
         <w:pStyle w:val="Compact"/>
         <w:numPr>
           <w:ilvl w:val="0"/>
-          <w:numId w:val="1026"/>
+          <w:numId w:val="1027"/>
         </w:numPr>
       </w:pPr>
       <w:r>
@@ -4575,7 +5206,7 @@
         <w:pStyle w:val="Compact"/>
         <w:numPr>
           <w:ilvl w:val="0"/>
-          <w:numId w:val="1026"/>
+          <w:numId w:val="1027"/>
         </w:numPr>
       </w:pPr>
       <w:r>
@@ -4613,7 +5244,7 @@
         <w:pStyle w:val="Compact"/>
         <w:numPr>
           <w:ilvl w:val="0"/>
-          <w:numId w:val="1026"/>
+          <w:numId w:val="1027"/>
         </w:numPr>
       </w:pPr>
       <w:r>
@@ -4657,7 +5288,7 @@
         <w:pStyle w:val="Compact"/>
         <w:numPr>
           <w:ilvl w:val="0"/>
-          <w:numId w:val="1026"/>
+          <w:numId w:val="1027"/>
         </w:numPr>
       </w:pPr>
       <w:r>
@@ -4685,7 +5316,7 @@
         <w:pStyle w:val="Compact"/>
         <w:numPr>
           <w:ilvl w:val="0"/>
-          <w:numId w:val="1026"/>
+          <w:numId w:val="1027"/>
         </w:numPr>
       </w:pPr>
       <w:r>
@@ -4736,7 +5367,7 @@
         <w:pStyle w:val="Compact"/>
         <w:numPr>
           <w:ilvl w:val="0"/>
-          <w:numId w:val="1026"/>
+          <w:numId w:val="1027"/>
         </w:numPr>
       </w:pPr>
       <w:r>
@@ -4758,7 +5389,7 @@
         <w:pStyle w:val="Compact"/>
         <w:numPr>
           <w:ilvl w:val="0"/>
-          <w:numId w:val="1026"/>
+          <w:numId w:val="1027"/>
         </w:numPr>
       </w:pPr>
       <w:r>
@@ -4799,7 +5430,7 @@
         <w:pStyle w:val="Compact"/>
         <w:numPr>
           <w:ilvl w:val="0"/>
-          <w:numId w:val="1027"/>
+          <w:numId w:val="1028"/>
         </w:numPr>
       </w:pPr>
       <w:r>
@@ -4811,7 +5442,7 @@
         <w:pStyle w:val="Compact"/>
         <w:numPr>
           <w:ilvl w:val="0"/>
-          <w:numId w:val="1027"/>
+          <w:numId w:val="1028"/>
         </w:numPr>
       </w:pPr>
       <w:r>
@@ -4823,7 +5454,7 @@
         <w:pStyle w:val="Compact"/>
         <w:numPr>
           <w:ilvl w:val="0"/>
-          <w:numId w:val="1027"/>
+          <w:numId w:val="1028"/>
         </w:numPr>
       </w:pPr>
       <w:r>
@@ -4887,7 +5518,7 @@
         <w:pStyle w:val="Compact"/>
         <w:numPr>
           <w:ilvl w:val="0"/>
-          <w:numId w:val="1028"/>
+          <w:numId w:val="1029"/>
         </w:numPr>
       </w:pPr>
       <w:r>
@@ -4909,7 +5540,7 @@
         <w:pStyle w:val="Compact"/>
         <w:numPr>
           <w:ilvl w:val="0"/>
-          <w:numId w:val="1028"/>
+          <w:numId w:val="1029"/>
         </w:numPr>
       </w:pPr>
       <w:r>
@@ -4931,7 +5562,7 @@
         <w:pStyle w:val="Compact"/>
         <w:numPr>
           <w:ilvl w:val="0"/>
-          <w:numId w:val="1028"/>
+          <w:numId w:val="1029"/>
         </w:numPr>
       </w:pPr>
       <w:r>
@@ -6462,13 +7093,34 @@
           <w:b/>
           <w:bCs/>
         </w:rPr>
-        <w:t xml:space="preserve">Gaps:</w:t>
-      </w:r>
-      <w:r>
-        <w:t xml:space="preserve"> </w:t>
-      </w:r>
-      <w:r>
-        <w:t xml:space="preserve">the primary database is in the United States (confirmed); sign-in and email are in default regions whose actual location is not yet recorded; the public sub-processor register still shows them as</w:t>
+        <w:t xml:space="preserve">Gaps and measures:</w:t>
+      </w:r>
+      <w:r>
+        <w:t xml:space="preserve"> </w:t>
+      </w:r>
+      <w:r>
+        <w:t xml:space="preserve">the passport is switched off (</w:t>
+      </w:r>
+      <w:r>
+        <w:rPr>
+          <w:rStyle w:val="VerbatimChar"/>
+        </w:rPr>
+        <w:t xml:space="preserve">investor_passport</w:t>
+      </w:r>
+      <w:r>
+        <w:t xml:space="preserve">) so no investor identity documents are stored until the region is settled; a runbook to move the database to the EU is in</w:t>
+      </w:r>
+      <w:r>
+        <w:t xml:space="preserve"> </w:t>
+      </w:r>
+      <w:r>
+        <w:rPr>
+          <w:rStyle w:val="VerbatimChar"/>
+        </w:rPr>
+        <w:t xml:space="preserve">12</w:t>
+      </w:r>
+      <w:r>
+        <w:t xml:space="preserve">; the primary database is in the United States (confirmed); sign-in and email are in default regions whose actual location is not yet recorded; the public sub-processor register still shows them as</w:t>
       </w:r>
       <w:r>
         <w:t xml:space="preserve"> </w:t>
@@ -6538,7 +7190,7 @@
         <w:pStyle w:val="Compact"/>
         <w:numPr>
           <w:ilvl w:val="0"/>
-          <w:numId w:val="1029"/>
+          <w:numId w:val="1030"/>
         </w:numPr>
       </w:pPr>
       <w:r>
@@ -6566,7 +7218,7 @@
         <w:pStyle w:val="Compact"/>
         <w:numPr>
           <w:ilvl w:val="0"/>
-          <w:numId w:val="1029"/>
+          <w:numId w:val="1030"/>
         </w:numPr>
       </w:pPr>
       <w:r>
@@ -6613,7 +7265,7 @@
         <w:pStyle w:val="Compact"/>
         <w:numPr>
           <w:ilvl w:val="0"/>
-          <w:numId w:val="1029"/>
+          <w:numId w:val="1030"/>
         </w:numPr>
       </w:pPr>
       <w:r>
@@ -6635,7 +7287,7 @@
         <w:pStyle w:val="Compact"/>
         <w:numPr>
           <w:ilvl w:val="0"/>
-          <w:numId w:val="1029"/>
+          <w:numId w:val="1030"/>
         </w:numPr>
       </w:pPr>
       <w:r>
@@ -6669,7 +7321,7 @@
         <w:pStyle w:val="Compact"/>
         <w:numPr>
           <w:ilvl w:val="0"/>
-          <w:numId w:val="1029"/>
+          <w:numId w:val="1030"/>
         </w:numPr>
       </w:pPr>
       <w:r>
@@ -6700,7 +7352,7 @@
         <w:pStyle w:val="Compact"/>
         <w:numPr>
           <w:ilvl w:val="0"/>
-          <w:numId w:val="1029"/>
+          <w:numId w:val="1030"/>
         </w:numPr>
       </w:pPr>
       <w:r>
@@ -6744,7 +7396,7 @@
         <w:pStyle w:val="Compact"/>
         <w:numPr>
           <w:ilvl w:val="0"/>
-          <w:numId w:val="1030"/>
+          <w:numId w:val="1031"/>
         </w:numPr>
       </w:pPr>
       <w:r>
@@ -7058,7 +7710,7 @@
     </w:p>
     <w:bookmarkEnd w:id="60"/>
     <w:bookmarkEnd w:id="61"/>
-    <w:bookmarkStart w:id="109" w:name="wording-as-shipped-generated"/>
+    <w:bookmarkStart w:id="111" w:name="wording-as-shipped-generated"/>
     <w:p>
       <w:pPr>
         <w:pStyle w:val="Heading1"/>
@@ -7114,7 +7766,7 @@
           <w:i/>
           <w:iCs/>
         </w:rPr>
-        <w:t xml:space="preserve">2026-10-21</w:t>
+        <w:t xml:space="preserve">2026-10-23</w:t>
       </w:r>
       <w:r>
         <w:rPr>
@@ -7249,7 +7901,7 @@
           <w:rPr>
             <w:rStyle w:val="Hyperlink"/>
           </w:rPr>
-          <w:t xml:space="preserve">terms</w:t>
+          <w:t xml:space="preserve">investor terms</w:t>
         </w:r>
       </w:hyperlink>
       <w:r>
@@ -7266,7 +7918,7 @@
           <w:rPr>
             <w:rStyle w:val="Hyperlink"/>
           </w:rPr>
-          <w:t xml:space="preserve">privacy notice</w:t>
+          <w:t xml:space="preserve">investor privacy notice</w:t>
         </w:r>
       </w:hyperlink>
       <w:r>
@@ -7947,7 +8599,7 @@
     </w:p>
     <w:bookmarkEnd w:id="80"/>
     <w:bookmarkEnd w:id="81"/>
-    <w:bookmarkStart w:id="83" w:name="attachments"/>
+    <w:bookmarkStart w:id="84" w:name="attachments"/>
     <w:p>
       <w:pPr>
         <w:pStyle w:val="Heading2"/>
@@ -8008,8 +8660,60 @@
       </w:r>
     </w:p>
     <w:bookmarkEnd w:id="82"/>
+    <w:bookmarkStart w:id="83" w:name="attachment_warning_scanned"/>
+    <w:p>
+      <w:pPr>
+        <w:pStyle w:val="Heading3"/>
+      </w:pPr>
+      <w:r>
+        <w:t xml:space="preserve">attachment_warning_scanned</w:t>
+      </w:r>
+    </w:p>
+    <w:p>
+      <w:pPr>
+        <w:pStyle w:val="FirstParagraph"/>
+      </w:pPr>
+      <w:r>
+        <w:rPr>
+          <w:i/>
+          <w:iCs/>
+        </w:rPr>
+        <w:t xml:space="preserve">Who sees it:</w:t>
+      </w:r>
+      <w:r>
+        <w:t xml:space="preserve"> </w:t>
+      </w:r>
+      <w:r>
+        <w:t xml:space="preserve">Both sides</w:t>
+      </w:r>
+      <w:r>
+        <w:br/>
+      </w:r>
+      <w:r>
+        <w:rPr>
+          <w:i/>
+          <w:iCs/>
+        </w:rPr>
+        <w:t xml:space="preserve">Where:</w:t>
+      </w:r>
+      <w:r>
+        <w:t xml:space="preserve"> </w:t>
+      </w:r>
+      <w:r>
+        <w:t xml:space="preserve">Conversation, beside the file picker, when the virus scanner is running</w:t>
+      </w:r>
+    </w:p>
+    <w:p>
+      <w:pPr>
+        <w:pStyle w:val="BlockText"/>
+      </w:pPr>
+      <w:r>
+        <w:t xml:space="preserve">Attach up to 3 files (PDF, JPEG or PNG, 4 MB each). Files are scanned for viruses before they are stored. Still, only open files you expect.</w:t>
+      </w:r>
+    </w:p>
     <w:bookmarkEnd w:id="83"/>
-    <w:bookmarkStart w:id="85" w:name="teams"/>
+    <w:bookmarkEnd w:id="84"/>
+    <w:bookmarkStart w:id="86" w:name="teams"/>
     <w:p>
       <w:pPr>
         <w:pStyle w:val="Heading2"/>
@@ -8018,7 +8722,7 @@
         <w:t xml:space="preserve">Teams</w:t>
       </w:r>
     </w:p>
-    <w:bookmarkStart w:id="84" w:name="team_note"/>
+    <w:bookmarkStart w:id="85" w:name="team_note"/>
     <w:p>
       <w:pPr>
         <w:pStyle w:val="Heading3"/>
@@ -8069,9 +8773,9 @@
         <w:t xml:space="preserve">People with a role here see this entity’s requests and conversations. Funds never see the team.</w:t>
       </w:r>
     </w:p>
-    <w:bookmarkEnd w:id="84"/>
     <w:bookmarkEnd w:id="85"/>
-    <w:bookmarkStart w:id="92" w:name="the-verification-passport-1"/>
+    <w:bookmarkEnd w:id="86"/>
+    <w:bookmarkStart w:id="94" w:name="the-verification-passport-1"/>
     <w:p>
       <w:pPr>
         <w:pStyle w:val="Heading2"/>
@@ -8080,12 +8784,64 @@
         <w:t xml:space="preserve">The verification passport</w:t>
       </w:r>
     </w:p>
-    <w:bookmarkStart w:id="86" w:name="passport_intro"/>
+    <w:bookmarkStart w:id="87" w:name="passport_closed"/>
     <w:p>
       <w:pPr>
         <w:pStyle w:val="Heading3"/>
       </w:pPr>
       <w:r>
+        <w:t xml:space="preserve">passport_closed</w:t>
+      </w:r>
+    </w:p>
+    <w:p>
+      <w:pPr>
+        <w:pStyle w:val="FirstParagraph"/>
+      </w:pPr>
+      <w:r>
+        <w:rPr>
+          <w:i/>
+          <w:iCs/>
+        </w:rPr>
+        <w:t xml:space="preserve">Who sees it:</w:t>
+      </w:r>
+      <w:r>
+        <w:t xml:space="preserve"> </w:t>
+      </w:r>
+      <w:r>
+        <w:t xml:space="preserve">An investor</w:t>
+      </w:r>
+      <w:r>
+        <w:br/>
+      </w:r>
+      <w:r>
+        <w:rPr>
+          <w:i/>
+          <w:iCs/>
+        </w:rPr>
+        <w:t xml:space="preserve">Where:</w:t>
+      </w:r>
+      <w:r>
+        <w:t xml:space="preserve"> </w:t>
+      </w:r>
+      <w:r>
+        <w:t xml:space="preserve">Shown instead of the passport while the platform has not opened it</w:t>
+      </w:r>
+    </w:p>
+    <w:p>
+      <w:pPr>
+        <w:pStyle w:val="BlockText"/>
+      </w:pPr>
+      <w:r>
+        <w:t xml:space="preserve">The passport is not open yet. Your fund will ask for any documents it needs in its own onboarding.</w:t>
+      </w:r>
+    </w:p>
+    <w:bookmarkEnd w:id="87"/>
+    <w:bookmarkStart w:id="88" w:name="passport_intro"/>
+    <w:p>
+      <w:pPr>
+        <w:pStyle w:val="Heading3"/>
+      </w:pPr>
+      <w:r>
         <w:t xml:space="preserve">passport_intro</w:t>
       </w:r>
     </w:p>
@@ -8128,11 +8884,11 @@
         <w:pStyle w:val="BlockText"/>
       </w:pPr>
       <w:r>
-        <w:t xml:space="preserve">Keep your identity documents here once. Nothing is shared until you choose to share it with one fund; the fund still reviews and decides. Files are encrypted, and no automated system reads them.</w:t>
-      </w:r>
-    </w:p>
-    <w:bookmarkEnd w:id="86"/>
-    <w:bookmarkStart w:id="87" w:name="passport_share_consent"/>
+        <w:t xml:space="preserve">Keep your identity documents here once. Nothing is shared until you choose to share it with one fund; the fund still reviews and decides. Files are encrypted, and no automated system reads what they say. If virus scanning is switched on, a scanner we run ourselves checks each file for viruses and keeps nothing.</w:t>
+      </w:r>
+    </w:p>
+    <w:bookmarkEnd w:id="88"/>
+    <w:bookmarkStart w:id="89" w:name="passport_share_consent"/>
     <w:p>
       <w:pPr>
         <w:pStyle w:val="Heading3"/>
@@ -8201,8 +8957,8 @@
         <w:t xml:space="preserve">By sharing, you give this one fund a copy of the documents you ticked, for its onboarding checks. The fund reviews and decides. You can take a copy back; if the fund has already checked it, the fund keeps it for its legal records and you should ask the fund to remove it.</w:t>
       </w:r>
     </w:p>
-    <w:bookmarkEnd w:id="87"/>
-    <w:bookmarkStart w:id="88" w:name="passport_taken_deleted"/>
+    <w:bookmarkEnd w:id="89"/>
+    <w:bookmarkStart w:id="90" w:name="passport_taken_deleted"/>
     <w:p>
       <w:pPr>
         <w:pStyle w:val="Heading3"/>
@@ -8253,8 +9009,8 @@
         <w:t xml:space="preserve">Taken back; the fund’s copy was deleted.</w:t>
       </w:r>
     </w:p>
-    <w:bookmarkEnd w:id="88"/>
-    <w:bookmarkStart w:id="89" w:name="passport_taken_retained"/>
+    <w:bookmarkEnd w:id="90"/>
+    <w:bookmarkStart w:id="91" w:name="passport_taken_retained"/>
     <w:p>
       <w:pPr>
         <w:pStyle w:val="Heading3"/>
@@ -8305,8 +9061,8 @@
         <w:t xml:space="preserve">Taken back. The fund had already checked it and keeps it for its records.</w:t>
       </w:r>
     </w:p>
-    <w:bookmarkEnd w:id="89"/>
-    <w:bookmarkStart w:id="90" w:name="passport_taken_replaced"/>
+    <w:bookmarkEnd w:id="91"/>
+    <w:bookmarkStart w:id="92" w:name="passport_taken_replaced"/>
     <w:p>
       <w:pPr>
         <w:pStyle w:val="Heading3"/>
@@ -8357,8 +9113,8 @@
         <w:t xml:space="preserve">Taken back.</w:t>
       </w:r>
     </w:p>
-    <w:bookmarkEnd w:id="90"/>
-    <w:bookmarkStart w:id="91" w:name="passport_remove_confirm"/>
+    <w:bookmarkEnd w:id="92"/>
+    <w:bookmarkStart w:id="93" w:name="passport_remove_confirm"/>
     <w:p>
       <w:pPr>
         <w:pStyle w:val="Heading3"/>
@@ -8409,9 +9165,9 @@
         <w:t xml:space="preserve">Remove this document? Copies you shared are taken back first.</w:t>
       </w:r>
     </w:p>
-    <w:bookmarkEnd w:id="91"/>
-    <w:bookmarkEnd w:id="92"/>
-    <w:bookmarkStart w:id="97" w:name="discoverability"/>
+    <w:bookmarkEnd w:id="93"/>
+    <w:bookmarkEnd w:id="94"/>
+    <w:bookmarkStart w:id="99" w:name="discoverability"/>
     <w:p>
       <w:pPr>
         <w:pStyle w:val="Heading2"/>
@@ -8420,7 +9176,7 @@
         <w:t xml:space="preserve">Discoverability</w:t>
       </w:r>
     </w:p>
-    <w:bookmarkStart w:id="93" w:name="discovery_pool_notice"/>
+    <w:bookmarkStart w:id="95" w:name="discovery_pool_notice"/>
     <w:p>
       <w:pPr>
         <w:pStyle w:val="Heading3"/>
@@ -8480,8 +9236,8 @@
         <w:t xml:space="preserve">Cards are shown only once enough investors have opted in that a card cannot point to one person. That has not happened yet.</w:t>
       </w:r>
     </w:p>
-    <w:bookmarkEnd w:id="93"/>
-    <w:bookmarkStart w:id="94" w:name="invite_accept_note"/>
+    <w:bookmarkEnd w:id="95"/>
+    <w:bookmarkStart w:id="96" w:name="invite_accept_note"/>
     <w:p>
       <w:pPr>
         <w:pStyle w:val="Heading3"/>
@@ -8538,8 +9294,8 @@
         <w:t xml:space="preserve">If you accept, the fund sees what you tick below, and your email address.</w:t>
       </w:r>
     </w:p>
-    <w:bookmarkEnd w:id="94"/>
-    <w:bookmarkStart w:id="95" w:name="discoverability_owner"/>
+    <w:bookmarkEnd w:id="96"/>
+    <w:bookmarkStart w:id="97" w:name="discoverability_owner"/>
     <w:p>
       <w:pPr>
         <w:pStyle w:val="Heading3"/>
@@ -8602,8 +9358,8 @@
         <w:t xml:space="preserve">If you switch this on, funds whose rules you meet can see a card: the kind of entity, country, your declared category, your cheque range and what you look for. Never your name, email or team. A fund can only invite you to connect; nothing else is shared unless you accept. Switch it off any time.</w:t>
       </w:r>
     </w:p>
-    <w:bookmarkEnd w:id="95"/>
-    <w:bookmarkStart w:id="96" w:name="discoverability_fund"/>
+    <w:bookmarkEnd w:id="97"/>
+    <w:bookmarkStart w:id="98" w:name="discoverability_fund"/>
     <w:p>
       <w:pPr>
         <w:pStyle w:val="Heading3"/>
@@ -8666,9 +9422,9 @@
         <w:t xml:space="preserve">Investors who chose to be found, whose category and country meet your rules, best fit first. You see a card, never a name or address. An invitation carries no message; the investor decides whether to accept and what to share.</w:t>
       </w:r>
     </w:p>
-    <w:bookmarkEnd w:id="96"/>
-    <w:bookmarkEnd w:id="97"/>
-    <w:bookmarkStart w:id="101" w:name="the-investors-rights"/>
+    <w:bookmarkEnd w:id="98"/>
+    <w:bookmarkEnd w:id="99"/>
+    <w:bookmarkStart w:id="103" w:name="the-investors-rights"/>
     <w:p>
       <w:pPr>
         <w:pStyle w:val="Heading2"/>
@@ -8677,7 +9433,7 @@
         <w:t xml:space="preserve">The investor’s rights</w:t>
       </w:r>
     </w:p>
-    <w:bookmarkStart w:id="98" w:name="export_statement"/>
+    <w:bookmarkStart w:id="100" w:name="export_statement"/>
     <w:p>
       <w:pPr>
         <w:pStyle w:val="Heading3"/>
@@ -8734,8 +9490,8 @@
         <w:t xml:space="preserve">Download a copy of the data Anker holds about you as a file. It lists your profile, entities, requests, conversations, meetings, passport records and activity. Your passport files are not included; download them one by one from the passport.</w:t>
       </w:r>
     </w:p>
-    <w:bookmarkEnd w:id="98"/>
-    <w:bookmarkStart w:id="99" w:name="erase_statement"/>
+    <w:bookmarkEnd w:id="100"/>
+    <w:bookmarkStart w:id="101" w:name="erase_statement"/>
     <w:p>
       <w:pPr>
         <w:pStyle w:val="Heading3"/>
@@ -8795,8 +9551,8 @@
         <w:t xml:space="preserve">Deleting your investor account removes your profile, your entities’ details, your team, your passport files and your sign-in. Funds you have dealt with keep their own records, with your name removed: the fact of the conversation, their own messages and any onboarding records they are required to keep. What you wrote in conversations is replaced by a removal notice and your attachments are deleted. If you own an entity with a team, the team loses access. This cannot be undone.</w:t>
       </w:r>
     </w:p>
-    <w:bookmarkEnd w:id="99"/>
-    <w:bookmarkStart w:id="100" w:name="erase_confirm_phrase"/>
+    <w:bookmarkEnd w:id="101"/>
+    <w:bookmarkStart w:id="102" w:name="erase_confirm_phrase"/>
     <w:p>
       <w:pPr>
         <w:pStyle w:val="Heading3"/>
@@ -8856,9 +9612,9 @@
         <w:t xml:space="preserve">ERASE</w:t>
       </w:r>
     </w:p>
-    <w:bookmarkEnd w:id="100"/>
-    <w:bookmarkEnd w:id="101"/>
-    <w:bookmarkStart w:id="108" w:name="emails"/>
+    <w:bookmarkEnd w:id="102"/>
+    <w:bookmarkEnd w:id="103"/>
+    <w:bookmarkStart w:id="110" w:name="emails"/>
     <w:p>
       <w:pPr>
         <w:pStyle w:val="Heading2"/>
@@ -8867,7 +9623,7 @@
         <w:t xml:space="preserve">Emails</w:t>
       </w:r>
     </w:p>
-    <w:bookmarkStart w:id="102" w:name="email_signup_code"/>
+    <w:bookmarkStart w:id="104" w:name="email_signup_code"/>
     <w:p>
       <w:pPr>
         <w:pStyle w:val="Heading3"/>
@@ -8934,8 +9690,8 @@
         <w:t xml:space="preserve">It is valid for 10 minutes. If you did not ask to sign up, ignore this email: nothing is created without this code.</w:t>
       </w:r>
     </w:p>
-    <w:bookmarkEnd w:id="102"/>
-    <w:bookmarkStart w:id="103" w:name="email_claim_code"/>
+    <w:bookmarkEnd w:id="104"/>
+    <w:bookmarkStart w:id="105" w:name="email_claim_code"/>
     <w:p>
       <w:pPr>
         <w:pStyle w:val="Heading3"/>
@@ -9002,8 +9758,8 @@
         <w:t xml:space="preserve">It is valid for 10 minutes. If you did not ask to link an investment, ignore this email.</w:t>
       </w:r>
     </w:p>
-    <w:bookmarkEnd w:id="103"/>
-    <w:bookmarkStart w:id="104" w:name="email_team_invite"/>
+    <w:bookmarkEnd w:id="105"/>
+    <w:bookmarkStart w:id="106" w:name="email_team_invite"/>
     <w:p>
       <w:pPr>
         <w:pStyle w:val="Heading3"/>
@@ -9078,8 +9834,8 @@
         <w:t xml:space="preserve">The invitation is valid for 14 days. If you did not expect it, ignore this email.</w:t>
       </w:r>
     </w:p>
-    <w:bookmarkEnd w:id="104"/>
-    <w:bookmarkStart w:id="105" w:name="email_fund_invite"/>
+    <w:bookmarkEnd w:id="106"/>
+    <w:bookmarkStart w:id="107" w:name="email_fund_invite"/>
     <w:p>
       <w:pPr>
         <w:pStyle w:val="Heading3"/>
@@ -9154,8 +9910,8 @@
         <w:t xml:space="preserve">Nothing is shared with the fund unless you accept.</w:t>
       </w:r>
     </w:p>
-    <w:bookmarkEnd w:id="105"/>
-    <w:bookmarkStart w:id="106" w:name="email_new_message"/>
+    <w:bookmarkEnd w:id="107"/>
+    <w:bookmarkStart w:id="108" w:name="email_new_message"/>
     <w:p>
       <w:pPr>
         <w:pStyle w:val="Heading3"/>
@@ -9230,8 +9986,8 @@
         <w:t xml:space="preserve">If you do not want these emails, mute the conversation there.</w:t>
       </w:r>
     </w:p>
-    <w:bookmarkEnd w:id="106"/>
-    <w:bookmarkStart w:id="107" w:name="email_quiet"/>
+    <w:bookmarkEnd w:id="108"/>
+    <w:bookmarkStart w:id="109" w:name="email_quiet"/>
     <w:p>
       <w:pPr>
         <w:pStyle w:val="Heading3"/>
@@ -9290,10 +10046,10 @@
         <w:t xml:space="preserve">Your conversation with a fund has been quiet for a month. You can write again or withdraw here: {site}/investor/requests</w:t>
       </w:r>
     </w:p>
-    <w:bookmarkEnd w:id="107"/>
-    <w:bookmarkEnd w:id="108"/>
     <w:bookmarkEnd w:id="109"/>
-    <w:bookmarkStart w:id="111" w:name="retention-as-configured-generated"/>
+    <w:bookmarkEnd w:id="110"/>
+    <w:bookmarkEnd w:id="111"/>
+    <w:bookmarkStart w:id="113" w:name="retention-as-configured-generated"/>
     <w:p>
       <w:pPr>
         <w:pStyle w:val="Heading1"/>
@@ -9762,7 +10518,7 @@
         </w:tc>
       </w:tr>
     </w:tbl>
-    <w:bookmarkStart w:id="110" w:name="not-removed-by-the-job-by-design"/>
+    <w:bookmarkStart w:id="112" w:name="not-removed-by-the-job-by-design"/>
     <w:p>
       <w:pPr>
         <w:pStyle w:val="Heading2"/>
@@ -9776,7 +10532,7 @@
         <w:pStyle w:val="Compact"/>
         <w:numPr>
           <w:ilvl w:val="0"/>
-          <w:numId w:val="1031"/>
+          <w:numId w:val="1032"/>
         </w:numPr>
       </w:pPr>
       <w:r>
@@ -9788,7 +10544,7 @@
         <w:pStyle w:val="Compact"/>
         <w:numPr>
           <w:ilvl w:val="0"/>
-          <w:numId w:val="1031"/>
+          <w:numId w:val="1032"/>
         </w:numPr>
       </w:pPr>
       <w:r>
@@ -9800,7 +10556,7 @@
         <w:pStyle w:val="Compact"/>
         <w:numPr>
           <w:ilvl w:val="0"/>
-          <w:numId w:val="1031"/>
+          <w:numId w:val="1032"/>
         </w:numPr>
       </w:pPr>
       <w:r>
@@ -9812,22 +10568,22 @@
         <w:pStyle w:val="Compact"/>
         <w:numPr>
           <w:ilvl w:val="0"/>
-          <w:numId w:val="1031"/>
+          <w:numId w:val="1032"/>
         </w:numPr>
       </w:pPr>
       <w:r>
         <w:t xml:space="preserve">Audit-log entries about sharing and erasure, which hold no document content or personal text.</w:t>
       </w:r>
     </w:p>
-    <w:bookmarkEnd w:id="110"/>
-    <w:bookmarkEnd w:id="111"/>
-    <w:bookmarkStart w:id="112" w:name="privacy-notice-for-investors-draft"/>
+    <w:bookmarkEnd w:id="112"/>
+    <w:bookmarkEnd w:id="113"/>
+    <w:bookmarkStart w:id="124" w:name="investor-privacy-notice"/>
     <w:p>
       <w:pPr>
         <w:pStyle w:val="Heading1"/>
       </w:pPr>
       <w:r>
-        <w:t xml:space="preserve">Privacy notice for investors: DRAFT</w:t>
+        <w:t xml:space="preserve">Investor privacy notice</w:t>
       </w:r>
     </w:p>
     <w:p>
@@ -9839,37 +10595,796 @@
           <w:i/>
           <w:iCs/>
         </w:rPr>
-        <w:t xml:space="preserve">Draft Article 13 notice for people who sign up as investors.</w:t>
-      </w:r>
-      <w:r>
-        <w:rPr>
-          <w:i/>
-          <w:iCs/>
-        </w:rPr>
-        <w:t xml:space="preserve"> </w:t>
-      </w:r>
-      <w:r>
-        <w:rPr>
-          <w:b/>
-          <w:bCs/>
-          <w:i/>
-          <w:iCs/>
-        </w:rPr>
-        <w:t xml:space="preserve">Not published. Not legal advice.</w:t>
-      </w:r>
-      <w:r>
-        <w:rPr>
-          <w:i/>
-          <w:iCs/>
-        </w:rPr>
-        <w:t xml:space="preserve"> </w:t>
-      </w:r>
-      <w:r>
-        <w:rPr>
-          <w:i/>
-          <w:iCs/>
-        </w:rPr>
-        <w:t xml:space="preserve">For counsel to correct, complete and approve; bracketed items are facts the founder must supply. Replace the general</w:t>
+        <w:t xml:space="preserve">Version 2026-10-23-draft-1. Status: draft.</w:t>
+      </w:r>
+    </w:p>
+    <w:bookmarkStart w:id="114" w:name="who-we-are"/>
+    <w:p>
+      <w:pPr>
+        <w:pStyle w:val="Heading2"/>
+      </w:pPr>
+      <w:r>
+        <w:t xml:space="preserve">Who we are</w:t>
+      </w:r>
+    </w:p>
+    <w:p>
+      <w:pPr>
+        <w:pStyle w:val="FirstParagraph"/>
+      </w:pPr>
+      <w:r>
+        <w:t xml:space="preserve">[Company name, registered office, email, data-protection contact.] We run Anker, a platform for venture funds, founders and investors. For your investor account we decide how and why your data is used (we are the controller).</w:t>
+      </w:r>
+    </w:p>
+    <w:bookmarkEnd w:id="114"/>
+    <w:bookmarkStart w:id="115" w:name="what-this-notice-covers"/>
+    <w:p>
+      <w:pPr>
+        <w:pStyle w:val="Heading2"/>
+      </w:pPr>
+      <w:r>
+        <w:t xml:space="preserve">What this notice covers</w:t>
+      </w:r>
+    </w:p>
+    <w:p>
+      <w:pPr>
+        <w:pStyle w:val="FirstParagraph"/>
+      </w:pPr>
+      <w:r>
+        <w:t xml:space="preserve">Your investor account on Anker: finding funds, asking funds to talk, conversations with funds, your investor documents (if available), and being found by funds if you choose.</w:t>
+      </w:r>
+    </w:p>
+    <w:bookmarkEnd w:id="115"/>
+    <w:bookmarkStart w:id="116" w:name="what-we-collect-and-why"/>
+    <w:p>
+      <w:pPr>
+        <w:pStyle w:val="Heading2"/>
+      </w:pPr>
+      <w:r>
+        <w:t xml:space="preserve">What we collect, and why</w:t>
+      </w:r>
+    </w:p>
+    <w:p>
+      <w:pPr>
+        <w:numPr>
+          <w:ilvl w:val="0"/>
+          <w:numId w:val="1033"/>
+        </w:numPr>
+      </w:pPr>
+      <w:r>
+        <w:t xml:space="preserve">Your account: email address, name, password (kept by our sign-in provider as a hash) and when you accepted the terms. To give you an account (contract).</w:t>
+      </w:r>
+    </w:p>
+    <w:p>
+      <w:pPr>
+        <w:numPr>
+          <w:ilvl w:val="0"/>
+          <w:numId w:val="1033"/>
+        </w:numPr>
+      </w:pPr>
+      <w:r>
+        <w:t xml:space="preserve">Your profile and entities: name, country, languages, how you want to be contacted, a short description; for each entity you invest through: its name, kind, country, tax residence, the category of investor you say you are, and what you look for. To show you funds that fit and to let you ask them to talk (contract; steps at your request).</w:t>
+      </w:r>
+    </w:p>
+    <w:p>
+      <w:pPr>
+        <w:numPr>
+          <w:ilvl w:val="0"/>
+          <w:numId w:val="1033"/>
+        </w:numPr>
+      </w:pPr>
+      <w:r>
+        <w:t xml:space="preserve">Requests and conversations: the requests you send and what you chose to share, the messages and files you exchange with a fund, NDAs you accept (a copy of the text, the time, your IP address and a hash of your browser details, as evidence), meetings you arrange. To carry out what you asked for (steps at your request); the NDA record to keep evidence (legitimate interest).</w:t>
+      </w:r>
+    </w:p>
+    <w:p>
+      <w:pPr>
+        <w:numPr>
+          <w:ilvl w:val="0"/>
+          <w:numId w:val="1033"/>
+        </w:numPr>
+      </w:pPr>
+      <w:r>
+        <w:t xml:space="preserve">Identity documents (optional, when available): copies you add to your passport, and a record of which fund received a copy and when. Only if you add them, and shared only when you choose (consent).</w:t>
+      </w:r>
+    </w:p>
+    <w:p>
+      <w:pPr>
+        <w:numPr>
+          <w:ilvl w:val="0"/>
+          <w:numId w:val="1033"/>
+        </w:numPr>
+      </w:pPr>
+      <w:r>
+        <w:t xml:space="preserve">Being found (optional, off by default): if you switch it on, funds that fit see a card without your name, email or team. We record when you switched it on and which wording you saw (consent).</w:t>
+      </w:r>
+    </w:p>
+    <w:p>
+      <w:pPr>
+        <w:numPr>
+          <w:ilvl w:val="0"/>
+          <w:numId w:val="1033"/>
+        </w:numPr>
+      </w:pPr>
+      <w:r>
+        <w:t xml:space="preserve">Security and abuse prevention: sign-up attempts and limits, and a log of who did what on your entity (legitimate interest).</w:t>
+      </w:r>
+    </w:p>
+    <w:bookmarkEnd w:id="116"/>
+    <w:bookmarkStart w:id="117" w:name="who-receives-it"/>
+    <w:p>
+      <w:pPr>
+        <w:pStyle w:val="Heading2"/>
+      </w:pPr>
+      <w:r>
+        <w:t xml:space="preserve">Who receives it</w:t>
+      </w:r>
+    </w:p>
+    <w:p>
+      <w:pPr>
+        <w:pStyle w:val="FirstParagraph"/>
+      </w:pPr>
+      <w:r>
+        <w:t xml:space="preserve">A fund receives only what you choose to share when you ask to talk or accept its invitation, your email address when it accepts, and documents only when you share them. Our service providers process data for us: hosting, database, sign-in and email delivery (the current list is on the sub-processors page). We do not send your investor data to AI providers.</w:t>
+      </w:r>
+    </w:p>
+    <w:bookmarkEnd w:id="117"/>
+    <w:bookmarkStart w:id="118" w:name="where"/>
+    <w:p>
+      <w:pPr>
+        <w:pStyle w:val="Heading2"/>
+      </w:pPr>
+      <w:r>
+        <w:t xml:space="preserve">Where</w:t>
+      </w:r>
+    </w:p>
+    <w:p>
+      <w:pPr>
+        <w:pStyle w:val="FirstParagraph"/>
+      </w:pPr>
+      <w:r>
+        <w:t xml:space="preserve">Our database is hosted in the United States (AWS us-east-1, through Neon). [Regions of sign-in and email delivery, and the safeguards for transfers outside the EU, to be completed once confirmed.]</w:t>
+      </w:r>
+    </w:p>
+    <w:bookmarkEnd w:id="118"/>
+    <w:bookmarkStart w:id="119" w:name="how-long-we-keep-it"/>
+    <w:p>
+      <w:pPr>
+        <w:pStyle w:val="Heading2"/>
+      </w:pPr>
+      <w:r>
+        <w:t xml:space="preserve">How long we keep it</w:t>
+      </w:r>
+    </w:p>
+    <w:p>
+      <w:pPr>
+        <w:numPr>
+          <w:ilvl w:val="0"/>
+          <w:numId w:val="1034"/>
+        </w:numPr>
+      </w:pPr>
+      <w:r>
+        <w:t xml:space="preserve">A pending sign-up (address, name, hashed code): 1 day after it was asked for. Then: deleted.</w:t>
+      </w:r>
+    </w:p>
+    <w:p>
+      <w:pPr>
+        <w:numPr>
+          <w:ilvl w:val="0"/>
+          <w:numId w:val="1034"/>
+        </w:numPr>
+      </w:pPr>
+      <w:r>
+        <w:t xml:space="preserve">A pending code to link a record a fund added: 1 day. Then: deleted.</w:t>
+      </w:r>
+    </w:p>
+    <w:p>
+      <w:pPr>
+        <w:numPr>
+          <w:ilvl w:val="0"/>
+          <w:numId w:val="1034"/>
+        </w:numPr>
+      </w:pPr>
+      <w:r>
+        <w:t xml:space="preserve">Answered, revoked and expired team invitations (an email address): 30 days after they closed. Then: deleted.</w:t>
+      </w:r>
+    </w:p>
+    <w:p>
+      <w:pPr>
+        <w:numPr>
+          <w:ilvl w:val="0"/>
+          <w:numId w:val="1034"/>
+        </w:numPr>
+      </w:pPr>
+      <w:r>
+        <w:t xml:space="preserve">A fund’s discoverability invitation nobody answered: 30 days. Then: closed as withdrawn.</w:t>
+      </w:r>
+    </w:p>
+    <w:p>
+      <w:pPr>
+        <w:numPr>
+          <w:ilvl w:val="0"/>
+          <w:numId w:val="1034"/>
+        </w:numPr>
+      </w:pPr>
+      <w:r>
+        <w:t xml:space="preserve">The card a fund saw, kept on an answered invitation: 180 days after the answer. Then: the card is emptied; the fact and date of the invitation stay (they enforce the 90-day wait after a decline).</w:t>
+      </w:r>
+    </w:p>
+    <w:p>
+      <w:pPr>
+        <w:numPr>
+          <w:ilvl w:val="0"/>
+          <w:numId w:val="1034"/>
+        </w:numPr>
+      </w:pPr>
+      <w:r>
+        <w:t xml:space="preserve">Identity documents in the passport of an entity that was archived: 30 days after archiving. Then: file contents wiped.</w:t>
+      </w:r>
+    </w:p>
+    <w:p>
+      <w:pPr>
+        <w:numPr>
+          <w:ilvl w:val="0"/>
+          <w:numId w:val="1034"/>
+        </w:numPr>
+      </w:pPr>
+      <w:r>
+        <w:t xml:space="preserve">A replaced passport record that was never shared: 30 days. Then: deleted (the bytes were wiped when it was replaced).</w:t>
+      </w:r>
+    </w:p>
+    <w:p>
+      <w:pPr>
+        <w:numPr>
+          <w:ilvl w:val="0"/>
+          <w:numId w:val="1034"/>
+        </w:numPr>
+      </w:pPr>
+      <w:r>
+        <w:t xml:space="preserve">Files attached to messages in a conversation that ended (declined or withdrawn): 365 days after it ended. Then: files deleted; the messages stay.</w:t>
+      </w:r>
+    </w:p>
+    <w:p>
+      <w:pPr>
+        <w:numPr>
+          <w:ilvl w:val="0"/>
+          <w:numId w:val="1034"/>
+        </w:numPr>
+      </w:pPr>
+      <w:r>
+        <w:t xml:space="preserve">The entity’s activity log (who did what): 1095 days (three years). Then: deleted.</w:t>
+      </w:r>
+    </w:p>
+    <w:p>
+      <w:pPr>
+        <w:numPr>
+          <w:ilvl w:val="0"/>
+          <w:numId w:val="1034"/>
+        </w:numPr>
+      </w:pPr>
+      <w:r>
+        <w:t xml:space="preserve">Your account and the data in it: until you delete them.</w:t>
+      </w:r>
+    </w:p>
+    <w:p>
+      <w:pPr>
+        <w:numPr>
+          <w:ilvl w:val="0"/>
+          <w:numId w:val="1034"/>
+        </w:numPr>
+      </w:pPr>
+      <w:r>
+        <w:t xml:space="preserve">Funds you have dealt with keep their own records, with your name removed if you erase your account, and anything they have already checked in their onboarding, under their own retention.</w:t>
+      </w:r>
+    </w:p>
+    <w:bookmarkEnd w:id="119"/>
+    <w:bookmarkStart w:id="120" w:name="your-rights"/>
+    <w:p>
+      <w:pPr>
+        <w:pStyle w:val="Heading2"/>
+      </w:pPr>
+      <w:r>
+        <w:t xml:space="preserve">Your rights</w:t>
+      </w:r>
+    </w:p>
+    <w:p>
+      <w:pPr>
+        <w:pStyle w:val="FirstParagraph"/>
+      </w:pPr>
+      <w:r>
+        <w:t xml:space="preserve">Access and a copy (Download my data on your profile), correction (edit your profile), erasure (Delete my investor account), withdrawal of consent (switch off being found; take back a shared document), restriction and objection (write to [address]), and complaint to your supervisory authority [name].</w:t>
+      </w:r>
+    </w:p>
+    <w:bookmarkEnd w:id="120"/>
+    <w:bookmarkStart w:id="121" w:name="funds-are-separate-controllers"/>
+    <w:p>
+      <w:pPr>
+        <w:pStyle w:val="Heading2"/>
+      </w:pPr>
+      <w:r>
+        <w:t xml:space="preserve">Funds are separate controllers</w:t>
+      </w:r>
+    </w:p>
+    <w:p>
+      <w:pPr>
+        <w:pStyle w:val="FirstParagraph"/>
+      </w:pPr>
+      <w:r>
+        <w:t xml:space="preserve">Once you ask a fund to talk, the fund also holds the information you gave it and is responsible for it under its own privacy notice. Ask the fund to correct or delete what it holds.</w:t>
+      </w:r>
+    </w:p>
+    <w:bookmarkEnd w:id="121"/>
+    <w:bookmarkStart w:id="122" w:name="automated-decisions"/>
+    <w:p>
+      <w:pPr>
+        <w:pStyle w:val="Heading2"/>
+      </w:pPr>
+      <w:r>
+        <w:t xml:space="preserve">Automated decisions</w:t>
+      </w:r>
+    </w:p>
+    <w:p>
+      <w:pPr>
+        <w:pStyle w:val="FirstParagraph"/>
+      </w:pPr>
+      <w:r>
+        <w:t xml:space="preserve">We rank funds by how well their stated focus matches what you say you look for. This is not advice and not a recommendation, and it is not a decision with legal or similar effect.</w:t>
+      </w:r>
+    </w:p>
+    <w:bookmarkEnd w:id="122"/>
+    <w:bookmarkStart w:id="123" w:name="changes"/>
+    <w:p>
+      <w:pPr>
+        <w:pStyle w:val="Heading2"/>
+      </w:pPr>
+      <w:r>
+        <w:t xml:space="preserve">Changes</w:t>
+      </w:r>
+    </w:p>
+    <w:p>
+      <w:pPr>
+        <w:pStyle w:val="FirstParagraph"/>
+      </w:pPr>
+      <w:r>
+        <w:t xml:space="preserve">[How you will be told of changes.]</w:t>
+      </w:r>
+    </w:p>
+    <w:bookmarkEnd w:id="123"/>
+    <w:bookmarkEnd w:id="124"/>
+    <w:bookmarkStart w:id="140" w:name="investor-terms"/>
+    <w:p>
+      <w:pPr>
+        <w:pStyle w:val="Heading1"/>
+      </w:pPr>
+      <w:r>
+        <w:t xml:space="preserve">Investor terms</w:t>
+      </w:r>
+    </w:p>
+    <w:p>
+      <w:pPr>
+        <w:pStyle w:val="FirstParagraph"/>
+      </w:pPr>
+      <w:r>
+        <w:rPr>
+          <w:i/>
+          <w:iCs/>
+        </w:rPr>
+        <w:t xml:space="preserve">Version 2026-10-23-draft-1. Status: draft.</w:t>
+      </w:r>
+    </w:p>
+    <w:bookmarkStart w:id="125" w:name="who-these-terms-are-between"/>
+    <w:p>
+      <w:pPr>
+        <w:pStyle w:val="Heading2"/>
+      </w:pPr>
+      <w:r>
+        <w:t xml:space="preserve">1. Who these terms are between</w:t>
+      </w:r>
+    </w:p>
+    <w:p>
+      <w:pPr>
+        <w:pStyle w:val="FirstParagraph"/>
+      </w:pPr>
+      <w:r>
+        <w:t xml:space="preserve">These terms are between [company name, registered office] (“Anker”, “we”) and you, a person who has an investor account on Anker. If you use Anker for a company, trust, family office or other entity, “you” includes that entity and you confirm that you are allowed to act for it.</w:t>
+      </w:r>
+    </w:p>
+    <w:bookmarkEnd w:id="125"/>
+    <w:bookmarkStart w:id="126" w:name="what-anker-is-and-is-not"/>
+    <w:p>
+      <w:pPr>
+        <w:pStyle w:val="Heading2"/>
+      </w:pPr>
+      <w:r>
+        <w:t xml:space="preserve">2. What Anker is, and is not</w:t>
+      </w:r>
+    </w:p>
+    <w:p>
+      <w:pPr>
+        <w:pStyle w:val="FirstParagraph"/>
+      </w:pPr>
+      <w:r>
+        <w:t xml:space="preserve">Anker is a platform. Venture funds present themselves on it to registered investors, and investors can say that they are interested in a fund and talk to it.</w:t>
+      </w:r>
+    </w:p>
+    <w:p>
+      <w:pPr>
+        <w:pStyle w:val="BodyText"/>
+      </w:pPr>
+      <w:r>
+        <w:t xml:space="preserve">Anker is not a broker, an adviser, a marketplace or an issuer.</w:t>
+      </w:r>
+      <w:r>
+        <w:t xml:space="preserve"> </w:t>
+      </w:r>
+      <w:r>
+        <w:rPr>
+          <w:b/>
+          <w:bCs/>
+        </w:rPr>
+        <w:t xml:space="preserve">No interest in any fund is offered, sold or subscribed on Anker.</w:t>
+      </w:r>
+      <w:r>
+        <w:t xml:space="preserve"> </w:t>
+      </w:r>
+      <w:r>
+        <w:t xml:space="preserve">Anything you decide to do with a fund you do with that fund, under that fund’s own documents. Anker does not take or move money and takes no investment decision for you.</w:t>
+      </w:r>
+    </w:p>
+    <w:bookmarkEnd w:id="126"/>
+    <w:bookmarkStart w:id="127" w:name="your-account"/>
+    <w:p>
+      <w:pPr>
+        <w:pStyle w:val="Heading2"/>
+      </w:pPr>
+      <w:r>
+        <w:t xml:space="preserve">3. Your account</w:t>
+      </w:r>
+    </w:p>
+    <w:p>
+      <w:pPr>
+        <w:pStyle w:val="FirstParagraph"/>
+      </w:pPr>
+      <w:r>
+        <w:t xml:space="preserve">You must be of full age. You must give true information. What you say about yourself, including the kind of investor you say you are, is your own statement; a fund may ask you to prove it, and Anker does not check it.</w:t>
+      </w:r>
+    </w:p>
+    <w:p>
+      <w:pPr>
+        <w:pStyle w:val="BodyText"/>
+      </w:pPr>
+      <w:r>
+        <w:t xml:space="preserve">Keep your password safe. You are responsible for what is done with your account, and for the people you give a role on an entity (see 9).</w:t>
+      </w:r>
+    </w:p>
+    <w:bookmarkEnd w:id="127"/>
+    <w:bookmarkStart w:id="128" w:name="finding-funds"/>
+    <w:p>
+      <w:pPr>
+        <w:pStyle w:val="Heading2"/>
+      </w:pPr>
+      <w:r>
+        <w:t xml:space="preserve">4. Finding funds</w:t>
+      </w:r>
+    </w:p>
+    <w:p>
+      <w:pPr>
+        <w:pStyle w:val="FirstParagraph"/>
+      </w:pPr>
+      <w:r>
+        <w:t xml:space="preserve">Anker shows funds that their managers chose to list, and ranks them by how well each fund’s stated focus matches what you say you look for.</w:t>
+      </w:r>
+      <w:r>
+        <w:t xml:space="preserve"> </w:t>
+      </w:r>
+      <w:r>
+        <w:rPr>
+          <w:b/>
+          <w:bCs/>
+        </w:rPr>
+        <w:t xml:space="preserve">The ranking is not advice and not a recommendation.</w:t>
+      </w:r>
+      <w:r>
+        <w:t xml:space="preserve"> </w:t>
+      </w:r>
+      <w:r>
+        <w:t xml:space="preserve">It does not consider performance, quality or suitability for you. A fund’s description is the fund manager’s; Anker does not verify it. Check each fund yourself and take your own advice.</w:t>
+      </w:r>
+    </w:p>
+    <w:p>
+      <w:pPr>
+        <w:pStyle w:val="BodyText"/>
+      </w:pPr>
+      <w:r>
+        <w:t xml:space="preserve">The eligibility check compares your details with the fund’s own stated rules. It is a guide. The fund decides.</w:t>
+      </w:r>
+    </w:p>
+    <w:bookmarkEnd w:id="128"/>
+    <w:bookmarkStart w:id="129" w:name="asking-a-fund-to-talk"/>
+    <w:p>
+      <w:pPr>
+        <w:pStyle w:val="Heading2"/>
+      </w:pPr>
+      <w:r>
+        <w:t xml:space="preserve">5. Asking a fund to talk</w:t>
+      </w:r>
+    </w:p>
+    <w:p>
+      <w:pPr>
+        <w:pStyle w:val="FirstParagraph"/>
+      </w:pPr>
+      <w:r>
+        <w:t xml:space="preserve">A request is an expression of interest.</w:t>
+      </w:r>
+      <w:r>
+        <w:t xml:space="preserve"> </w:t>
+      </w:r>
+      <w:r>
+        <w:rPr>
+          <w:b/>
+          <w:bCs/>
+        </w:rPr>
+        <w:t xml:space="preserve">It is not an offer, a subscription or an obligation</w:t>
+      </w:r>
+      <w:r>
+        <w:t xml:space="preserve"> </w:t>
+      </w:r>
+      <w:r>
+        <w:t xml:space="preserve">for you or for the fund. You choose what to share with the fund; the fund receives your email address only if it accepts. The fund is responsible, as a separate controller, for what it then holds about you.</w:t>
+      </w:r>
+    </w:p>
+    <w:bookmarkEnd w:id="129"/>
+    <w:bookmarkStart w:id="130" w:name="conversations-files-and-ndas"/>
+    <w:p>
+      <w:pPr>
+        <w:pStyle w:val="Heading2"/>
+      </w:pPr>
+      <w:r>
+        <w:t xml:space="preserve">6. Conversations, files and NDAs</w:t>
+      </w:r>
+    </w:p>
+    <w:p>
+      <w:pPr>
+        <w:pStyle w:val="FirstParagraph"/>
+      </w:pPr>
+      <w:r>
+        <w:t xml:space="preserve">Use conversations only for the purpose of dealing with that fund. Do not send anything unlawful, abusive or harmful, and do not send files that contain malicious code. Files are limited to PDF, JPEG or PNG, 4 MB each, and Anker may refuse or remove a file it considers unsafe.</w:t>
+      </w:r>
+    </w:p>
+    <w:p>
+      <w:pPr>
+        <w:pStyle w:val="BodyText"/>
+      </w:pPr>
+      <w:r>
+        <w:t xml:space="preserve">If a fund asks you to accept its NDA, the NDA is between you and the fund. Anker records that you accepted the fund’s text, the time, and technical details of the acceptance as evidence; Anker does not write, review or advise on the NDA and is not a party to it. Read it before you accept.</w:t>
+      </w:r>
+    </w:p>
+    <w:p>
+      <w:pPr>
+        <w:pStyle w:val="BodyText"/>
+      </w:pPr>
+      <w:r>
+        <w:t xml:space="preserve">A fund may withdraw a document it shared at any time. A copy you have already downloaded stays with you, and the NDA, if any, applies to it.</w:t>
+      </w:r>
+    </w:p>
+    <w:bookmarkEnd w:id="130"/>
+    <w:bookmarkStart w:id="131" w:name="Xc72c74d95fed6fc5a222c2dfb3bfa3d6768f121"/>
+    <w:p>
+      <w:pPr>
+        <w:pStyle w:val="Heading2"/>
+      </w:pPr>
+      <w:r>
+        <w:t xml:space="preserve">7. Identity documents (when this is available)</w:t>
+      </w:r>
+    </w:p>
+    <w:p>
+      <w:pPr>
+        <w:pStyle w:val="FirstParagraph"/>
+      </w:pPr>
+      <w:r>
+        <w:t xml:space="preserve">Keeping identity documents in your passport is optional and is available only when we have opened it. You decide which fund gets a copy and which documents; sharing is a copy for that fund’s onboarding checks. You can take a copy back. If the fund has already checked it, the fund keeps it for its legal records and you should ask the fund to remove it when it no longer needs it.</w:t>
+      </w:r>
+    </w:p>
+    <w:p>
+      <w:pPr>
+        <w:pStyle w:val="BodyText"/>
+      </w:pPr>
+      <w:r>
+        <w:t xml:space="preserve">Only share documents you may lawfully share. Anker does not read your documents and does not decide whether you are accepted: the fund does.</w:t>
+      </w:r>
+    </w:p>
+    <w:bookmarkEnd w:id="131"/>
+    <w:bookmarkStart w:id="132" w:name="X04cfe1f8d5db3dda5ce2a718b8e0dd160702e22"/>
+    <w:p>
+      <w:pPr>
+        <w:pStyle w:val="Heading2"/>
+      </w:pPr>
+      <w:r>
+        <w:t xml:space="preserve">8. Being found by funds (when this is available)</w:t>
+      </w:r>
+    </w:p>
+    <w:p>
+      <w:pPr>
+        <w:pStyle w:val="FirstParagraph"/>
+      </w:pPr>
+      <w:r>
+        <w:t xml:space="preserve">If you switch this on for an entity, funds whose rules you meet may see a card with the kind of entity, country, your declared category, your cheque range and what you look for, never your name, email or team. A fund can only invite you to connect; nothing is shared unless you accept. You can switch it off at any time.</w:t>
+      </w:r>
+    </w:p>
+    <w:bookmarkEnd w:id="132"/>
+    <w:bookmarkStart w:id="133" w:name="teams-on-an-entity"/>
+    <w:p>
+      <w:pPr>
+        <w:pStyle w:val="Heading2"/>
+      </w:pPr>
+      <w:r>
+        <w:t xml:space="preserve">9. Teams on an entity</w:t>
+      </w:r>
+    </w:p>
+    <w:p>
+      <w:pPr>
+        <w:pStyle w:val="FirstParagraph"/>
+      </w:pPr>
+      <w:r>
+        <w:t xml:space="preserve">The owner of an entity may give other people a role: able to act (ask funds to talk, write, accept NDAs, share documents) or able to view. The owner is responsible for the people they add. Funds do not see your team. Anyone with a role sees that entity’s requests and conversations.</w:t>
+      </w:r>
+    </w:p>
+    <w:bookmarkEnd w:id="133"/>
+    <w:bookmarkStart w:id="134" w:name="stopping-or-limiting-your-use"/>
+    <w:p>
+      <w:pPr>
+        <w:pStyle w:val="Heading2"/>
+      </w:pPr>
+      <w:r>
+        <w:t xml:space="preserve">10. Stopping or limiting your use</w:t>
+      </w:r>
+    </w:p>
+    <w:p>
+      <w:pPr>
+        <w:pStyle w:val="FirstParagraph"/>
+      </w:pPr>
+      <w:r>
+        <w:t xml:space="preserve">We may suspend or limit an account or remove content if it is used unlawfully or abusively, or to protect others or the platform. Where we can, we will tell you why. You can delete your investor account at any time (see 11).</w:t>
+      </w:r>
+    </w:p>
+    <w:bookmarkEnd w:id="134"/>
+    <w:bookmarkStart w:id="135" w:name="your-data"/>
+    <w:p>
+      <w:pPr>
+        <w:pStyle w:val="Heading2"/>
+      </w:pPr>
+      <w:r>
+        <w:t xml:space="preserve">11. Your data</w:t>
+      </w:r>
+    </w:p>
+    <w:p>
+      <w:pPr>
+        <w:pStyle w:val="FirstParagraph"/>
+      </w:pPr>
+      <w:r>
+        <w:t xml:space="preserve">How we use your data is described in the investor privacy notice. You can download your data and delete your investor account from your profile page.</w:t>
+      </w:r>
+    </w:p>
+    <w:bookmarkEnd w:id="135"/>
+    <w:bookmarkStart w:id="136" w:name="availability-and-changes"/>
+    <w:p>
+      <w:pPr>
+        <w:pStyle w:val="Heading2"/>
+      </w:pPr>
+      <w:r>
+        <w:t xml:space="preserve">12. Availability and changes</w:t>
+      </w:r>
+    </w:p>
+    <w:p>
+      <w:pPr>
+        <w:pStyle w:val="FirstParagraph"/>
+      </w:pPr>
+      <w:r>
+        <w:t xml:space="preserve">Anker is provided as it is available; [counsel: availability and warranty wording]. We may change these terms. If we change them in a way that matters we will ask you to accept the new version before you continue.</w:t>
+      </w:r>
+    </w:p>
+    <w:bookmarkEnd w:id="136"/>
+    <w:bookmarkStart w:id="137" w:name="liability"/>
+    <w:p>
+      <w:pPr>
+        <w:pStyle w:val="Heading2"/>
+      </w:pPr>
+      <w:r>
+        <w:t xml:space="preserve">13. Liability</w:t>
+      </w:r>
+    </w:p>
+    <w:p>
+      <w:pPr>
+        <w:pStyle w:val="FirstParagraph"/>
+      </w:pPr>
+      <w:r>
+        <w:t xml:space="preserve">[Counsel to supply: limits and exclusions of liability appropriate to the service and to consumers and businesses, in accordance with the applicable law.]</w:t>
+      </w:r>
+    </w:p>
+    <w:bookmarkEnd w:id="137"/>
+    <w:bookmarkStart w:id="138" w:name="governing-law-and-place-of-jurisdiction"/>
+    <w:p>
+      <w:pPr>
+        <w:pStyle w:val="Heading2"/>
+      </w:pPr>
+      <w:r>
+        <w:t xml:space="preserve">14. Governing law and place of jurisdiction</w:t>
+      </w:r>
+    </w:p>
+    <w:p>
+      <w:pPr>
+        <w:pStyle w:val="FirstParagraph"/>
+      </w:pPr>
+      <w:r>
+        <w:t xml:space="preserve">[Counsel to supply.]</w:t>
+      </w:r>
+    </w:p>
+    <w:bookmarkEnd w:id="138"/>
+    <w:bookmarkStart w:id="139" w:name="contact"/>
+    <w:p>
+      <w:pPr>
+        <w:pStyle w:val="Heading2"/>
+      </w:pPr>
+      <w:r>
+        <w:t xml:space="preserve">15. Contact</w:t>
+      </w:r>
+    </w:p>
+    <w:p>
+      <w:pPr>
+        <w:pStyle w:val="FirstParagraph"/>
+      </w:pPr>
+      <w:r>
+        <w:t xml:space="preserve">[Name, address and email for questions and notices.]</w:t>
+      </w:r>
+    </w:p>
+    <w:bookmarkEnd w:id="139"/>
+    <w:bookmarkEnd w:id="140"/>
+    <w:bookmarkStart w:id="146" w:name="key-management-and-rotation-runbook"/>
+    <w:p>
+      <w:pPr>
+        <w:pStyle w:val="Heading1"/>
+      </w:pPr>
+      <w:r>
+        <w:t xml:space="preserve">11. Key management and rotation: runbook</w:t>
+      </w:r>
+    </w:p>
+    <w:p>
+      <w:pPr>
+        <w:pStyle w:val="FirstParagraph"/>
+      </w:pPr>
+      <w:r>
+        <w:rPr>
+          <w:i/>
+          <w:iCs/>
+        </w:rPr>
+        <w:t xml:space="preserve">Closes the gap</w:t>
+      </w:r>
+      <w:r>
+        <w:rPr>
+          <w:i/>
+          <w:iCs/>
+        </w:rPr>
+        <w:t xml:space="preserve"> </w:t>
+      </w:r>
+      <w:r>
+        <w:rPr>
+          <w:i/>
+          <w:iCs/>
+        </w:rPr>
+        <w:t xml:space="preserve">“the encryption key has no rotation procedure”</w:t>
+      </w:r>
+      <w:r>
+        <w:rPr>
+          <w:i/>
+          <w:iCs/>
+        </w:rPr>
+        <w:t xml:space="preserve"> </w:t>
+      </w:r>
+      <w:r>
+        <w:rPr>
+          <w:i/>
+          <w:iCs/>
+        </w:rPr>
+        <w:t xml:space="preserve">(question 20). Built and tested:</w:t>
       </w:r>
       <w:r>
         <w:rPr>
@@ -9884,21 +11399,21 @@
           <w:i/>
           <w:iCs/>
         </w:rPr>
-        <w:t xml:space="preserve">/privacy</w:t>
-      </w:r>
-      <w:r>
-        <w:rPr>
-          <w:i/>
-          <w:iCs/>
-        </w:rPr>
-        <w:t xml:space="preserve"> </w:t>
-      </w:r>
-      <w:r>
-        <w:rPr>
-          <w:i/>
-          <w:iCs/>
-        </w:rPr>
-        <w:t xml:space="preserve">link in the sign-up consent with this notice once approved (change the wording in</w:t>
+        <w:t xml:space="preserve">lib/db/secrets.ts</w:t>
+      </w:r>
+      <w:r>
+        <w:rPr>
+          <w:i/>
+          <w:iCs/>
+        </w:rPr>
+        <w:t xml:space="preserve"> </w:t>
+      </w:r>
+      <w:r>
+        <w:rPr>
+          <w:i/>
+          <w:iCs/>
+        </w:rPr>
+        <w:t xml:space="preserve">(key ring),</w:t>
       </w:r>
       <w:r>
         <w:rPr>
@@ -9913,212 +11428,1530 @@
           <w:i/>
           <w:iCs/>
         </w:rPr>
-        <w:t xml:space="preserve">lib/investor/legal.ts</w:t>
-      </w:r>
-      <w:r>
-        <w:rPr>
-          <w:i/>
-          <w:iCs/>
-        </w:rPr>
+        <w:t xml:space="preserve">lib/db/key-rotation.ts</w:t>
+      </w:r>
+      <w:r>
+        <w:rPr>
+          <w:i/>
+          <w:iCs/>
+        </w:rPr>
+        <w:t xml:space="preserve">,</w:t>
+      </w:r>
+      <w:r>
+        <w:rPr>
+          <w:i/>
+          <w:iCs/>
+        </w:rPr>
+        <w:t xml:space="preserve"> </w:t>
+      </w:r>
+      <w:r>
+        <w:rPr>
+          <w:rStyle w:val="VerbatimChar"/>
+          <w:i/>
+          <w:iCs/>
+        </w:rPr>
+        <w:t xml:space="preserve">scripts/oneshot/rotate-keys.ts</w:t>
+      </w:r>
+      <w:r>
+        <w:rPr>
+          <w:i/>
+          <w:iCs/>
+        </w:rPr>
+        <w:t xml:space="preserve">. Not yet run on production data: there are no investor files yet.</w:t>
+      </w:r>
+    </w:p>
+    <w:bookmarkStart w:id="141" w:name="what-is-encrypted-and-how"/>
+    <w:p>
+      <w:pPr>
+        <w:pStyle w:val="Heading2"/>
+      </w:pPr>
+      <w:r>
+        <w:t xml:space="preserve">What is encrypted, and how</w:t>
+      </w:r>
+    </w:p>
+    <w:p>
+      <w:pPr>
+        <w:pStyle w:val="FirstParagraph"/>
+      </w:pPr>
+      <w:r>
+        <w:t xml:space="preserve">Identity documents (passport), message attachments and the fund’s verification files are encrypted by the application with AES-256-GCM before they reach the database; so are a few personal-data text fields (who owns an entity, a tax number) and some stored secrets. One environment variable,</w:t>
+      </w:r>
+      <w:r>
+        <w:t xml:space="preserve"> </w:t>
+      </w:r>
+      <w:r>
+        <w:rPr>
+          <w:rStyle w:val="VerbatimChar"/>
+        </w:rPr>
+        <w:t xml:space="preserve">SECRET_KEY</w:t>
+      </w:r>
+      <w:r>
+        <w:t xml:space="preserve">, is the</w:t>
+      </w:r>
+      <w:r>
+        <w:t xml:space="preserve"> </w:t>
+      </w:r>
+      <w:r>
+        <w:rPr>
+          <w:b/>
+          <w:bCs/>
+        </w:rPr>
+        <w:t xml:space="preserve">current</w:t>
+      </w:r>
+      <w:r>
+        <w:t xml:space="preserve"> </w:t>
+      </w:r>
+      <w:r>
+        <w:t xml:space="preserve">key; the actual 256-bit key is derived from it. New files carry a short</w:t>
+      </w:r>
+      <w:r>
+        <w:t xml:space="preserve"> </w:t>
+      </w:r>
+      <w:r>
+        <w:rPr>
+          <w:b/>
+          <w:bCs/>
+        </w:rPr>
+        <w:t xml:space="preserve">key id</w:t>
+      </w:r>
+      <w:r>
+        <w:t xml:space="preserve"> </w:t>
+      </w:r>
+      <w:r>
+        <w:t xml:space="preserve">in their header, so the right key is chosen without guessing; files and values written before this change are still read (the current key, then each previous one).</w:t>
+      </w:r>
+    </w:p>
+    <w:bookmarkEnd w:id="141"/>
+    <w:bookmarkStart w:id="142" w:name="rotating-the-key"/>
+    <w:p>
+      <w:pPr>
+        <w:pStyle w:val="Heading2"/>
+      </w:pPr>
+      <w:r>
+        <w:t xml:space="preserve">Rotating the key</w:t>
+      </w:r>
+    </w:p>
+    <w:p>
+      <w:pPr>
+        <w:pStyle w:val="Compact"/>
+        <w:numPr>
+          <w:ilvl w:val="0"/>
+          <w:numId w:val="1035"/>
+        </w:numPr>
+      </w:pPr>
+      <w:r>
+        <w:rPr>
+          <w:b/>
+          <w:bCs/>
+        </w:rPr>
+        <w:t xml:space="preserve">Generate</w:t>
+      </w:r>
+      <w:r>
+        <w:t xml:space="preserve"> </w:t>
+      </w:r>
+      <w:r>
+        <w:t xml:space="preserve">a new secret (at least 32 random bytes, for example</w:t>
+      </w:r>
+      <w:r>
+        <w:t xml:space="preserve"> </w:t>
+      </w:r>
+      <w:r>
+        <w:rPr>
+          <w:rStyle w:val="VerbatimChar"/>
+        </w:rPr>
+        <w:t xml:space="preserve">openssl rand -base64 48</w:t>
+      </w:r>
+      <w:r>
+        <w:t xml:space="preserve">). Keep it in your password manager before using it.</w:t>
+      </w:r>
+    </w:p>
+    <w:p>
+      <w:pPr>
+        <w:pStyle w:val="Compact"/>
+        <w:numPr>
+          <w:ilvl w:val="0"/>
+          <w:numId w:val="1035"/>
+        </w:numPr>
+      </w:pPr>
+      <w:r>
+        <w:rPr>
+          <w:b/>
+          <w:bCs/>
+        </w:rPr>
+        <w:t xml:space="preserve">Deploy with both keys.</w:t>
+      </w:r>
+      <w:r>
+        <w:t xml:space="preserve"> </w:t>
+      </w:r>
+      <w:r>
+        <w:t xml:space="preserve">In the hosting environment set</w:t>
+      </w:r>
+      <w:r>
+        <w:t xml:space="preserve"> </w:t>
+      </w:r>
+      <w:r>
+        <w:rPr>
+          <w:rStyle w:val="VerbatimChar"/>
+        </w:rPr>
+        <w:t xml:space="preserve">SECRET_KEY_PREVIOUS</w:t>
+      </w:r>
+      <w:r>
+        <w:t xml:space="preserve"> </w:t>
+      </w:r>
+      <w:r>
+        <w:t xml:space="preserve">to the old secret (several old secrets may be listed, newest first, comma separated) and</w:t>
+      </w:r>
+      <w:r>
+        <w:t xml:space="preserve"> </w:t>
+      </w:r>
+      <w:r>
+        <w:rPr>
+          <w:rStyle w:val="VerbatimChar"/>
+        </w:rPr>
+        <w:t xml:space="preserve">SECRET_KEY</w:t>
+      </w:r>
+      <w:r>
+        <w:t xml:space="preserve"> </w:t>
+      </w:r>
+      <w:r>
+        <w:t xml:space="preserve">to the new one. After this deploy, nothing becomes unreadable; new writes use the new key.</w:t>
+      </w:r>
+    </w:p>
+    <w:p>
+      <w:pPr>
+        <w:pStyle w:val="Compact"/>
+        <w:numPr>
+          <w:ilvl w:val="0"/>
+          <w:numId w:val="1035"/>
+        </w:numPr>
+      </w:pPr>
+      <w:r>
+        <w:rPr>
+          <w:b/>
+          <w:bCs/>
+        </w:rPr>
+        <w:t xml:space="preserve">Dry run:</w:t>
+      </w:r>
+      <w:r>
+        <w:t xml:space="preserve"> </w:t>
+      </w:r>
+      <w:r>
+        <w:rPr>
+          <w:rStyle w:val="VerbatimChar"/>
+        </w:rPr>
+        <w:t xml:space="preserve">npx tsx scripts/oneshot/rotate-keys.ts</w:t>
+      </w:r>
+      <w:r>
+        <w:t xml:space="preserve"> </w:t>
+      </w:r>
+      <w:r>
+        <w:t xml:space="preserve">with the same two variables and the production database URL in your shell. It prints, per table and column, how many rows would be re-encrypted, which are already current and which cannot be read. Nothing changes.</w:t>
+      </w:r>
+    </w:p>
+    <w:p>
+      <w:pPr>
+        <w:pStyle w:val="Compact"/>
+        <w:numPr>
+          <w:ilvl w:val="0"/>
+          <w:numId w:val="1035"/>
+        </w:numPr>
+      </w:pPr>
+      <w:r>
+        <w:rPr>
+          <w:b/>
+          <w:bCs/>
+        </w:rPr>
+        <w:t xml:space="preserve">Rotate:</w:t>
+      </w:r>
+      <w:r>
+        <w:t xml:space="preserve"> </w:t>
+      </w:r>
+      <w:r>
+        <w:rPr>
+          <w:rStyle w:val="VerbatimChar"/>
+        </w:rPr>
+        <w:t xml:space="preserve">npx tsx scripts/oneshot/rotate-keys.ts --apply --yes-production</w:t>
+      </w:r>
+      <w:r>
+        <w:t xml:space="preserve">. Each file is decrypted, its SHA-256 checked against the stored fingerprint, re-encrypted with the new key, read back, and only then written (a row that fails a check is left alone and reported). It is safe to stop and run again.</w:t>
+      </w:r>
+    </w:p>
+    <w:p>
+      <w:pPr>
+        <w:pStyle w:val="Compact"/>
+        <w:numPr>
+          <w:ilvl w:val="0"/>
+          <w:numId w:val="1035"/>
+        </w:numPr>
+      </w:pPr>
+      <w:r>
+        <w:rPr>
+          <w:b/>
+          <w:bCs/>
+        </w:rPr>
+        <w:t xml:space="preserve">Verify:</w:t>
+      </w:r>
+      <w:r>
+        <w:t xml:space="preserve"> </w:t>
+      </w:r>
+      <w:r>
+        <w:t xml:space="preserve">run the dry run again: every line should say</w:t>
+      </w:r>
+      <w:r>
+        <w:t xml:space="preserve"> </w:t>
+      </w:r>
+      <w:r>
+        <w:t xml:space="preserve">“rotated 0”</w:t>
+      </w:r>
+      <w:r>
+        <w:t xml:space="preserve"> </w:t>
+      </w:r>
+      <w:r>
+        <w:t xml:space="preserve">and</w:t>
+      </w:r>
+      <w:r>
+        <w:t xml:space="preserve"> </w:t>
+      </w:r>
+      <w:r>
+        <w:t xml:space="preserve">“failed 0”</w:t>
+      </w:r>
+      <w:r>
+        <w:t xml:space="preserve">. Open a few documents.</w:t>
+      </w:r>
+    </w:p>
+    <w:p>
+      <w:pPr>
+        <w:pStyle w:val="Compact"/>
+        <w:numPr>
+          <w:ilvl w:val="0"/>
+          <w:numId w:val="1035"/>
+        </w:numPr>
+      </w:pPr>
+      <w:r>
+        <w:rPr>
+          <w:b/>
+          <w:bCs/>
+        </w:rPr>
+        <w:t xml:space="preserve">Retire the old key</w:t>
+      </w:r>
+      <w:r>
+        <w:t xml:space="preserve"> </w:t>
+      </w:r>
+      <w:r>
+        <w:t xml:space="preserve">only when step 5 is clean</w:t>
+      </w:r>
+      <w:r>
+        <w:t xml:space="preserve"> </w:t>
+      </w:r>
+      <w:r>
+        <w:rPr>
+          <w:b/>
+          <w:bCs/>
+        </w:rPr>
+        <w:t xml:space="preserve">and</w:t>
+      </w:r>
+      <w:r>
+        <w:t xml:space="preserve"> </w:t>
+      </w:r>
+      <w:r>
+        <w:t xml:space="preserve">the other places that use</w:t>
+      </w:r>
+      <w:r>
+        <w:t xml:space="preserve"> </w:t>
+      </w:r>
+      <w:r>
+        <w:rPr>
+          <w:rStyle w:val="VerbatimChar"/>
+        </w:rPr>
+        <w:t xml:space="preserve">SECRET_KEY</w:t>
+      </w:r>
+      <w:r>
+        <w:t xml:space="preserve"> </w:t>
+      </w:r>
+      <w:r>
+        <w:t xml:space="preserve">have been dealt with (below). Then remove</w:t>
+      </w:r>
+      <w:r>
+        <w:t xml:space="preserve"> </w:t>
+      </w:r>
+      <w:r>
+        <w:rPr>
+          <w:rStyle w:val="VerbatimChar"/>
+        </w:rPr>
+        <w:t xml:space="preserve">SECRET_KEY_PREVIOUS</w:t>
+      </w:r>
+      <w:r>
+        <w:t xml:space="preserve"> </w:t>
+      </w:r>
+      <w:r>
+        <w:t xml:space="preserve">and deploy.</w:t>
+      </w:r>
+    </w:p>
+    <w:bookmarkEnd w:id="142"/>
+    <w:bookmarkStart w:id="143" w:name="what-the-job-covers-and-what-it-does-not"/>
+    <w:p>
+      <w:pPr>
+        <w:pStyle w:val="Heading2"/>
+      </w:pPr>
+      <w:r>
+        <w:t xml:space="preserve">What the job covers, and what it does not</w:t>
+      </w:r>
+    </w:p>
+    <w:p>
+      <w:pPr>
+        <w:pStyle w:val="FirstParagraph"/>
+      </w:pPr>
+      <w:r>
+        <w:t xml:space="preserve">Covered:</w:t>
+      </w:r>
+      <w:r>
+        <w:t xml:space="preserve"> </w:t>
+      </w:r>
+      <w:r>
+        <w:rPr>
+          <w:rStyle w:val="VerbatimChar"/>
+        </w:rPr>
+        <w:t xml:space="preserve">passport_documents</w:t>
+      </w:r>
+      <w:r>
+        <w:t xml:space="preserve">,</w:t>
+      </w:r>
+      <w:r>
+        <w:t xml:space="preserve"> </w:t>
+      </w:r>
+      <w:r>
+        <w:rPr>
+          <w:rStyle w:val="VerbatimChar"/>
+        </w:rPr>
+        <w:t xml:space="preserve">kyc_document_files</w:t>
+      </w:r>
+      <w:r>
+        <w:t xml:space="preserve">,</w:t>
+      </w:r>
+      <w:r>
+        <w:t xml:space="preserve"> </w:t>
+      </w:r>
+      <w:r>
+        <w:rPr>
+          <w:rStyle w:val="VerbatimChar"/>
+        </w:rPr>
+        <w:t xml:space="preserve">relationship_attachments</w:t>
+      </w:r>
+      <w:r>
+        <w:t xml:space="preserve"> </w:t>
+      </w:r>
+      <w:r>
+        <w:t xml:space="preserve">(files);</w:t>
+      </w:r>
+      <w:r>
+        <w:t xml:space="preserve"> </w:t>
+      </w:r>
+      <w:r>
+        <w:rPr>
+          <w:rStyle w:val="VerbatimChar"/>
+        </w:rPr>
+        <w:t xml:space="preserve">lp_verification.owners_enc</w:t>
+      </w:r>
+      <w:r>
+        <w:t xml:space="preserve">,</w:t>
+      </w:r>
+      <w:r>
+        <w:t xml:space="preserve"> </w:t>
+      </w:r>
+      <w:r>
+        <w:rPr>
+          <w:rStyle w:val="VerbatimChar"/>
+        </w:rPr>
+        <w:t xml:space="preserve">lp_onboarding_details.tax_id_enc</w:t>
+      </w:r>
+      <w:r>
+        <w:t xml:space="preserve">,</w:t>
+      </w:r>
+      <w:r>
+        <w:t xml:space="preserve"> </w:t>
+      </w:r>
+      <w:r>
+        <w:rPr>
+          <w:rStyle w:val="VerbatimChar"/>
+        </w:rPr>
+        <w:t xml:space="preserve">telegram_pending.text_enc</w:t>
+      </w:r>
+      <w:r>
+        <w:t xml:space="preserve">,</w:t>
+      </w:r>
+      <w:r>
+        <w:t xml:space="preserve"> </w:t>
+      </w:r>
+      <w:r>
+        <w:rPr>
+          <w:rStyle w:val="VerbatimChar"/>
+        </w:rPr>
+        <w:t xml:space="preserve">telegram_updates.payload_enc</w:t>
+      </w:r>
+      <w:r>
+        <w:t xml:space="preserve">,</w:t>
+      </w:r>
+      <w:r>
+        <w:t xml:space="preserve"> </w:t>
+      </w:r>
+      <w:r>
+        <w:rPr>
+          <w:rStyle w:val="VerbatimChar"/>
+        </w:rPr>
+        <w:t xml:space="preserve">telegram_bots.token_enc</w:t>
+      </w:r>
+      <w:r>
+        <w:t xml:space="preserve"> </w:t>
+      </w:r>
+      <w:r>
+        <w:t xml:space="preserve">(text).</w:t>
+      </w:r>
+      <w:r>
+        <w:t xml:space="preserve"> </w:t>
+      </w:r>
+      <w:r>
+        <w:rPr>
+          <w:b/>
+          <w:bCs/>
+        </w:rPr>
+        <w:t xml:space="preserve">Not covered, but still readable through the previous key:</w:t>
+      </w:r>
+      <w:r>
+        <w:t xml:space="preserve"> </w:t>
+      </w:r>
+      <w:r>
+        <w:t xml:space="preserve">API keys saved in workspace settings and the privacy-request store. Re-save them (or extend</w:t>
+      </w:r>
+      <w:r>
+        <w:t xml:space="preserve"> </w:t>
+      </w:r>
+      <w:r>
+        <w:rPr>
+          <w:rStyle w:val="VerbatimChar"/>
+        </w:rPr>
+        <w:t xml:space="preserve">TEXT_TARGETS</w:t>
+      </w:r>
+      <w:r>
+        <w:t xml:space="preserve"> </w:t>
+      </w:r>
+      <w:r>
+        <w:t xml:space="preserve">in</w:t>
+      </w:r>
+      <w:r>
+        <w:t xml:space="preserve"> </w:t>
+      </w:r>
+      <w:r>
+        <w:rPr>
+          <w:rStyle w:val="VerbatimChar"/>
+        </w:rPr>
+        <w:t xml:space="preserve">lib/db/key-rotation.ts</w:t>
+      </w:r>
+      <w:r>
+        <w:t xml:space="preserve">) before step 6. A separate system (</w:t>
+      </w:r>
+      <w:r>
+        <w:rPr>
+          <w:rStyle w:val="VerbatimChar"/>
+        </w:rPr>
+        <w:t xml:space="preserve">CONFIG_ENC_KEY</w:t>
+      </w:r>
+      <w:r>
+        <w:t xml:space="preserve">, for runtime configuration) has its own key and is not part of this procedure.</w:t>
+      </w:r>
+    </w:p>
+    <w:bookmarkEnd w:id="143"/>
+    <w:bookmarkStart w:id="144" w:name="if-a-key-may-have-leaked"/>
+    <w:p>
+      <w:pPr>
+        <w:pStyle w:val="Heading2"/>
+      </w:pPr>
+      <w:r>
+        <w:t xml:space="preserve">If a key may have leaked</w:t>
+      </w:r>
+    </w:p>
+    <w:p>
+      <w:pPr>
+        <w:pStyle w:val="FirstParagraph"/>
+      </w:pPr>
+      <w:r>
+        <w:t xml:space="preserve">Treat it as an incident (see the breach runbook in</w:t>
+      </w:r>
+      <w:r>
+        <w:t xml:space="preserve"> </w:t>
+      </w:r>
+      <w:r>
+        <w:rPr>
+          <w:rStyle w:val="VerbatimChar"/>
+        </w:rPr>
+        <w:t xml:space="preserve">06</w:t>
+      </w:r>
+      <w:r>
+        <w:t xml:space="preserve">): rotate immediately as above, then assess which data the old key protected and whether anyone could have obtained the ciphertext as well; the ciphertext is in the database, so a key leak alone, without the database, exposes nothing.</w:t>
+      </w:r>
+    </w:p>
+    <w:bookmarkEnd w:id="144"/>
+    <w:bookmarkStart w:id="145" w:name="what-remains-open"/>
+    <w:p>
+      <w:pPr>
+        <w:pStyle w:val="Heading2"/>
+      </w:pPr>
+      <w:r>
+        <w:t xml:space="preserve">What remains open</w:t>
+      </w:r>
+    </w:p>
+    <w:p>
+      <w:pPr>
+        <w:pStyle w:val="FirstParagraph"/>
+      </w:pPr>
+      <w:r>
+        <w:t xml:space="preserve">The key lives in an environment variable, not in a key-management service; rotation is manual. Counsel and the founder can decide whether that is acceptable for launch (question 20).</w:t>
+      </w:r>
+    </w:p>
+    <w:bookmarkEnd w:id="145"/>
+    <w:bookmarkEnd w:id="146"/>
+    <w:bookmarkStart w:id="152" w:name="X02186c4b37b1b89a6cc7e8d5c8be106b240f3ab"/>
+    <w:p>
+      <w:pPr>
+        <w:pStyle w:val="Heading1"/>
+      </w:pPr>
+      <w:r>
+        <w:t xml:space="preserve">12. Region: what is where, and how to move the database to the EU</w:t>
+      </w:r>
+    </w:p>
+    <w:p>
+      <w:pPr>
+        <w:pStyle w:val="FirstParagraph"/>
+      </w:pPr>
+      <w:r>
+        <w:rPr>
+          <w:i/>
+          <w:iCs/>
+        </w:rPr>
+        <w:t xml:space="preserve">Closes, as far as it can be closed from the code, the gap</w:t>
+      </w:r>
+      <w:r>
+        <w:rPr>
+          <w:i/>
+          <w:iCs/>
+        </w:rPr>
+        <w:t xml:space="preserve"> </w:t>
+      </w:r>
+      <w:r>
+        <w:rPr>
+          <w:i/>
+          <w:iCs/>
+        </w:rPr>
+        <w:t xml:space="preserve">“identity documents are stored in the United States”</w:t>
+      </w:r>
+      <w:r>
+        <w:rPr>
+          <w:i/>
+          <w:iCs/>
+        </w:rPr>
+        <w:t xml:space="preserve"> </w:t>
+      </w:r>
+      <w:r>
+        <w:rPr>
+          <w:i/>
+          <w:iCs/>
+        </w:rPr>
+        <w:t xml:space="preserve">(question 19). The move itself needs the founder’s Neon and hosting access and a short maintenance window; it has</w:t>
+      </w:r>
+      <w:r>
+        <w:rPr>
+          <w:i/>
+          <w:iCs/>
+        </w:rPr>
+        <w:t xml:space="preserve"> </w:t>
+      </w:r>
+      <w:r>
+        <w:rPr>
+          <w:b/>
+          <w:bCs/>
+          <w:i/>
+          <w:iCs/>
+        </w:rPr>
+        <w:t xml:space="preserve">not</w:t>
+      </w:r>
+      <w:r>
+        <w:rPr>
+          <w:i/>
+          <w:iCs/>
+        </w:rPr>
+        <w:t xml:space="preserve"> </w:t>
+      </w:r>
+      <w:r>
+        <w:rPr>
+          <w:i/>
+          <w:iCs/>
+        </w:rPr>
+        <w:t xml:space="preserve">been done.</w:t>
+      </w:r>
+    </w:p>
+    <w:bookmarkStart w:id="147" w:name="facts-2026-10-23"/>
+    <w:p>
+      <w:pPr>
+        <w:pStyle w:val="Heading2"/>
+      </w:pPr>
+      <w:r>
+        <w:t xml:space="preserve">Facts, 2026-10-23</w:t>
+      </w:r>
+    </w:p>
+    <w:p>
+      <w:pPr>
+        <w:pStyle w:val="Compact"/>
+        <w:numPr>
+          <w:ilvl w:val="0"/>
+          <w:numId w:val="1036"/>
+        </w:numPr>
+      </w:pPr>
+      <w:r>
+        <w:rPr>
+          <w:b/>
+          <w:bCs/>
+        </w:rPr>
+        <w:t xml:space="preserve">Database (Neon): AWS us-east-1, US East (N. Virginia).</w:t>
+      </w:r>
+      <w:r>
+        <w:t xml:space="preserve"> </w:t>
+      </w:r>
+      <w:r>
+        <w:t xml:space="preserve">Confirmed from the connection address.</w:t>
+      </w:r>
+    </w:p>
+    <w:p>
+      <w:pPr>
+        <w:pStyle w:val="Compact"/>
+        <w:numPr>
+          <w:ilvl w:val="0"/>
+          <w:numId w:val="1036"/>
+        </w:numPr>
+      </w:pPr>
+      <w:r>
+        <w:rPr>
+          <w:b/>
+          <w:bCs/>
+        </w:rPr>
+        <w:t xml:space="preserve">Hosting (Vercel):</w:t>
+      </w:r>
+      <w:r>
+        <w:t xml:space="preserve"> </w:t>
+      </w:r>
+      <w:r>
+        <w:t xml:space="preserve">the sub-processor register says US (inferred); functions run in the region set for the project.</w:t>
+      </w:r>
+    </w:p>
+    <w:p>
+      <w:pPr>
+        <w:pStyle w:val="Compact"/>
+        <w:numPr>
+          <w:ilvl w:val="0"/>
+          <w:numId w:val="1036"/>
+        </w:numPr>
+      </w:pPr>
+      <w:r>
+        <w:rPr>
+          <w:b/>
+          <w:bCs/>
+        </w:rPr>
+        <w:t xml:space="preserve">Sign-in (Supabase)</w:t>
+      </w:r>
+      <w:r>
+        <w:t xml:space="preserve"> </w:t>
+      </w:r>
+      <w:r>
+        <w:t xml:space="preserve">and</w:t>
+      </w:r>
+      <w:r>
+        <w:t xml:space="preserve"> </w:t>
+      </w:r>
+      <w:r>
+        <w:rPr>
+          <w:b/>
+          <w:bCs/>
+        </w:rPr>
+        <w:t xml:space="preserve">email (Resend):</w:t>
+      </w:r>
+      <w:r>
+        <w:t xml:space="preserve"> </w:t>
+      </w:r>
+      <w:r>
+        <w:t xml:space="preserve">provider-default regions, not chosen deliberately. Their actual regions are read with</w:t>
+      </w:r>
+      <w:r>
+        <w:t xml:space="preserve"> </w:t>
+      </w:r>
+      <w:r>
+        <w:rPr>
+          <w:rStyle w:val="VerbatimChar"/>
+        </w:rPr>
+        <w:t xml:space="preserve">node scripts/legal/read-regions.mjs</w:t>
+      </w:r>
+      <w:r>
+        <w:t xml:space="preserve"> </w:t>
+      </w:r>
+      <w:r>
+        <w:t xml:space="preserve">(set</w:t>
+      </w:r>
+      <w:r>
+        <w:t xml:space="preserve"> </w:t>
+      </w:r>
+      <w:r>
+        <w:rPr>
+          <w:rStyle w:val="VerbatimChar"/>
+        </w:rPr>
+        <w:t xml:space="preserve">SUPABASE_ACCESS_TOKEN</w:t>
+      </w:r>
+      <w:r>
+        <w:t xml:space="preserve"> </w:t>
+      </w:r>
+      <w:r>
+        <w:t xml:space="preserve">and</w:t>
+      </w:r>
+      <w:r>
+        <w:t xml:space="preserve"> </w:t>
+      </w:r>
+      <w:r>
+        <w:rPr>
+          <w:rStyle w:val="VerbatimChar"/>
+        </w:rPr>
+        <w:t xml:space="preserve">RESEND_API_KEY</w:t>
+      </w:r>
+      <w:r>
+        <w:t xml:space="preserve"> </w:t>
+      </w:r>
+      <w:r>
+        <w:t xml:space="preserve">in your own shell for the two lookups, or read them from each dashboard) and entered in the sub-processor register.</w:t>
+      </w:r>
+    </w:p>
+    <w:bookmarkEnd w:id="147"/>
+    <w:bookmarkStart w:id="148" w:name="what-the-code-already-does-about-it"/>
+    <w:p>
+      <w:pPr>
+        <w:pStyle w:val="Heading2"/>
+      </w:pPr>
+      <w:r>
+        <w:t xml:space="preserve">What the code already does about it</w:t>
+      </w:r>
+    </w:p>
+    <w:p>
+      <w:pPr>
+        <w:pStyle w:val="Compact"/>
+        <w:numPr>
+          <w:ilvl w:val="0"/>
+          <w:numId w:val="1037"/>
+        </w:numPr>
+      </w:pPr>
+      <w:r>
+        <w:rPr>
+          <w:b/>
+          <w:bCs/>
+        </w:rPr>
+        <w:t xml:space="preserve">The passport has its own switch,</w:t>
+      </w:r>
+      <w:r>
+        <w:rPr>
+          <w:b/>
+          <w:bCs/>
+        </w:rPr>
+        <w:t xml:space="preserve"> </w:t>
+      </w:r>
+      <w:r>
+        <w:rPr>
+          <w:rStyle w:val="VerbatimChar"/>
+          <w:b/>
+          <w:bCs/>
+        </w:rPr>
+        <w:t xml:space="preserve">investor_passport</w:t>
+      </w:r>
+      <w:r>
+        <w:rPr>
+          <w:b/>
+          <w:bCs/>
+        </w:rPr>
+        <w:t xml:space="preserve">, off.</w:t>
+      </w:r>
+      <w:r>
+        <w:t xml:space="preserve"> </w:t>
+      </w:r>
+      <w:r>
+        <w:t xml:space="preserve">Until it is turned on, Anker stores no investor identity documents at all (a fund’s own onboarding still collects them in the fund’s own flow, in the same database, as before). Sign-up, finding funds, requests, conversations and NDAs can open without it.</w:t>
+      </w:r>
+    </w:p>
+    <w:p>
+      <w:pPr>
+        <w:pStyle w:val="Compact"/>
+        <w:numPr>
+          <w:ilvl w:val="0"/>
+          <w:numId w:val="1037"/>
+        </w:numPr>
+      </w:pPr>
+      <w:r>
+        <w:t xml:space="preserve">Everything personal is behind the other switches too; with all of them off the investor tables are empty.</w:t>
+      </w:r>
+    </w:p>
+    <w:bookmarkEnd w:id="148"/>
+    <w:bookmarkStart w:id="149" w:name="options"/>
+    <w:p>
+      <w:pPr>
+        <w:pStyle w:val="Heading2"/>
+      </w:pPr>
+      <w:r>
+        <w:t xml:space="preserve">Options</w:t>
+      </w:r>
+    </w:p>
+    <w:p>
+      <w:pPr>
+        <w:pStyle w:val="Compact"/>
+        <w:numPr>
+          <w:ilvl w:val="0"/>
+          <w:numId w:val="1038"/>
+        </w:numPr>
+      </w:pPr>
+      <w:r>
+        <w:rPr>
+          <w:b/>
+          <w:bCs/>
+        </w:rPr>
+        <w:t xml:space="preserve">Open without the passport</w:t>
+      </w:r>
+      <w:r>
+        <w:t xml:space="preserve">, keep the US database, and rely on SCCs / the EU-US Data Privacy Framework for what remains (profiles, conversations). Counsel to say whether that is enough for non-document data.</w:t>
+      </w:r>
+    </w:p>
+    <w:p>
+      <w:pPr>
+        <w:pStyle w:val="Compact"/>
+        <w:numPr>
+          <w:ilvl w:val="0"/>
+          <w:numId w:val="1038"/>
+        </w:numPr>
+      </w:pPr>
+      <w:r>
+        <w:rPr>
+          <w:b/>
+          <w:bCs/>
+        </w:rPr>
+        <w:t xml:space="preserve">Move the database to an EU region before opening</w:t>
+      </w:r>
+      <w:r>
+        <w:t xml:space="preserve"> </w:t>
+      </w:r>
+      <w:r>
+        <w:t xml:space="preserve">(recommended if the passport is wanted). Steps below.</w:t>
+      </w:r>
+    </w:p>
+    <w:p>
+      <w:pPr>
+        <w:pStyle w:val="Compact"/>
+        <w:numPr>
+          <w:ilvl w:val="0"/>
+          <w:numId w:val="1038"/>
+        </w:numPr>
+      </w:pPr>
+      <w:r>
+        <w:rPr>
+          <w:b/>
+          <w:bCs/>
+        </w:rPr>
+        <w:t xml:space="preserve">Do nothing yet</w:t>
+      </w:r>
+      <w:r>
+        <w:t xml:space="preserve">; keep everything closed.</w:t>
+      </w:r>
+    </w:p>
+    <w:bookmarkEnd w:id="149"/>
+    <w:bookmarkStart w:id="150" w:name="X490124f1458b37592c6ee0d1f2aff09e9d1fd2e"/>
+    <w:p>
+      <w:pPr>
+        <w:pStyle w:val="Heading2"/>
+      </w:pPr>
+      <w:r>
+        <w:t xml:space="preserve">Moving the database (outline; do it in a quiet hour, with a rollback)</w:t>
+      </w:r>
+    </w:p>
+    <w:p>
+      <w:pPr>
+        <w:pStyle w:val="Compact"/>
+        <w:numPr>
+          <w:ilvl w:val="0"/>
+          <w:numId w:val="1039"/>
+        </w:numPr>
+      </w:pPr>
+      <w:r>
+        <w:rPr>
+          <w:b/>
+          <w:bCs/>
+        </w:rPr>
+        <w:t xml:space="preserve">Prepare.</w:t>
+      </w:r>
+      <w:r>
+        <w:t xml:space="preserve"> </w:t>
+      </w:r>
+      <w:r>
+        <w:t xml:space="preserve">Create a new Neon project in an EU region (AWS eu-central-1, Frankfurt, is the nearest to Germany). Note its connection strings. Take a fresh backup of production (a Neon branch, and a</w:t>
+      </w:r>
+      <w:r>
+        <w:t xml:space="preserve"> </w:t>
+      </w:r>
+      <w:r>
+        <w:rPr>
+          <w:rStyle w:val="VerbatimChar"/>
+        </w:rPr>
+        <w:t xml:space="preserve">pg_dump</w:t>
+      </w:r>
+      <w:r>
         <w:t xml:space="preserve">).</w:t>
       </w:r>
     </w:p>
     <w:p>
       <w:pPr>
+        <w:pStyle w:val="Compact"/>
+        <w:numPr>
+          <w:ilvl w:val="0"/>
+          <w:numId w:val="1039"/>
+        </w:numPr>
+      </w:pPr>
+      <w:r>
+        <w:rPr>
+          <w:b/>
+          <w:bCs/>
+        </w:rPr>
+        <w:t xml:space="preserve">Freeze writes.</w:t>
+      </w:r>
+      <w:r>
+        <w:t xml:space="preserve"> </w:t>
+      </w:r>
+      <w:r>
+        <w:t xml:space="preserve">Put the application in maintenance mode, or pause the cron jobs and switch the platform flags off, for the duration.</w:t>
+      </w:r>
+    </w:p>
+    <w:p>
+      <w:pPr>
+        <w:pStyle w:val="Compact"/>
+        <w:numPr>
+          <w:ilvl w:val="0"/>
+          <w:numId w:val="1039"/>
+        </w:numPr>
+      </w:pPr>
+      <w:r>
+        <w:rPr>
+          <w:b/>
+          <w:bCs/>
+        </w:rPr>
+        <w:t xml:space="preserve">Copy.</w:t>
+      </w:r>
+      <w:r>
+        <w:t xml:space="preserve"> </w:t>
+      </w:r>
+      <w:r>
+        <w:rPr>
+          <w:rStyle w:val="VerbatimChar"/>
+        </w:rPr>
+        <w:t xml:space="preserve">pg_dump --no-owner --format=custom &lt;old&gt; | pg_restore --no-owner -d &lt;new&gt;</w:t>
+      </w:r>
+      <w:r>
+        <w:t xml:space="preserve"> </w:t>
+      </w:r>
+      <w:r>
+        <w:t xml:space="preserve">(or Neon’s import). Then compare row counts per table between the two databases (a ten-line script) and spot-check files by opening one document.</w:t>
+      </w:r>
+    </w:p>
+    <w:p>
+      <w:pPr>
+        <w:pStyle w:val="Compact"/>
+        <w:numPr>
+          <w:ilvl w:val="0"/>
+          <w:numId w:val="1039"/>
+        </w:numPr>
+      </w:pPr>
+      <w:r>
+        <w:rPr>
+          <w:b/>
+          <w:bCs/>
+        </w:rPr>
+        <w:t xml:space="preserve">Cut over.</w:t>
+      </w:r>
+      <w:r>
+        <w:t xml:space="preserve"> </w:t>
+      </w:r>
+      <w:r>
+        <w:t xml:space="preserve">In the hosting environment replace</w:t>
+      </w:r>
+      <w:r>
+        <w:t xml:space="preserve"> </w:t>
+      </w:r>
+      <w:r>
+        <w:rPr>
+          <w:rStyle w:val="VerbatimChar"/>
+        </w:rPr>
+        <w:t xml:space="preserve">NEON_DATABASE_URL</w:t>
+      </w:r>
+      <w:r>
+        <w:t xml:space="preserve"> </w:t>
+      </w:r>
+      <w:r>
+        <w:t xml:space="preserve">and</w:t>
+      </w:r>
+      <w:r>
+        <w:t xml:space="preserve"> </w:t>
+      </w:r>
+      <w:r>
+        <w:rPr>
+          <w:rStyle w:val="VerbatimChar"/>
+        </w:rPr>
+        <w:t xml:space="preserve">DATABASE_URL</w:t>
+      </w:r>
+      <w:r>
+        <w:t xml:space="preserve"> </w:t>
+      </w:r>
+      <w:r>
+        <w:t xml:space="preserve">with the new strings; redeploy. Run the migration ledger check (</w:t>
+      </w:r>
+      <w:r>
+        <w:rPr>
+          <w:rStyle w:val="VerbatimChar"/>
+        </w:rPr>
+        <w:t xml:space="preserve">node scripts/migrate-manifest.mjs</w:t>
+      </w:r>
+      <w:r>
+        <w:t xml:space="preserve">) and the smoke checks.</w:t>
+      </w:r>
+    </w:p>
+    <w:p>
+      <w:pPr>
+        <w:pStyle w:val="Compact"/>
+        <w:numPr>
+          <w:ilvl w:val="0"/>
+          <w:numId w:val="1039"/>
+        </w:numPr>
+      </w:pPr>
+      <w:r>
+        <w:rPr>
+          <w:b/>
+          <w:bCs/>
+        </w:rPr>
+        <w:t xml:space="preserve">Verify</w:t>
+      </w:r>
+      <w:r>
+        <w:t xml:space="preserve"> </w:t>
+      </w:r>
+      <w:r>
+        <w:t xml:space="preserve">with</w:t>
+      </w:r>
+      <w:r>
+        <w:t xml:space="preserve"> </w:t>
+      </w:r>
+      <w:r>
+        <w:rPr>
+          <w:rStyle w:val="VerbatimChar"/>
+        </w:rPr>
+        <w:t xml:space="preserve">node scripts/legal/read-regions.mjs</w:t>
+      </w:r>
+      <w:r>
+        <w:t xml:space="preserve">: the database line should now show an EU region. Update the sub-processor register (Neon: region EU, basis declared) and the privacy notice.</w:t>
+      </w:r>
+    </w:p>
+    <w:p>
+      <w:pPr>
+        <w:pStyle w:val="Compact"/>
+        <w:numPr>
+          <w:ilvl w:val="0"/>
+          <w:numId w:val="1039"/>
+        </w:numPr>
+      </w:pPr>
+      <w:r>
+        <w:rPr>
+          <w:b/>
+          <w:bCs/>
+        </w:rPr>
+        <w:t xml:space="preserve">Roll back</w:t>
+      </w:r>
+      <w:r>
+        <w:t xml:space="preserve"> </w:t>
+      </w:r>
+      <w:r>
+        <w:t xml:space="preserve">if anything is wrong: set the two variables back to the old database, which is untouched and still has the data from before the freeze; re-do the copy later.</w:t>
+      </w:r>
+    </w:p>
+    <w:p>
+      <w:pPr>
+        <w:pStyle w:val="Compact"/>
+        <w:numPr>
+          <w:ilvl w:val="0"/>
+          <w:numId w:val="1039"/>
+        </w:numPr>
+      </w:pPr>
+      <w:r>
+        <w:rPr>
+          <w:b/>
+          <w:bCs/>
+        </w:rPr>
+        <w:t xml:space="preserve">Retire the old database</w:t>
+      </w:r>
+      <w:r>
+        <w:t xml:space="preserve"> </w:t>
+      </w:r>
+      <w:r>
+        <w:t xml:space="preserve">only after a week of clean operation, after taking a last backup into EU storage.</w:t>
+      </w:r>
+    </w:p>
+    <w:p>
+      <w:pPr>
+        <w:pStyle w:val="FirstParagraph"/>
+      </w:pPr>
+      <w:r>
+        <w:t xml:space="preserve">Sign-in and email: both providers offer EU regions. A Supabase project’s region cannot be changed in place (new project and a user migration); a Resend sending domain’s region is set when the domain is created (re-create the domain in an EU region and update the DNS records). If their data is judged low risk (a sign-in record; a six-digit code and content-free notices), counsel may accept them as they are with the right transfer terms.</w:t>
+      </w:r>
+    </w:p>
+    <w:bookmarkEnd w:id="150"/>
+    <w:bookmarkStart w:id="151" w:name="not-built-on-purpose"/>
+    <w:p>
+      <w:pPr>
+        <w:pStyle w:val="Heading2"/>
+      </w:pPr>
+      <w:r>
+        <w:t xml:space="preserve">Not built, on purpose</w:t>
+      </w:r>
+    </w:p>
+    <w:p>
+      <w:pPr>
+        <w:pStyle w:val="FirstParagraph"/>
+      </w:pPr>
+      <w:r>
+        <w:t xml:space="preserve">A second file store outside the database. Fund-held copies of documents live in the same database, so it would move only part of the problem and add orphaned-file risks; the database move fixes all of it.</w:t>
+      </w:r>
+    </w:p>
+    <w:bookmarkEnd w:id="151"/>
+    <w:bookmarkEnd w:id="152"/>
+    <w:bookmarkStart w:id="157" w:name="virus-scanning-runbook"/>
+    <w:p>
+      <w:pPr>
+        <w:pStyle w:val="Heading1"/>
+      </w:pPr>
+      <w:r>
+        <w:t xml:space="preserve">13. Virus scanning: runbook</w:t>
+      </w:r>
+    </w:p>
+    <w:p>
+      <w:pPr>
+        <w:pStyle w:val="FirstParagraph"/>
+      </w:pPr>
+      <w:r>
+        <w:rPr>
+          <w:i/>
+          <w:iCs/>
+        </w:rPr>
+        <w:t xml:space="preserve">Closes the gap</w:t>
+      </w:r>
+      <w:r>
+        <w:rPr>
+          <w:i/>
+          <w:iCs/>
+        </w:rPr>
+        <w:t xml:space="preserve"> </w:t>
+      </w:r>
+      <w:r>
+        <w:rPr>
+          <w:i/>
+          <w:iCs/>
+        </w:rPr>
+        <w:t xml:space="preserve">“attachments get no virus scanning”</w:t>
+      </w:r>
+      <w:r>
+        <w:rPr>
+          <w:i/>
+          <w:iCs/>
+        </w:rPr>
+        <w:t xml:space="preserve"> </w:t>
+      </w:r>
+      <w:r>
+        <w:rPr>
+          <w:i/>
+          <w:iCs/>
+        </w:rPr>
+        <w:t xml:space="preserve">(question 15). Built and tested against a stand-in for the daemon (</w:t>
+      </w:r>
+      <w:r>
+        <w:rPr>
+          <w:rStyle w:val="VerbatimChar"/>
+          <w:i/>
+          <w:iCs/>
+        </w:rPr>
+        <w:t xml:space="preserve">lib/investor/scan.ts</w:t>
+      </w:r>
+      <w:r>
+        <w:rPr>
+          <w:i/>
+          <w:iCs/>
+        </w:rPr>
+        <w:t xml:space="preserve">,</w:t>
+      </w:r>
+      <w:r>
+        <w:rPr>
+          <w:i/>
+          <w:iCs/>
+        </w:rPr>
+        <w:t xml:space="preserve"> </w:t>
+      </w:r>
+      <w:r>
+        <w:rPr>
+          <w:rStyle w:val="VerbatimChar"/>
+          <w:i/>
+          <w:iCs/>
+        </w:rPr>
+        <w:t xml:space="preserve">ops/clamav/docker-compose.yml</w:t>
+      </w:r>
+      <w:r>
+        <w:rPr>
+          <w:i/>
+          <w:iCs/>
+        </w:rPr>
+        <w:t xml:space="preserve">).</w:t>
+      </w:r>
+      <w:r>
+        <w:rPr>
+          <w:i/>
+          <w:iCs/>
+        </w:rPr>
+        <w:t xml:space="preserve"> </w:t>
+      </w:r>
+      <w:r>
+        <w:rPr>
+          <w:b/>
+          <w:bCs/>
+          <w:i/>
+          <w:iCs/>
+        </w:rPr>
+        <w:t xml:space="preserve">Not yet run against a real ClamAV.</w:t>
+      </w:r>
+    </w:p>
+    <w:bookmarkStart w:id="153" w:name="what-it-does"/>
+    <w:p>
+      <w:pPr>
+        <w:pStyle w:val="Heading2"/>
+      </w:pPr>
+      <w:r>
+        <w:t xml:space="preserve">What it does</w:t>
+      </w:r>
+    </w:p>
+    <w:p>
+      <w:pPr>
+        <w:pStyle w:val="FirstParagraph"/>
+      </w:pPr>
+      <w:r>
+        <w:t xml:space="preserve">Before any file is stored, whether a message attachment or a passport document, the application streams it to a ClamAV daemon you run (the</w:t>
+      </w:r>
+      <w:r>
+        <w:t xml:space="preserve"> </w:t>
+      </w:r>
+      <w:r>
+        <w:rPr>
+          <w:rStyle w:val="VerbatimChar"/>
+        </w:rPr>
+        <w:t xml:space="preserve">INSTREAM</w:t>
+      </w:r>
+      <w:r>
+        <w:t xml:space="preserve"> </w:t>
+      </w:r>
+      <w:r>
+        <w:t xml:space="preserve">protocol over TCP). An infected file is refused with a plain message. Files are never sent to a third party. The scanner keeps nothing.</w:t>
+      </w:r>
+    </w:p>
+    <w:bookmarkEnd w:id="153"/>
+    <w:bookmarkStart w:id="154" w:name="settings-environment"/>
+    <w:p>
+      <w:pPr>
+        <w:pStyle w:val="Heading2"/>
+      </w:pPr>
+      <w:r>
+        <w:t xml:space="preserve">Settings (environment)</w:t>
+      </w:r>
+    </w:p>
+    <w:tbl>
+      <w:tblPr>
+        <w:tblStyle w:val="Table"/>
+        <w:tblW w:type="pct" w:w="5000"/>
+        <w:tblLayout w:type="fixed"/>
+        <w:tblLook w:firstRow="1" w:lastRow="0" w:firstColumn="0" w:lastColumn="0" w:noHBand="0" w:noVBand="0" w:val="0020"/>
+      </w:tblPr>
+      <w:tblGrid>
+        <w:gridCol w:w="3960"/>
+        <w:gridCol w:w="3960"/>
+      </w:tblGrid>
+      <w:tr>
+        <w:trPr>
+          <w:tblHeader w:val="on"/>
+        </w:trPr>
+        <w:tc>
+          <w:tcPr/>
+          <w:p>
+            <w:pPr>
+              <w:pStyle w:val="Compact"/>
+            </w:pPr>
+            <w:r>
+              <w:t xml:space="preserve">Variable</w:t>
+            </w:r>
+          </w:p>
+        </w:tc>
+        <w:tc>
+          <w:tcPr/>
+          <w:p>
+            <w:pPr>
+              <w:pStyle w:val="Compact"/>
+            </w:pPr>
+            <w:r>
+              <w:t xml:space="preserve">Meaning</w:t>
+            </w:r>
+          </w:p>
+        </w:tc>
+      </w:tr>
+      <w:tr>
+        <w:tc>
+          <w:tcPr/>
+          <w:p>
+            <w:pPr>
+              <w:pStyle w:val="Compact"/>
+            </w:pPr>
+            <w:r>
+              <w:rPr>
+                <w:rStyle w:val="VerbatimChar"/>
+              </w:rPr>
+              <w:t xml:space="preserve">INVESTOR_SCAN</w:t>
+            </w:r>
+          </w:p>
+        </w:tc>
+        <w:tc>
+          <w:tcPr/>
+          <w:p>
+            <w:pPr>
+              <w:pStyle w:val="Compact"/>
+            </w:pPr>
+            <w:r>
+              <w:rPr>
+                <w:rStyle w:val="VerbatimChar"/>
+              </w:rPr>
+              <w:t xml:space="preserve">off</w:t>
+            </w:r>
+            <w:r>
+              <w:t xml:space="preserve"> </w:t>
+            </w:r>
+            <w:r>
+              <w:t xml:space="preserve">(default): no scanning.</w:t>
+            </w:r>
+            <w:r>
+              <w:t xml:space="preserve"> </w:t>
+            </w:r>
+            <w:r>
+              <w:rPr>
+                <w:rStyle w:val="VerbatimChar"/>
+              </w:rPr>
+              <w:t xml:space="preserve">optional</w:t>
+            </w:r>
+            <w:r>
+              <w:t xml:space="preserve">: scan when a scanner is configured; an infected file is always refused; if the scanner cannot be reached the file is accepted and a warning is logged.</w:t>
+            </w:r>
+            <w:r>
+              <w:t xml:space="preserve"> </w:t>
+            </w:r>
+            <w:r>
+              <w:rPr>
+                <w:rStyle w:val="VerbatimChar"/>
+                <w:b/>
+                <w:bCs/>
+              </w:rPr>
+              <w:t xml:space="preserve">required</w:t>
+            </w:r>
+            <w:r>
+              <w:rPr>
+                <w:b/>
+                <w:bCs/>
+              </w:rPr>
+              <w:t xml:space="preserve">: if the scanner is missing or unreachable the upload is refused (fail closed).</w:t>
+            </w:r>
+          </w:p>
+        </w:tc>
+      </w:tr>
+      <w:tr>
+        <w:tc>
+          <w:tcPr/>
+          <w:p>
+            <w:pPr>
+              <w:pStyle w:val="Compact"/>
+            </w:pPr>
+            <w:r>
+              <w:rPr>
+                <w:rStyle w:val="VerbatimChar"/>
+              </w:rPr>
+              <w:t xml:space="preserve">CLAMAV_HOST</w:t>
+            </w:r>
+            <w:r>
+              <w:t xml:space="preserve">,</w:t>
+            </w:r>
+            <w:r>
+              <w:t xml:space="preserve"> </w:t>
+            </w:r>
+            <w:r>
+              <w:rPr>
+                <w:rStyle w:val="VerbatimChar"/>
+              </w:rPr>
+              <w:t xml:space="preserve">CLAMAV_PORT</w:t>
+            </w:r>
+          </w:p>
+        </w:tc>
+        <w:tc>
+          <w:tcPr/>
+          <w:p>
+            <w:pPr>
+              <w:pStyle w:val="Compact"/>
+            </w:pPr>
+            <w:r>
+              <w:t xml:space="preserve">Where the daemon listens (port default 3310).</w:t>
+            </w:r>
+          </w:p>
+        </w:tc>
+      </w:tr>
+    </w:tbl>
+    <w:p>
+      <w:pPr>
         <w:pStyle w:val="BodyText"/>
       </w:pPr>
       <w:r>
-        <w:rPr>
-          <w:b/>
-          <w:bCs/>
-        </w:rPr>
-        <w:t xml:space="preserve">Who we are.</w:t>
-      </w:r>
-      <w:r>
-        <w:t xml:space="preserve"> </w:t>
-      </w:r>
-      <w:r>
-        <w:t xml:space="preserve">[Company name, address, email, data-protection contact]. We run Anker, a platform for venture funds, founders and investors.</w:t>
-      </w:r>
-    </w:p>
-    <w:p>
-      <w:pPr>
-        <w:pStyle w:val="BodyText"/>
-      </w:pPr>
-      <w:r>
-        <w:rPr>
-          <w:b/>
-          <w:bCs/>
-        </w:rPr>
-        <w:t xml:space="preserve">What this notice covers.</w:t>
-      </w:r>
-      <w:r>
-        <w:t xml:space="preserve"> </w:t>
-      </w:r>
-      <w:r>
-        <w:t xml:space="preserve">Your investor account on Anker: finding funds, asking funds to talk, conversations with funds, your investor documents, and being found by funds if you choose.</w:t>
-      </w:r>
-    </w:p>
-    <w:p>
-      <w:pPr>
-        <w:pStyle w:val="BodyText"/>
-      </w:pPr>
-      <w:r>
-        <w:rPr>
-          <w:b/>
-          <w:bCs/>
-        </w:rPr>
-        <w:t xml:space="preserve">What we collect and why.</w:t>
-      </w:r>
-      <w:r>
-        <w:t xml:space="preserve"> </w:t>
-      </w:r>
-      <w:r>
-        <w:t xml:space="preserve">-</w:t>
-      </w:r>
-      <w:r>
-        <w:t xml:space="preserve"> </w:t>
-      </w:r>
-      <w:r>
-        <w:rPr>
-          <w:i/>
-          <w:iCs/>
-        </w:rPr>
-        <w:t xml:space="preserve">Your account:</w:t>
-      </w:r>
-      <w:r>
-        <w:t xml:space="preserve"> </w:t>
-      </w:r>
-      <w:r>
-        <w:t xml:space="preserve">email address, name, password (stored by our sign-in provider as a hash), the time you accepted the terms. To give you an account (contract).</w:t>
-      </w:r>
-      <w:r>
-        <w:t xml:space="preserve"> </w:t>
-      </w:r>
-      <w:r>
-        <w:t xml:space="preserve">-</w:t>
-      </w:r>
-      <w:r>
-        <w:t xml:space="preserve"> </w:t>
-      </w:r>
-      <w:r>
-        <w:rPr>
-          <w:i/>
-          <w:iCs/>
-        </w:rPr>
-        <w:t xml:space="preserve">Your profile and entities:</w:t>
-      </w:r>
-      <w:r>
-        <w:t xml:space="preserve"> </w:t>
-      </w:r>
-      <w:r>
-        <w:t xml:space="preserve">name, country, languages, how you want to be contacted, a short description; for each entity you invest through (yourself, a company, a trust, a family office): its name, kind, country, tax residence, the category of investor you say you are, and what you look for (sectors, stages, regions, cheque size, time horizon). To show you funds that fit and to let you ask them to talk (contract; steps at your request).</w:t>
-      </w:r>
-      <w:r>
-        <w:t xml:space="preserve"> </w:t>
-      </w:r>
-      <w:r>
-        <w:t xml:space="preserve">-</w:t>
-      </w:r>
-      <w:r>
-        <w:t xml:space="preserve"> </w:t>
-      </w:r>
-      <w:r>
-        <w:rPr>
-          <w:i/>
-          <w:iCs/>
-        </w:rPr>
-        <w:t xml:space="preserve">Your requests and conversations:</w:t>
-      </w:r>
-      <w:r>
-        <w:t xml:space="preserve"> </w:t>
-      </w:r>
-      <w:r>
-        <w:t xml:space="preserve">the requests you send, what you chose to share, the messages and files you exchange with a fund, NDAs you accept (a copy of the text, the time, your IP address and a hash of your browser details, as evidence), meetings you arrange. To carry out what you asked for (steps at your request); the NDA record to keep evidence (legitimate interest).</w:t>
-      </w:r>
-      <w:r>
-        <w:t xml:space="preserve"> </w:t>
-      </w:r>
-      <w:r>
-        <w:t xml:space="preserve">-</w:t>
-      </w:r>
-      <w:r>
-        <w:t xml:space="preserve"> </w:t>
-      </w:r>
-      <w:r>
-        <w:rPr>
-          <w:i/>
-          <w:iCs/>
-        </w:rPr>
-        <w:t xml:space="preserve">Your investor documents (optional):</w:t>
-      </w:r>
-      <w:r>
-        <w:t xml:space="preserve"> </w:t>
-      </w:r>
-      <w:r>
-        <w:t xml:space="preserve">copies of identity and address documents you add to your passport, and a record of which fund received a copy and when. Only if you add them, and only shared with a fund when you choose (consent).</w:t>
-      </w:r>
-      <w:r>
-        <w:t xml:space="preserve"> </w:t>
-      </w:r>
-      <w:r>
-        <w:t xml:space="preserve">-</w:t>
-      </w:r>
-      <w:r>
-        <w:t xml:space="preserve"> </w:t>
-      </w:r>
-      <w:r>
-        <w:rPr>
-          <w:i/>
-          <w:iCs/>
-        </w:rPr>
-        <w:t xml:space="preserve">Being found (optional, off by default):</w:t>
-      </w:r>
-      <w:r>
-        <w:t xml:space="preserve"> </w:t>
-      </w:r>
-      <w:r>
-        <w:t xml:space="preserve">if you switch it on for an entity, funds that fit see a card without your name, email or team. We record when you switched it on (consent).</w:t>
-      </w:r>
-      <w:r>
-        <w:t xml:space="preserve"> </w:t>
-      </w:r>
-      <w:r>
-        <w:t xml:space="preserve">-</w:t>
-      </w:r>
-      <w:r>
-        <w:t xml:space="preserve"> </w:t>
-      </w:r>
-      <w:r>
-        <w:rPr>
-          <w:i/>
-          <w:iCs/>
-        </w:rPr>
-        <w:t xml:space="preserve">Security and abuse prevention:</w:t>
-      </w:r>
-      <w:r>
-        <w:t xml:space="preserve"> </w:t>
-      </w:r>
-      <w:r>
-        <w:t xml:space="preserve">sign-up attempts and limits, an activity log of who did what on your entity (legitimate interest).</w:t>
-      </w:r>
-    </w:p>
-    <w:p>
-      <w:pPr>
-        <w:pStyle w:val="BodyText"/>
-      </w:pPr>
-      <w:r>
-        <w:rPr>
-          <w:b/>
-          <w:bCs/>
-        </w:rPr>
-        <w:t xml:space="preserve">Who receives it.</w:t>
-      </w:r>
-      <w:r>
-        <w:t xml:space="preserve"> </w:t>
-      </w:r>
-      <w:r>
-        <w:t xml:space="preserve">A fund only receives what you choose to share when you ask to talk or accept its invitation, and your email address when it accepts; documents only when you share them. Our service providers process data for us: [list from</w:t>
+        <w:t xml:space="preserve">The conversation screen says</w:t>
+      </w:r>
+      <w:r>
+        <w:t xml:space="preserve"> </w:t>
+      </w:r>
+      <w:r>
+        <w:t xml:space="preserve">“Files are scanned for viruses before they are stored”</w:t>
+      </w:r>
+      <w:r>
+        <w:t xml:space="preserve"> </w:t>
+      </w:r>
+      <w:r>
+        <w:t xml:space="preserve">only when scanning is actually on and a scanner is configured; otherwise it says Anker is not a virus scanner.</w:t>
+      </w:r>
+    </w:p>
+    <w:bookmarkEnd w:id="154"/>
+    <w:bookmarkStart w:id="155" w:name="running-clamav"/>
+    <w:p>
+      <w:pPr>
+        <w:pStyle w:val="Heading2"/>
+      </w:pPr>
+      <w:r>
+        <w:t xml:space="preserve">Running ClamAV</w:t>
+      </w:r>
+    </w:p>
+    <w:p>
+      <w:pPr>
+        <w:pStyle w:val="Compact"/>
+        <w:numPr>
+          <w:ilvl w:val="0"/>
+          <w:numId w:val="1040"/>
+        </w:numPr>
+      </w:pPr>
+      <w:r>
+        <w:t xml:space="preserve">On a small private server in the EU,</w:t>
       </w:r>
       <w:r>
         <w:t xml:space="preserve"> </w:t>
@@ -10127,46 +12960,38 @@
         <w:rPr>
           <w:rStyle w:val="VerbatimChar"/>
         </w:rPr>
-        <w:t xml:space="preserve">/privacy/subprocessors</w:t>
-      </w:r>
-      <w:r>
-        <w:t xml:space="preserve">: hosting, database, sign-in, email delivery]. We do not send your investor data to AI providers.</w:t>
-      </w:r>
-    </w:p>
-    <w:p>
-      <w:pPr>
-        <w:pStyle w:val="BodyText"/>
-      </w:pPr>
-      <w:r>
-        <w:rPr>
-          <w:b/>
-          <w:bCs/>
-        </w:rPr>
-        <w:t xml:space="preserve">Where.</w:t>
-      </w:r>
-      <w:r>
-        <w:t xml:space="preserve"> </w:t>
-      </w:r>
-      <w:r>
-        <w:t xml:space="preserve">Our database is hosted in the United States (AWS us-east-1, via Neon). [Sign-in and email regions: to be read from the providers’ dashboards. Transfers outside the EU and the safeguards, once counsel confirms.]</w:t>
-      </w:r>
-    </w:p>
-    <w:p>
-      <w:pPr>
-        <w:pStyle w:val="BodyText"/>
-      </w:pPr>
-      <w:r>
-        <w:rPr>
-          <w:b/>
-          <w:bCs/>
-        </w:rPr>
-        <w:t xml:space="preserve">How long.</w:t>
-      </w:r>
-      <w:r>
-        <w:t xml:space="preserve"> </w:t>
-      </w:r>
-      <w:r>
-        <w:t xml:space="preserve">See the table [generated from</w:t>
+        <w:t xml:space="preserve">docker compose -f ops/clamav/docker-compose.yml up -d</w:t>
+      </w:r>
+      <w:r>
+        <w:t xml:space="preserve"> </w:t>
+      </w:r>
+      <w:r>
+        <w:t xml:space="preserve">(the file binds the daemon to localhost; publish it only to a private interface). The daemon has</w:t>
+      </w:r>
+      <w:r>
+        <w:t xml:space="preserve"> </w:t>
+      </w:r>
+      <w:r>
+        <w:rPr>
+          <w:b/>
+          <w:bCs/>
+        </w:rPr>
+        <w:t xml:space="preserve">no authentication</w:t>
+      </w:r>
+      <w:r>
+        <w:t xml:space="preserve">: allow connections only from the application’s egress addresses.</w:t>
+      </w:r>
+    </w:p>
+    <w:p>
+      <w:pPr>
+        <w:pStyle w:val="Compact"/>
+        <w:numPr>
+          <w:ilvl w:val="0"/>
+          <w:numId w:val="1040"/>
+        </w:numPr>
+      </w:pPr>
+      <w:r>
+        <w:t xml:space="preserve">Wait for the first signature update (a few minutes), then</w:t>
       </w:r>
       <w:r>
         <w:t xml:space="preserve"> </w:t>
@@ -10175,85 +13000,125 @@
         <w:rPr>
           <w:rStyle w:val="VerbatimChar"/>
         </w:rPr>
-        <w:t xml:space="preserve">08</w:t>
-      </w:r>
-      <w:r>
-        <w:t xml:space="preserve">]. In short: pending codes a day; your account and data until you delete them; funds you have dealt with keep their own records, with your name removed if you erase your account; files in a closed conversation a year; passport files 30 days after you archive the entity.</w:t>
-      </w:r>
-    </w:p>
-    <w:p>
-      <w:pPr>
-        <w:pStyle w:val="BodyText"/>
-      </w:pPr>
-      <w:r>
-        <w:rPr>
-          <w:b/>
-          <w:bCs/>
-        </w:rPr>
-        <w:t xml:space="preserve">Your rights.</w:t>
-      </w:r>
-      <w:r>
-        <w:t xml:space="preserve"> </w:t>
-      </w:r>
-      <w:r>
-        <w:t xml:space="preserve">Access and a copy (Download my data), correction (edit your profile), erasure (Delete my investor account), withdrawal of consent (switch off, take back a shared document), restriction and objection (email [address]), and complaint to your supervisory authority [name].</w:t>
-      </w:r>
-    </w:p>
-    <w:p>
-      <w:pPr>
-        <w:pStyle w:val="BodyText"/>
-      </w:pPr>
-      <w:r>
-        <w:rPr>
-          <w:b/>
-          <w:bCs/>
-        </w:rPr>
-        <w:t xml:space="preserve">Funds are separate controllers.</w:t>
-      </w:r>
-      <w:r>
-        <w:t xml:space="preserve"> </w:t>
-      </w:r>
-      <w:r>
-        <w:t xml:space="preserve">Once you ask a fund to talk, the fund also holds the information you gave it and is responsible for it under its own privacy notice. Ask the fund to correct or delete what it holds.</w:t>
-      </w:r>
-    </w:p>
-    <w:p>
-      <w:pPr>
-        <w:pStyle w:val="BodyText"/>
-      </w:pPr>
-      <w:r>
-        <w:rPr>
-          <w:b/>
-          <w:bCs/>
-        </w:rPr>
-        <w:t xml:space="preserve">Automated decisions.</w:t>
-      </w:r>
-      <w:r>
-        <w:t xml:space="preserve"> </w:t>
-      </w:r>
-      <w:r>
-        <w:t xml:space="preserve">We rank funds by how well their stated focus matches what you say you look for. This is not a decision with legal or similar effect and is not advice.</w:t>
-      </w:r>
-    </w:p>
-    <w:p>
-      <w:pPr>
-        <w:pStyle w:val="BodyText"/>
-      </w:pPr>
-      <w:r>
-        <w:rPr>
-          <w:b/>
-          <w:bCs/>
-        </w:rPr>
-        <w:t xml:space="preserve">Changes.</w:t>
-      </w:r>
-      <w:r>
-        <w:t xml:space="preserve"> </w:t>
-      </w:r>
-      <w:r>
-        <w:t xml:space="preserve">[How you will be told.]</w:t>
-      </w:r>
-    </w:p>
-    <w:bookmarkEnd w:id="112"/>
+        <w:t xml:space="preserve">echo PING | nc &lt;host&gt; 3310</w:t>
+      </w:r>
+      <w:r>
+        <w:t xml:space="preserve"> </w:t>
+      </w:r>
+      <w:r>
+        <w:t xml:space="preserve">should answer</w:t>
+      </w:r>
+      <w:r>
+        <w:t xml:space="preserve"> </w:t>
+      </w:r>
+      <w:r>
+        <w:rPr>
+          <w:rStyle w:val="VerbatimChar"/>
+        </w:rPr>
+        <w:t xml:space="preserve">PONG</w:t>
+      </w:r>
+      <w:r>
+        <w:t xml:space="preserve">.</w:t>
+      </w:r>
+    </w:p>
+    <w:p>
+      <w:pPr>
+        <w:pStyle w:val="Compact"/>
+        <w:numPr>
+          <w:ilvl w:val="0"/>
+          <w:numId w:val="1040"/>
+        </w:numPr>
+      </w:pPr>
+      <w:r>
+        <w:t xml:space="preserve">Set</w:t>
+      </w:r>
+      <w:r>
+        <w:t xml:space="preserve"> </w:t>
+      </w:r>
+      <w:r>
+        <w:rPr>
+          <w:rStyle w:val="VerbatimChar"/>
+        </w:rPr>
+        <w:t xml:space="preserve">CLAMAV_HOST</w:t>
+      </w:r>
+      <w:r>
+        <w:t xml:space="preserve"> </w:t>
+      </w:r>
+      <w:r>
+        <w:t xml:space="preserve">(and the port if not 3310) in the hosting environment and</w:t>
+      </w:r>
+      <w:r>
+        <w:t xml:space="preserve"> </w:t>
+      </w:r>
+      <w:r>
+        <w:rPr>
+          <w:rStyle w:val="VerbatimChar"/>
+        </w:rPr>
+        <w:t xml:space="preserve">INVESTOR_SCAN=optional</w:t>
+      </w:r>
+      <w:r>
+        <w:t xml:space="preserve">. Test by sending the standard EICAR test file as an attachment: it must be refused.</w:t>
+      </w:r>
+    </w:p>
+    <w:p>
+      <w:pPr>
+        <w:pStyle w:val="Compact"/>
+        <w:numPr>
+          <w:ilvl w:val="0"/>
+          <w:numId w:val="1040"/>
+        </w:numPr>
+      </w:pPr>
+      <w:r>
+        <w:t xml:space="preserve">When satisfied, set</w:t>
+      </w:r>
+      <w:r>
+        <w:t xml:space="preserve"> </w:t>
+      </w:r>
+      <w:r>
+        <w:rPr>
+          <w:rStyle w:val="VerbatimChar"/>
+        </w:rPr>
+        <w:t xml:space="preserve">INVESTOR_SCAN=required</w:t>
+      </w:r>
+      <w:r>
+        <w:t xml:space="preserve"> </w:t>
+      </w:r>
+      <w:r>
+        <w:t xml:space="preserve">so that an outage stops uploads rather than letting files through unscanned.</w:t>
+      </w:r>
+    </w:p>
+    <w:p>
+      <w:pPr>
+        <w:pStyle w:val="Compact"/>
+        <w:numPr>
+          <w:ilvl w:val="0"/>
+          <w:numId w:val="1040"/>
+        </w:numPr>
+      </w:pPr>
+      <w:r>
+        <w:t xml:space="preserve">Monitor the daemon’s health (the compose file has a health check) and keep it updated (the image refreshes signatures itself).</w:t>
+      </w:r>
+    </w:p>
+    <w:bookmarkEnd w:id="155"/>
+    <w:bookmarkStart w:id="156" w:name="limits-stated-plainly"/>
+    <w:p>
+      <w:pPr>
+        <w:pStyle w:val="Heading2"/>
+      </w:pPr>
+      <w:r>
+        <w:t xml:space="preserve">Limits, stated plainly</w:t>
+      </w:r>
+    </w:p>
+    <w:p>
+      <w:pPr>
+        <w:pStyle w:val="FirstParagraph"/>
+      </w:pPr>
+      <w:r>
+        <w:t xml:space="preserve">A signature scanner misses new or targeted malware. The existing content checks (type read from the bytes, active-content PDFs refused) stay. Serverless hosting must be able to reach the daemon; a daemon on a private network may need a tunnel or an allow-list of the platform’s egress addresses. Large files cost time: the limit is 4 MB.</w:t>
+      </w:r>
+    </w:p>
+    <w:bookmarkEnd w:id="156"/>
+    <w:bookmarkEnd w:id="157"/>
     <w:sectPr>
       <w:footnotePr>
         <w:numRestart w:val="eachSect"/>
@@ -11099,34 +13964,7 @@
     <w:abstractNumId w:val="991"/>
   </w:num>
   <w:num w:numId="1003">
-    <w:abstractNumId w:val="99411"/>
-    <w:lvlOverride w:ilvl="0">
-      <w:startOverride w:val="1"/>
-    </w:lvlOverride>
-    <w:lvlOverride w:ilvl="1">
-      <w:startOverride w:val="1"/>
-    </w:lvlOverride>
-    <w:lvlOverride w:ilvl="2">
-      <w:startOverride w:val="1"/>
-    </w:lvlOverride>
-    <w:lvlOverride w:ilvl="3">
-      <w:startOverride w:val="1"/>
-    </w:lvlOverride>
-    <w:lvlOverride w:ilvl="4">
-      <w:startOverride w:val="1"/>
-    </w:lvlOverride>
-    <w:lvlOverride w:ilvl="5">
-      <w:startOverride w:val="1"/>
-    </w:lvlOverride>
-    <w:lvlOverride w:ilvl="6">
-      <w:startOverride w:val="1"/>
-    </w:lvlOverride>
-    <w:lvlOverride w:ilvl="7">
-      <w:startOverride w:val="1"/>
-    </w:lvlOverride>
-    <w:lvlOverride w:ilvl="8">
-      <w:startOverride w:val="1"/>
-    </w:lvlOverride>
+    <w:abstractNumId w:val="991"/>
   </w:num>
   <w:num w:numId="1004">
     <w:abstractNumId w:val="99411"/>
@@ -11159,6 +13997,36 @@
     </w:lvlOverride>
   </w:num>
   <w:num w:numId="1005">
+    <w:abstractNumId w:val="99411"/>
+    <w:lvlOverride w:ilvl="0">
+      <w:startOverride w:val="1"/>
+    </w:lvlOverride>
+    <w:lvlOverride w:ilvl="1">
+      <w:startOverride w:val="1"/>
+    </w:lvlOverride>
+    <w:lvlOverride w:ilvl="2">
+      <w:startOverride w:val="1"/>
+    </w:lvlOverride>
+    <w:lvlOverride w:ilvl="3">
+      <w:startOverride w:val="1"/>
+    </w:lvlOverride>
+    <w:lvlOverride w:ilvl="4">
+      <w:startOverride w:val="1"/>
+    </w:lvlOverride>
+    <w:lvlOverride w:ilvl="5">
+      <w:startOverride w:val="1"/>
+    </w:lvlOverride>
+    <w:lvlOverride w:ilvl="6">
+      <w:startOverride w:val="1"/>
+    </w:lvlOverride>
+    <w:lvlOverride w:ilvl="7">
+      <w:startOverride w:val="1"/>
+    </w:lvlOverride>
+    <w:lvlOverride w:ilvl="8">
+      <w:startOverride w:val="1"/>
+    </w:lvlOverride>
+  </w:num>
+  <w:num w:numId="1006">
     <w:abstractNumId w:val="99414"/>
     <w:lvlOverride w:ilvl="0">
       <w:startOverride w:val="4"/>
@@ -11188,7 +14056,7 @@
       <w:startOverride w:val="4"/>
     </w:lvlOverride>
   </w:num>
-  <w:num w:numId="1006">
+  <w:num w:numId="1007">
     <w:abstractNumId w:val="99418"/>
     <w:lvlOverride w:ilvl="0">
       <w:startOverride w:val="8"/>
@@ -11218,7 +14086,7 @@
       <w:startOverride w:val="8"/>
     </w:lvlOverride>
   </w:num>
-  <w:num w:numId="1007">
+  <w:num w:numId="1008">
     <w:abstractNumId w:val="994112"/>
     <w:lvlOverride w:ilvl="0">
       <w:startOverride w:val="12"/>
@@ -11248,7 +14116,7 @@
       <w:startOverride w:val="12"/>
     </w:lvlOverride>
   </w:num>
-  <w:num w:numId="1008">
+  <w:num w:numId="1009">
     <w:abstractNumId w:val="994117"/>
     <w:lvlOverride w:ilvl="0">
       <w:startOverride w:val="17"/>
@@ -11278,7 +14146,7 @@
       <w:startOverride w:val="17"/>
     </w:lvlOverride>
   </w:num>
-  <w:num w:numId="1009">
+  <w:num w:numId="1010">
     <w:abstractNumId w:val="994122"/>
     <w:lvlOverride w:ilvl="0">
       <w:startOverride w:val="22"/>
@@ -11308,7 +14176,7 @@
       <w:startOverride w:val="22"/>
     </w:lvlOverride>
   </w:num>
-  <w:num w:numId="1010">
+  <w:num w:numId="1011">
     <w:abstractNumId w:val="994125"/>
     <w:lvlOverride w:ilvl="0">
       <w:startOverride w:val="25"/>
@@ -11337,9 +14205,6 @@
     <w:lvlOverride w:ilvl="8">
       <w:startOverride w:val="25"/>
     </w:lvlOverride>
-  </w:num>
-  <w:num w:numId="1011">
-    <w:abstractNumId w:val="991"/>
   </w:num>
   <w:num w:numId="1012">
     <w:abstractNumId w:val="991"/>
@@ -11375,6 +14240,9 @@
     <w:abstractNumId w:val="991"/>
   </w:num>
   <w:num w:numId="1023">
+    <w:abstractNumId w:val="991"/>
+  </w:num>
+  <w:num w:numId="1024">
     <w:abstractNumId w:val="99411"/>
     <w:lvlOverride w:ilvl="0">
       <w:startOverride w:val="1"/>
@@ -11404,9 +14272,6 @@
       <w:startOverride w:val="1"/>
     </w:lvlOverride>
   </w:num>
-  <w:num w:numId="1024">
-    <w:abstractNumId w:val="991"/>
-  </w:num>
   <w:num w:numId="1025">
     <w:abstractNumId w:val="991"/>
   </w:num>
@@ -11423,6 +14288,9 @@
     <w:abstractNumId w:val="991"/>
   </w:num>
   <w:num w:numId="1030">
+    <w:abstractNumId w:val="991"/>
+  </w:num>
+  <w:num w:numId="1031">
     <w:abstractNumId w:val="99411"/>
     <w:lvlOverride w:ilvl="0">
       <w:startOverride w:val="1"/>
@@ -11452,8 +14320,140 @@
       <w:startOverride w:val="1"/>
     </w:lvlOverride>
   </w:num>
-  <w:num w:numId="1031">
+  <w:num w:numId="1032">
     <w:abstractNumId w:val="991"/>
+  </w:num>
+  <w:num w:numId="1033">
+    <w:abstractNumId w:val="991"/>
+  </w:num>
+  <w:num w:numId="1034">
+    <w:abstractNumId w:val="991"/>
+  </w:num>
+  <w:num w:numId="1035">
+    <w:abstractNumId w:val="99411"/>
+    <w:lvlOverride w:ilvl="0">
+      <w:startOverride w:val="1"/>
+    </w:lvlOverride>
+    <w:lvlOverride w:ilvl="1">
+      <w:startOverride w:val="1"/>
+    </w:lvlOverride>
+    <w:lvlOverride w:ilvl="2">
+      <w:startOverride w:val="1"/>
+    </w:lvlOverride>
+    <w:lvlOverride w:ilvl="3">
+      <w:startOverride w:val="1"/>
+    </w:lvlOverride>
+    <w:lvlOverride w:ilvl="4">
+      <w:startOverride w:val="1"/>
+    </w:lvlOverride>
+    <w:lvlOverride w:ilvl="5">
+      <w:startOverride w:val="1"/>
+    </w:lvlOverride>
+    <w:lvlOverride w:ilvl="6">
+      <w:startOverride w:val="1"/>
+    </w:lvlOverride>
+    <w:lvlOverride w:ilvl="7">
+      <w:startOverride w:val="1"/>
+    </w:lvlOverride>
+    <w:lvlOverride w:ilvl="8">
+      <w:startOverride w:val="1"/>
+    </w:lvlOverride>
+  </w:num>
+  <w:num w:numId="1036">
+    <w:abstractNumId w:val="991"/>
+  </w:num>
+  <w:num w:numId="1037">
+    <w:abstractNumId w:val="991"/>
+  </w:num>
+  <w:num w:numId="1038">
+    <w:abstractNumId w:val="99411"/>
+    <w:lvlOverride w:ilvl="0">
+      <w:startOverride w:val="1"/>
+    </w:lvlOverride>
+    <w:lvlOverride w:ilvl="1">
+      <w:startOverride w:val="1"/>
+    </w:lvlOverride>
+    <w:lvlOverride w:ilvl="2">
+      <w:startOverride w:val="1"/>
+    </w:lvlOverride>
+    <w:lvlOverride w:ilvl="3">
+      <w:startOverride w:val="1"/>
+    </w:lvlOverride>
+    <w:lvlOverride w:ilvl="4">
+      <w:startOverride w:val="1"/>
+    </w:lvlOverride>
+    <w:lvlOverride w:ilvl="5">
+      <w:startOverride w:val="1"/>
+    </w:lvlOverride>
+    <w:lvlOverride w:ilvl="6">
+      <w:startOverride w:val="1"/>
+    </w:lvlOverride>
+    <w:lvlOverride w:ilvl="7">
+      <w:startOverride w:val="1"/>
+    </w:lvlOverride>
+    <w:lvlOverride w:ilvl="8">
+      <w:startOverride w:val="1"/>
+    </w:lvlOverride>
+  </w:num>
+  <w:num w:numId="1039">
+    <w:abstractNumId w:val="99411"/>
+    <w:lvlOverride w:ilvl="0">
+      <w:startOverride w:val="1"/>
+    </w:lvlOverride>
+    <w:lvlOverride w:ilvl="1">
+      <w:startOverride w:val="1"/>
+    </w:lvlOverride>
+    <w:lvlOverride w:ilvl="2">
+      <w:startOverride w:val="1"/>
+    </w:lvlOverride>
+    <w:lvlOverride w:ilvl="3">
+      <w:startOverride w:val="1"/>
+    </w:lvlOverride>
+    <w:lvlOverride w:ilvl="4">
+      <w:startOverride w:val="1"/>
+    </w:lvlOverride>
+    <w:lvlOverride w:ilvl="5">
+      <w:startOverride w:val="1"/>
+    </w:lvlOverride>
+    <w:lvlOverride w:ilvl="6">
+      <w:startOverride w:val="1"/>
+    </w:lvlOverride>
+    <w:lvlOverride w:ilvl="7">
+      <w:startOverride w:val="1"/>
+    </w:lvlOverride>
+    <w:lvlOverride w:ilvl="8">
+      <w:startOverride w:val="1"/>
+    </w:lvlOverride>
+  </w:num>
+  <w:num w:numId="1040">
+    <w:abstractNumId w:val="99411"/>
+    <w:lvlOverride w:ilvl="0">
+      <w:startOverride w:val="1"/>
+    </w:lvlOverride>
+    <w:lvlOverride w:ilvl="1">
+      <w:startOverride w:val="1"/>
+    </w:lvlOverride>
+    <w:lvlOverride w:ilvl="2">
+      <w:startOverride w:val="1"/>
+    </w:lvlOverride>
+    <w:lvlOverride w:ilvl="3">
+      <w:startOverride w:val="1"/>
+    </w:lvlOverride>
+    <w:lvlOverride w:ilvl="4">
+      <w:startOverride w:val="1"/>
+    </w:lvlOverride>
+    <w:lvlOverride w:ilvl="5">
+      <w:startOverride w:val="1"/>
+    </w:lvlOverride>
+    <w:lvlOverride w:ilvl="6">
+      <w:startOverride w:val="1"/>
+    </w:lvlOverride>
+    <w:lvlOverride w:ilvl="7">
+      <w:startOverride w:val="1"/>
+    </w:lvlOverride>
+    <w:lvlOverride w:ilvl="8">
+      <w:startOverride w:val="1"/>
+    </w:lvlOverride>
   </w:num>
 </w:numbering>
 </file>

--- a/docs/legal/investor-side/Anker-investor-side-counsel-pack.docx
+++ b/docs/legal/investor-side/Anker-investor-side-counsel-pack.docx
@@ -671,6 +671,18 @@
       <w:r>
         <w:t xml:space="preserve">: the runbooks that close the technical gaps.</w:t>
       </w:r>
+      <w:r>
+        <w:t xml:space="preserve"> </w:t>
+      </w:r>
+      <w:r>
+        <w:rPr>
+          <w:rStyle w:val="VerbatimChar"/>
+        </w:rPr>
+        <w:t xml:space="preserve">14-launch-checklist.md</w:t>
+      </w:r>
+      <w:r>
+        <w:t xml:space="preserve">: what is left, in order, with the supervised run step by step.</w:t>
+      </w:r>
     </w:p>
     <w:p>
       <w:pPr>
@@ -702,7 +714,7 @@
         <w:t xml:space="preserve"> </w:t>
       </w:r>
       <w:r>
-        <w:t xml:space="preserve">from the files in this folder (README, 00 to 13 in order,</w:t>
+        <w:t xml:space="preserve">from the files in this folder (README, 00 to 14 in order,</w:t>
       </w:r>
       <w:r>
         <w:t xml:space="preserve"> </w:t>
@@ -10595,7 +10607,7 @@
           <w:i/>
           <w:iCs/>
         </w:rPr>
-        <w:t xml:space="preserve">Version 2026-10-23-draft-1. Status: draft.</w:t>
+        <w:t xml:space="preserve">Version 2026-10-23-draft-2. Status: draft.</w:t>
       </w:r>
     </w:p>
     <w:bookmarkStart w:id="114" w:name="who-we-are"/>
@@ -10612,7 +10624,7 @@
         <w:pStyle w:val="FirstParagraph"/>
       </w:pPr>
       <w:r>
-        <w:t xml:space="preserve">[Company name, registered office, email, data-protection contact.] We run Anker, a platform for venture funds, founders and investors. For your investor account we decide how and why your data is used (we are the controller).</w:t>
+        <w:t xml:space="preserve">Anker AI [legal form and registered office in Berlin, Germany] runs Anker. Contact for anything about your data: privacy@an-ker.de [and the data-protection officer, if one is appointed]. We run Anker, a platform for venture funds, founders and investors. For your investor account we decide how and why your data is used (we are the controller).</w:t>
       </w:r>
     </w:p>
     <w:bookmarkEnd w:id="114"/>
@@ -10891,7 +10903,7 @@
         <w:pStyle w:val="FirstParagraph"/>
       </w:pPr>
       <w:r>
-        <w:t xml:space="preserve">Access and a copy (Download my data on your profile), correction (edit your profile), erasure (Delete my investor account), withdrawal of consent (switch off being found; take back a shared document), restriction and objection (write to [address]), and complaint to your supervisory authority [name].</w:t>
+        <w:t xml:space="preserve">Access and a copy (Download my data on your profile), correction (edit your profile), erasure (Delete my investor account), withdrawal of consent (switch off being found; take back a shared document), restriction and objection (write to privacy@an-ker.de), and complaint to your supervisory authority; if you live in Germany, or if our seat is in Berlin, that is the Berlin Commissioner for Data Protection and Freedom of Information, or the authority of the state where you live. [Counsel to confirm.]</w:t>
       </w:r>
     </w:p>
     <w:bookmarkEnd w:id="120"/>
@@ -10945,7 +10957,7 @@
         <w:pStyle w:val="FirstParagraph"/>
       </w:pPr>
       <w:r>
-        <w:t xml:space="preserve">[How you will be told of changes.]</w:t>
+        <w:t xml:space="preserve">If we change this notice in a way that matters, we will tell you by email or in the app and, if the change affects your terms, ask you to accept the new version.</w:t>
       </w:r>
     </w:p>
     <w:bookmarkEnd w:id="123"/>
@@ -10968,7 +10980,7 @@
           <w:i/>
           <w:iCs/>
         </w:rPr>
-        <w:t xml:space="preserve">Version 2026-10-23-draft-1. Status: draft.</w:t>
+        <w:t xml:space="preserve">Version 2026-10-23-draft-2. Status: draft.</w:t>
       </w:r>
     </w:p>
     <w:bookmarkStart w:id="125" w:name="who-these-terms-are-between"/>
@@ -10985,7 +10997,7 @@
         <w:pStyle w:val="FirstParagraph"/>
       </w:pPr>
       <w:r>
-        <w:t xml:space="preserve">These terms are between [company name, registered office] (“Anker”, “we”) and you, a person who has an investor account on Anker. If you use Anker for a company, trust, family office or other entity, “you” includes that entity and you confirm that you are allowed to act for it.</w:t>
+        <w:t xml:space="preserve">These terms are between Anker AI [legal form and registered office in Berlin, Germany] (“Anker”, “we”) and you, a person who has an investor account on Anker. If you use Anker for a company, trust, family office or other entity, “you” includes that entity and you confirm that you are allowed to act for it.</w:t>
       </w:r>
     </w:p>
     <w:bookmarkEnd w:id="125"/>
@@ -11279,7 +11291,7 @@
         <w:pStyle w:val="FirstParagraph"/>
       </w:pPr>
       <w:r>
-        <w:t xml:space="preserve">Anker is provided as it is available; [counsel: availability and warranty wording]. We may change these terms. If we change them in a way that matters we will ask you to accept the new version before you continue.</w:t>
+        <w:t xml:space="preserve">Anker is provided as it is available, and we do not promise that it will be uninterrupted or error-free, to the extent the law allows. We may change these terms. If we change them in a way that matters we will ask you to accept the new version before you continue.</w:t>
       </w:r>
     </w:p>
     <w:bookmarkEnd w:id="136"/>
@@ -11315,7 +11327,7 @@
         <w:pStyle w:val="FirstParagraph"/>
       </w:pPr>
       <w:r>
-        <w:t xml:space="preserve">[Counsel to supply.]</w:t>
+        <w:t xml:space="preserve">These terms are governed by the laws of Germany. If you are a consumer, mandatory rights under the law of the country where you live remain, and you may bring a claim in the courts there. Otherwise the courts of Berlin have jurisdiction. [Counsel to confirm.]</w:t>
       </w:r>
     </w:p>
     <w:bookmarkEnd w:id="138"/>
@@ -11333,7 +11345,7 @@
         <w:pStyle w:val="FirstParagraph"/>
       </w:pPr>
       <w:r>
-        <w:t xml:space="preserve">[Name, address and email for questions and notices.]</w:t>
+        <w:t xml:space="preserve">Questions and notices: privacy@an-ker.de for anything about your data; vc@an-ker.de for everything else. [Postal address.]</w:t>
       </w:r>
     </w:p>
     <w:bookmarkEnd w:id="139"/>
@@ -13119,6 +13131,1176 @@
     </w:p>
     <w:bookmarkEnd w:id="156"/>
     <w:bookmarkEnd w:id="157"/>
+    <w:bookmarkStart w:id="163" w:name="X4bbc51da0d0d0222a7f46ae019a99e1deb95c75"/>
+    <w:p>
+      <w:pPr>
+        <w:pStyle w:val="Heading1"/>
+      </w:pPr>
+      <w:r>
+        <w:t xml:space="preserve">14. Launch checklist: what is left, in order, and who does it</w:t>
+      </w:r>
+    </w:p>
+    <w:p>
+      <w:pPr>
+        <w:pStyle w:val="FirstParagraph"/>
+      </w:pPr>
+      <w:r>
+        <w:rPr>
+          <w:i/>
+          <w:iCs/>
+        </w:rPr>
+        <w:t xml:space="preserve">As of 2026-10-23. Everything that the code can do is done; what follows needs the founder, counsel or a provider account. Each step says how to know it is done.</w:t>
+      </w:r>
+    </w:p>
+    <w:bookmarkStart w:id="158" w:name="Xee37e457e2ae8d156c364f885929b8952b0cc5c"/>
+    <w:p>
+      <w:pPr>
+        <w:pStyle w:val="Heading2"/>
+      </w:pPr>
+      <w:r>
+        <w:t xml:space="preserve">A. Facts only you can supply (about an hour)</w:t>
+      </w:r>
+    </w:p>
+    <w:p>
+      <w:pPr>
+        <w:pStyle w:val="Compact"/>
+        <w:numPr>
+          <w:ilvl w:val="0"/>
+          <w:numId w:val="1041"/>
+        </w:numPr>
+      </w:pPr>
+      <w:r>
+        <w:rPr>
+          <w:b/>
+          <w:bCs/>
+        </w:rPr>
+        <w:t xml:space="preserve">Regions.</w:t>
+      </w:r>
+      <w:r>
+        <w:t xml:space="preserve"> </w:t>
+      </w:r>
+      <w:r>
+        <w:t xml:space="preserve">In your own shell:</w:t>
+      </w:r>
+      <w:r>
+        <w:t xml:space="preserve"> </w:t>
+      </w:r>
+      <w:r>
+        <w:rPr>
+          <w:rStyle w:val="VerbatimChar"/>
+        </w:rPr>
+        <w:t xml:space="preserve">node scripts/legal/read-regions.mjs</w:t>
+      </w:r>
+      <w:r>
+        <w:t xml:space="preserve"> </w:t>
+      </w:r>
+      <w:r>
+        <w:t xml:space="preserve">(add</w:t>
+      </w:r>
+      <w:r>
+        <w:t xml:space="preserve"> </w:t>
+      </w:r>
+      <w:r>
+        <w:rPr>
+          <w:rStyle w:val="VerbatimChar"/>
+        </w:rPr>
+        <w:t xml:space="preserve">RESEND_API_KEY=…</w:t>
+      </w:r>
+      <w:r>
+        <w:t xml:space="preserve"> </w:t>
+      </w:r>
+      <w:r>
+        <w:t xml:space="preserve">and</w:t>
+      </w:r>
+      <w:r>
+        <w:t xml:space="preserve"> </w:t>
+      </w:r>
+      <w:r>
+        <w:rPr>
+          <w:rStyle w:val="VerbatimChar"/>
+        </w:rPr>
+        <w:t xml:space="preserve">SUPABASE_ACCESS_TOKEN=…</w:t>
+      </w:r>
+      <w:r>
+        <w:t xml:space="preserve"> </w:t>
+      </w:r>
+      <w:r>
+        <w:t xml:space="preserve">and</w:t>
+      </w:r>
+      <w:r>
+        <w:t xml:space="preserve"> </w:t>
+      </w:r>
+      <w:r>
+        <w:rPr>
+          <w:rStyle w:val="VerbatimChar"/>
+        </w:rPr>
+        <w:t xml:space="preserve">NEXT_PUBLIC_SUPABASE_URL=…</w:t>
+      </w:r>
+      <w:r>
+        <w:t xml:space="preserve"> </w:t>
+      </w:r>
+      <w:r>
+        <w:t xml:space="preserve">for the two lookups, or read both from the dashboards).</w:t>
+      </w:r>
+      <w:r>
+        <w:t xml:space="preserve"> </w:t>
+      </w:r>
+      <w:r>
+        <w:rPr>
+          <w:i/>
+          <w:iCs/>
+        </w:rPr>
+        <w:t xml:space="preserve">Done when:</w:t>
+      </w:r>
+      <w:r>
+        <w:t xml:space="preserve"> </w:t>
+      </w:r>
+      <w:r>
+        <w:t xml:space="preserve">you can write down the region of the database (known: AWS us-east-1), sign-in and email, and have updated the sub-processor register (the</w:t>
+      </w:r>
+      <w:r>
+        <w:t xml:space="preserve"> </w:t>
+      </w:r>
+      <w:r>
+        <w:rPr>
+          <w:rStyle w:val="VerbatimChar"/>
+        </w:rPr>
+        <w:t xml:space="preserve">/privacy/subprocessors</w:t>
+      </w:r>
+      <w:r>
+        <w:t xml:space="preserve"> </w:t>
+      </w:r>
+      <w:r>
+        <w:t xml:space="preserve">page reads it) and the</w:t>
+      </w:r>
+      <w:r>
+        <w:t xml:space="preserve"> </w:t>
+      </w:r>
+      <w:r>
+        <w:t xml:space="preserve">“Where”</w:t>
+      </w:r>
+      <w:r>
+        <w:t xml:space="preserve"> </w:t>
+      </w:r>
+      <w:r>
+        <w:t xml:space="preserve">section of the notice (</w:t>
+      </w:r>
+      <w:r>
+        <w:rPr>
+          <w:rStyle w:val="VerbatimChar"/>
+        </w:rPr>
+        <w:t xml:space="preserve">lib/investor/terms-text.ts</w:t>
+      </w:r>
+      <w:r>
+        <w:t xml:space="preserve">).</w:t>
+      </w:r>
+    </w:p>
+    <w:p>
+      <w:pPr>
+        <w:pStyle w:val="Compact"/>
+        <w:numPr>
+          <w:ilvl w:val="0"/>
+          <w:numId w:val="1041"/>
+        </w:numPr>
+      </w:pPr>
+      <w:r>
+        <w:rPr>
+          <w:b/>
+          <w:bCs/>
+        </w:rPr>
+        <w:t xml:space="preserve">Company details.</w:t>
+      </w:r>
+      <w:r>
+        <w:t xml:space="preserve"> </w:t>
+      </w:r>
+      <w:r>
+        <w:t xml:space="preserve">Replace</w:t>
+      </w:r>
+      <w:r>
+        <w:t xml:space="preserve"> </w:t>
+      </w:r>
+      <w:r>
+        <w:rPr>
+          <w:rStyle w:val="VerbatimChar"/>
+        </w:rPr>
+        <w:t xml:space="preserve">[legal form and registered office in Berlin, Germany]</w:t>
+      </w:r>
+      <w:r>
+        <w:t xml:space="preserve"> </w:t>
+      </w:r>
+      <w:r>
+        <w:t xml:space="preserve">and</w:t>
+      </w:r>
+      <w:r>
+        <w:t xml:space="preserve"> </w:t>
+      </w:r>
+      <w:r>
+        <w:rPr>
+          <w:rStyle w:val="VerbatimChar"/>
+        </w:rPr>
+        <w:t xml:space="preserve">[Postal address]</w:t>
+      </w:r>
+      <w:r>
+        <w:t xml:space="preserve"> </w:t>
+      </w:r>
+      <w:r>
+        <w:t xml:space="preserve">in</w:t>
+      </w:r>
+      <w:r>
+        <w:t xml:space="preserve"> </w:t>
+      </w:r>
+      <w:r>
+        <w:rPr>
+          <w:rStyle w:val="VerbatimChar"/>
+        </w:rPr>
+        <w:t xml:space="preserve">lib/investor/terms-text.ts</w:t>
+      </w:r>
+      <w:r>
+        <w:t xml:space="preserve">. The controller name (Anker AI), the contact addresses and the governing law are taken from the existing privacy page and terms; check they are right.</w:t>
+      </w:r>
+    </w:p>
+    <w:bookmarkEnd w:id="158"/>
+    <w:bookmarkStart w:id="159" w:name="b.-decisions"/>
+    <w:p>
+      <w:pPr>
+        <w:pStyle w:val="Heading2"/>
+      </w:pPr>
+      <w:r>
+        <w:t xml:space="preserve">B. Decisions</w:t>
+      </w:r>
+    </w:p>
+    <w:p>
+      <w:pPr>
+        <w:pStyle w:val="Compact"/>
+        <w:numPr>
+          <w:ilvl w:val="0"/>
+          <w:numId w:val="1042"/>
+        </w:numPr>
+      </w:pPr>
+      <w:r>
+        <w:rPr>
+          <w:b/>
+          <w:bCs/>
+        </w:rPr>
+        <w:t xml:space="preserve">The database.</w:t>
+      </w:r>
+      <w:r>
+        <w:t xml:space="preserve"> </w:t>
+      </w:r>
+      <w:r>
+        <w:t xml:space="preserve">Decide: open with the US database (and counsel’s view on transfers), or move to the EU first (</w:t>
+      </w:r>
+      <w:r>
+        <w:rPr>
+          <w:rStyle w:val="VerbatimChar"/>
+        </w:rPr>
+        <w:t xml:space="preserve">12-eu-region-runbook.md</w:t>
+      </w:r>
+      <w:r>
+        <w:t xml:space="preserve">). The passport waits for this either way (</w:t>
+      </w:r>
+      <w:r>
+        <w:rPr>
+          <w:rStyle w:val="VerbatimChar"/>
+        </w:rPr>
+        <w:t xml:space="preserve">investor_passport</w:t>
+      </w:r>
+      <w:r>
+        <w:t xml:space="preserve">, off).</w:t>
+      </w:r>
+    </w:p>
+    <w:p>
+      <w:pPr>
+        <w:pStyle w:val="Compact"/>
+        <w:numPr>
+          <w:ilvl w:val="0"/>
+          <w:numId w:val="1042"/>
+        </w:numPr>
+      </w:pPr>
+      <w:r>
+        <w:rPr>
+          <w:b/>
+          <w:bCs/>
+        </w:rPr>
+        <w:t xml:space="preserve">Scanning.</w:t>
+      </w:r>
+      <w:r>
+        <w:t xml:space="preserve"> </w:t>
+      </w:r>
+      <w:r>
+        <w:t xml:space="preserve">Decide whether launch needs</w:t>
+      </w:r>
+      <w:r>
+        <w:t xml:space="preserve"> </w:t>
+      </w:r>
+      <w:r>
+        <w:rPr>
+          <w:rStyle w:val="VerbatimChar"/>
+        </w:rPr>
+        <w:t xml:space="preserve">INVESTOR_SCAN=required</w:t>
+      </w:r>
+      <w:r>
+        <w:t xml:space="preserve">. If yes: a small EU server running</w:t>
+      </w:r>
+      <w:r>
+        <w:t xml:space="preserve"> </w:t>
+      </w:r>
+      <w:r>
+        <w:rPr>
+          <w:rStyle w:val="VerbatimChar"/>
+        </w:rPr>
+        <w:t xml:space="preserve">ops/clamav/docker-compose.yml</w:t>
+      </w:r>
+      <w:r>
+        <w:t xml:space="preserve">, then</w:t>
+      </w:r>
+      <w:r>
+        <w:t xml:space="preserve"> </w:t>
+      </w:r>
+      <w:r>
+        <w:rPr>
+          <w:rStyle w:val="VerbatimChar"/>
+        </w:rPr>
+        <w:t xml:space="preserve">CLAMAV_HOST</w:t>
+      </w:r>
+      <w:r>
+        <w:t xml:space="preserve"> </w:t>
+      </w:r>
+      <w:r>
+        <w:t xml:space="preserve">in the hosting environment,</w:t>
+      </w:r>
+      <w:r>
+        <w:t xml:space="preserve"> </w:t>
+      </w:r>
+      <w:r>
+        <w:rPr>
+          <w:rStyle w:val="VerbatimChar"/>
+        </w:rPr>
+        <w:t xml:space="preserve">INVESTOR_SCAN=optional</w:t>
+      </w:r>
+      <w:r>
+        <w:t xml:space="preserve">, test with the EICAR file, then</w:t>
+      </w:r>
+      <w:r>
+        <w:t xml:space="preserve"> </w:t>
+      </w:r>
+      <w:r>
+        <w:rPr>
+          <w:rStyle w:val="VerbatimChar"/>
+        </w:rPr>
+        <w:t xml:space="preserve">required</w:t>
+      </w:r>
+      <w:r>
+        <w:t xml:space="preserve"> </w:t>
+      </w:r>
+      <w:r>
+        <w:t xml:space="preserve">(</w:t>
+      </w:r>
+      <w:r>
+        <w:rPr>
+          <w:rStyle w:val="VerbatimChar"/>
+        </w:rPr>
+        <w:t xml:space="preserve">13-virus-scanning-runbook.md</w:t>
+      </w:r>
+      <w:r>
+        <w:t xml:space="preserve">).</w:t>
+      </w:r>
+    </w:p>
+    <w:p>
+      <w:pPr>
+        <w:pStyle w:val="Compact"/>
+        <w:numPr>
+          <w:ilvl w:val="0"/>
+          <w:numId w:val="1042"/>
+        </w:numPr>
+      </w:pPr>
+      <w:r>
+        <w:rPr>
+          <w:b/>
+          <w:bCs/>
+        </w:rPr>
+        <w:t xml:space="preserve">Key.</w:t>
+      </w:r>
+      <w:r>
+        <w:t xml:space="preserve"> </w:t>
+      </w:r>
+      <w:r>
+        <w:t xml:space="preserve">Confirm the key can stay an environment variable; know where the secret is kept besides the host (</w:t>
+      </w:r>
+      <w:r>
+        <w:rPr>
+          <w:rStyle w:val="VerbatimChar"/>
+        </w:rPr>
+        <w:t xml:space="preserve">11-key-management.md</w:t>
+      </w:r>
+      <w:r>
+        <w:t xml:space="preserve">).</w:t>
+      </w:r>
+    </w:p>
+    <w:bookmarkEnd w:id="159"/>
+    <w:bookmarkStart w:id="160" w:name="c.-counsel"/>
+    <w:p>
+      <w:pPr>
+        <w:pStyle w:val="Heading2"/>
+      </w:pPr>
+      <w:r>
+        <w:t xml:space="preserve">C. Counsel</w:t>
+      </w:r>
+    </w:p>
+    <w:p>
+      <w:pPr>
+        <w:pStyle w:val="Compact"/>
+        <w:numPr>
+          <w:ilvl w:val="0"/>
+          <w:numId w:val="1043"/>
+        </w:numPr>
+      </w:pPr>
+      <w:r>
+        <w:rPr>
+          <w:b/>
+          <w:bCs/>
+        </w:rPr>
+        <w:t xml:space="preserve">Send the pack</w:t>
+      </w:r>
+      <w:r>
+        <w:t xml:space="preserve"> </w:t>
+      </w:r>
+      <w:r>
+        <w:t xml:space="preserve">(</w:t>
+      </w:r>
+      <w:r>
+        <w:rPr>
+          <w:rStyle w:val="VerbatimChar"/>
+        </w:rPr>
+        <w:t xml:space="preserve">Anker-investor-side-counsel-pack.docx</w:t>
+      </w:r>
+      <w:r>
+        <w:t xml:space="preserve">). Questions marked</w:t>
+      </w:r>
+      <w:r>
+        <w:t xml:space="preserve"> </w:t>
+      </w:r>
+      <w:r>
+        <w:rPr>
+          <w:b/>
+          <w:bCs/>
+        </w:rPr>
+        <w:t xml:space="preserve">B</w:t>
+      </w:r>
+      <w:r>
+        <w:t xml:space="preserve"> </w:t>
+      </w:r>
+      <w:r>
+        <w:t xml:space="preserve">in</w:t>
+      </w:r>
+      <w:r>
+        <w:t xml:space="preserve"> </w:t>
+      </w:r>
+      <w:r>
+        <w:rPr>
+          <w:rStyle w:val="VerbatimChar"/>
+        </w:rPr>
+        <w:t xml:space="preserve">00-counsel-brief.md</w:t>
+      </w:r>
+      <w:r>
+        <w:t xml:space="preserve"> </w:t>
+      </w:r>
+      <w:r>
+        <w:t xml:space="preserve">come first.</w:t>
+      </w:r>
+    </w:p>
+    <w:p>
+      <w:pPr>
+        <w:pStyle w:val="Compact"/>
+        <w:numPr>
+          <w:ilvl w:val="0"/>
+          <w:numId w:val="1043"/>
+        </w:numPr>
+      </w:pPr>
+      <w:r>
+        <w:rPr>
+          <w:b/>
+          <w:bCs/>
+        </w:rPr>
+        <w:t xml:space="preserve">Apply counsel’s answers</w:t>
+      </w:r>
+      <w:r>
+        <w:t xml:space="preserve"> </w:t>
+      </w:r>
+      <w:r>
+        <w:t xml:space="preserve">in one place each: wording in</w:t>
+      </w:r>
+      <w:r>
+        <w:t xml:space="preserve"> </w:t>
+      </w:r>
+      <w:r>
+        <w:rPr>
+          <w:rStyle w:val="VerbatimChar"/>
+        </w:rPr>
+        <w:t xml:space="preserve">lib/investor/legal.ts</w:t>
+      </w:r>
+      <w:r>
+        <w:t xml:space="preserve"> </w:t>
+      </w:r>
+      <w:r>
+        <w:t xml:space="preserve">(raise</w:t>
+      </w:r>
+      <w:r>
+        <w:t xml:space="preserve"> </w:t>
+      </w:r>
+      <w:r>
+        <w:rPr>
+          <w:rStyle w:val="VerbatimChar"/>
+        </w:rPr>
+        <w:t xml:space="preserve">LEGAL_VERSION</w:t>
+      </w:r>
+      <w:r>
+        <w:t xml:space="preserve">, regenerate with</w:t>
+      </w:r>
+      <w:r>
+        <w:t xml:space="preserve"> </w:t>
+      </w:r>
+      <w:r>
+        <w:rPr>
+          <w:rStyle w:val="VerbatimChar"/>
+        </w:rPr>
+        <w:t xml:space="preserve">npx tsx scripts/legal/gen-investor-pack.ts</w:t>
+      </w:r>
+      <w:r>
+        <w:t xml:space="preserve">, update the two pinned hashes in</w:t>
+      </w:r>
+      <w:r>
+        <w:t xml:space="preserve"> </w:t>
+      </w:r>
+      <w:r>
+        <w:rPr>
+          <w:rStyle w:val="VerbatimChar"/>
+        </w:rPr>
+        <w:t xml:space="preserve">lib/investor/legal.test.ts</w:t>
+      </w:r>
+      <w:r>
+        <w:t xml:space="preserve">); terms and notice in</w:t>
+      </w:r>
+      <w:r>
+        <w:t xml:space="preserve"> </w:t>
+      </w:r>
+      <w:r>
+        <w:rPr>
+          <w:rStyle w:val="VerbatimChar"/>
+        </w:rPr>
+        <w:t xml:space="preserve">lib/investor/terms-text.ts</w:t>
+      </w:r>
+      <w:r>
+        <w:t xml:space="preserve"> </w:t>
+      </w:r>
+      <w:r>
+        <w:t xml:space="preserve">(raise</w:t>
+      </w:r>
+      <w:r>
+        <w:t xml:space="preserve"> </w:t>
+      </w:r>
+      <w:r>
+        <w:rPr>
+          <w:rStyle w:val="VerbatimChar"/>
+        </w:rPr>
+        <w:t xml:space="preserve">INVESTOR_TERMS_VERSION</w:t>
+      </w:r>
+      <w:r>
+        <w:t xml:space="preserve">; set</w:t>
+      </w:r>
+      <w:r>
+        <w:t xml:space="preserve"> </w:t>
+      </w:r>
+      <w:r>
+        <w:rPr>
+          <w:rStyle w:val="VerbatimChar"/>
+        </w:rPr>
+        <w:t xml:space="preserve">TERMS_STATUS</w:t>
+      </w:r>
+      <w:r>
+        <w:t xml:space="preserve"> </w:t>
+      </w:r>
+      <w:r>
+        <w:t xml:space="preserve">to</w:t>
+      </w:r>
+      <w:r>
+        <w:t xml:space="preserve"> </w:t>
+      </w:r>
+      <w:r>
+        <w:rPr>
+          <w:rStyle w:val="VerbatimChar"/>
+        </w:rPr>
+        <w:t xml:space="preserve">"approved"</w:t>
+      </w:r>
+      <w:r>
+        <w:t xml:space="preserve"> </w:t>
+      </w:r>
+      <w:r>
+        <w:t xml:space="preserve">only when no</w:t>
+      </w:r>
+      <w:r>
+        <w:t xml:space="preserve"> </w:t>
+      </w:r>
+      <w:r>
+        <w:rPr>
+          <w:rStyle w:val="VerbatimChar"/>
+        </w:rPr>
+        <w:t xml:space="preserve">[bracket]</w:t>
+      </w:r>
+      <w:r>
+        <w:t xml:space="preserve"> </w:t>
+      </w:r>
+      <w:r>
+        <w:t xml:space="preserve">is left: the tests enforce it); retention periods in</w:t>
+      </w:r>
+      <w:r>
+        <w:t xml:space="preserve"> </w:t>
+      </w:r>
+      <w:r>
+        <w:rPr>
+          <w:rStyle w:val="VerbatimChar"/>
+        </w:rPr>
+        <w:t xml:space="preserve">lib/investor/retention-policy.ts</w:t>
+      </w:r>
+      <w:r>
+        <w:t xml:space="preserve">.</w:t>
+      </w:r>
+      <w:r>
+        <w:t xml:space="preserve"> </w:t>
+      </w:r>
+      <w:r>
+        <w:rPr>
+          <w:i/>
+          <w:iCs/>
+        </w:rPr>
+        <w:t xml:space="preserve">Done when:</w:t>
+      </w:r>
+      <w:r>
+        <w:t xml:space="preserve"> </w:t>
+      </w:r>
+      <w:r>
+        <w:rPr>
+          <w:rStyle w:val="VerbatimChar"/>
+        </w:rPr>
+        <w:t xml:space="preserve">pnpm test</w:t>
+      </w:r>
+      <w:r>
+        <w:t xml:space="preserve"> </w:t>
+      </w:r>
+      <w:r>
+        <w:t xml:space="preserve">passes and the draft banner is gone.</w:t>
+      </w:r>
+    </w:p>
+    <w:bookmarkEnd w:id="160"/>
+    <w:bookmarkStart w:id="161" w:name="Xb452d7460af13372b392392f6cbbd5bb64a1eb5"/>
+    <w:p>
+      <w:pPr>
+        <w:pStyle w:val="Heading2"/>
+      </w:pPr>
+      <w:r>
+        <w:t xml:space="preserve">D. The supervised run (before the first real investor)</w:t>
+      </w:r>
+    </w:p>
+    <w:p>
+      <w:pPr>
+        <w:pStyle w:val="FirstParagraph"/>
+      </w:pPr>
+      <w:r>
+        <w:t xml:space="preserve">Use a throwaway fund and your own addresses; keep the other switches off.</w:t>
+      </w:r>
+      <w:r>
+        <w:t xml:space="preserve"> </w:t>
+      </w:r>
+      <w:r>
+        <w:t xml:space="preserve">1.</w:t>
+      </w:r>
+      <w:r>
+        <w:t xml:space="preserve"> </w:t>
+      </w:r>
+      <w:r>
+        <w:rPr>
+          <w:b/>
+          <w:bCs/>
+        </w:rPr>
+        <w:t xml:space="preserve">A throwaway fund and workspace.</w:t>
+      </w:r>
+      <w:r>
+        <w:t xml:space="preserve"> </w:t>
+      </w:r>
+      <w:r>
+        <w:t xml:space="preserve">In a test workspace create a fund, set the fund profile (sectors, geography, stage, minimum commitment, thesis), then on</w:t>
+      </w:r>
+      <w:r>
+        <w:t xml:space="preserve"> </w:t>
+      </w:r>
+      <w:r>
+        <w:rPr>
+          <w:i/>
+          <w:iCs/>
+        </w:rPr>
+        <w:t xml:space="preserve">Investors</w:t>
+      </w:r>
+      <w:r>
+        <w:t xml:space="preserve"> </w:t>
+      </w:r>
+      <w:r>
+        <w:t xml:space="preserve">set the rules, tick strict mode, and press</w:t>
+      </w:r>
+      <w:r>
+        <w:t xml:space="preserve"> </w:t>
+      </w:r>
+      <w:r>
+        <w:rPr>
+          <w:i/>
+          <w:iCs/>
+        </w:rPr>
+        <w:t xml:space="preserve">Show to investors</w:t>
+      </w:r>
+      <w:r>
+        <w:t xml:space="preserve">.</w:t>
+      </w:r>
+      <w:r>
+        <w:t xml:space="preserve"> </w:t>
+      </w:r>
+      <w:r>
+        <w:rPr>
+          <w:i/>
+          <w:iCs/>
+        </w:rPr>
+        <w:t xml:space="preserve">Check:</w:t>
+      </w:r>
+      <w:r>
+        <w:t xml:space="preserve"> </w:t>
+      </w:r>
+      <w:r>
+        <w:t xml:space="preserve">the fund appears to an investor and to nobody else.</w:t>
+      </w:r>
+      <w:r>
+        <w:t xml:space="preserve"> </w:t>
+      </w:r>
+      <w:r>
+        <w:t xml:space="preserve">2.</w:t>
+      </w:r>
+      <w:r>
+        <w:t xml:space="preserve"> </w:t>
+      </w:r>
+      <w:r>
+        <w:rPr>
+          <w:b/>
+          <w:bCs/>
+        </w:rPr>
+        <w:t xml:space="preserve">Open sign-up briefly.</w:t>
+      </w:r>
+      <w:r>
+        <w:t xml:space="preserve"> </w:t>
+      </w:r>
+      <w:r>
+        <w:t xml:space="preserve">Set</w:t>
+      </w:r>
+      <w:r>
+        <w:t xml:space="preserve"> </w:t>
+      </w:r>
+      <w:r>
+        <w:rPr>
+          <w:rStyle w:val="VerbatimChar"/>
+        </w:rPr>
+        <w:t xml:space="preserve">investor_signup</w:t>
+      </w:r>
+      <w:r>
+        <w:t xml:space="preserve"> </w:t>
+      </w:r>
+      <w:r>
+        <w:t xml:space="preserve">to on (</w:t>
+      </w:r>
+      <w:r>
+        <w:rPr>
+          <w:rStyle w:val="VerbatimChar"/>
+        </w:rPr>
+        <w:t xml:space="preserve">UPDATE platform_flags SET enabled = true WHERE key = 'investor_signup'</w:t>
+      </w:r>
+      <w:r>
+        <w:t xml:space="preserve">, or the flag tool). Sign up with a fresh address.</w:t>
+      </w:r>
+      <w:r>
+        <w:t xml:space="preserve"> </w:t>
+      </w:r>
+      <w:r>
+        <w:rPr>
+          <w:i/>
+          <w:iCs/>
+        </w:rPr>
+        <w:t xml:space="preserve">Check:</w:t>
+      </w:r>
+      <w:r>
+        <w:t xml:space="preserve"> </w:t>
+      </w:r>
+      <w:r>
+        <w:t xml:space="preserve">the code email arrives and holds only the code; no account exists before the code; the password step creates the account; you land on</w:t>
+      </w:r>
+      <w:r>
+        <w:t xml:space="preserve"> </w:t>
+      </w:r>
+      <w:r>
+        <w:rPr>
+          <w:rStyle w:val="VerbatimChar"/>
+        </w:rPr>
+        <w:t xml:space="preserve">/investor</w:t>
+      </w:r>
+      <w:r>
+        <w:t xml:space="preserve">; the terms and notice links open the draft pages.</w:t>
+      </w:r>
+      <w:r>
+        <w:t xml:space="preserve"> </w:t>
+      </w:r>
+      <w:r>
+        <w:t xml:space="preserve">3.</w:t>
+      </w:r>
+      <w:r>
+        <w:t xml:space="preserve"> </w:t>
+      </w:r>
+      <w:r>
+        <w:rPr>
+          <w:b/>
+          <w:bCs/>
+        </w:rPr>
+        <w:t xml:space="preserve">Find, ask, talk.</w:t>
+      </w:r>
+      <w:r>
+        <w:t xml:space="preserve"> </w:t>
+      </w:r>
+      <w:r>
+        <w:t xml:space="preserve">Create an entity with interests; open</w:t>
+      </w:r>
+      <w:r>
+        <w:t xml:space="preserve"> </w:t>
+      </w:r>
+      <w:r>
+        <w:rPr>
+          <w:i/>
+          <w:iCs/>
+        </w:rPr>
+        <w:t xml:space="preserve">Find a fund</w:t>
+      </w:r>
+      <w:r>
+        <w:t xml:space="preserve">; open the fund; send a request.</w:t>
+      </w:r>
+      <w:r>
+        <w:t xml:space="preserve"> </w:t>
+      </w:r>
+      <w:r>
+        <w:rPr>
+          <w:i/>
+          <w:iCs/>
+        </w:rPr>
+        <w:t xml:space="preserve">Check:</w:t>
+      </w:r>
+      <w:r>
+        <w:t xml:space="preserve"> </w:t>
+      </w:r>
+      <w:r>
+        <w:t xml:space="preserve">the fund workspace gets an in-app notice; accept it; the investor gets a content-free email; exchange messages; attach a PDF and an image (try the EICAR file and an active-content PDF: both must be refused); accept the fund’s NDA; share a document from the data room; propose a meeting.</w:t>
+      </w:r>
+      <w:r>
+        <w:t xml:space="preserve"> </w:t>
+      </w:r>
+      <w:r>
+        <w:t xml:space="preserve">4.</w:t>
+      </w:r>
+      <w:r>
+        <w:t xml:space="preserve"> </w:t>
+      </w:r>
+      <w:r>
+        <w:rPr>
+          <w:b/>
+          <w:bCs/>
+        </w:rPr>
+        <w:t xml:space="preserve">Onboarding.</w:t>
+      </w:r>
+      <w:r>
+        <w:t xml:space="preserve"> </w:t>
+      </w:r>
+      <w:r>
+        <w:t xml:space="preserve">Press</w:t>
+      </w:r>
+      <w:r>
+        <w:t xml:space="preserve"> </w:t>
+      </w:r>
+      <w:r>
+        <w:rPr>
+          <w:i/>
+          <w:iCs/>
+        </w:rPr>
+        <w:t xml:space="preserve">Invite to onboard</w:t>
+      </w:r>
+      <w:r>
+        <w:t xml:space="preserve">.</w:t>
+      </w:r>
+      <w:r>
+        <w:t xml:space="preserve"> </w:t>
+      </w:r>
+      <w:r>
+        <w:rPr>
+          <w:i/>
+          <w:iCs/>
+        </w:rPr>
+        <w:t xml:space="preserve">Check:</w:t>
+      </w:r>
+      <w:r>
+        <w:t xml:space="preserve"> </w:t>
+      </w:r>
+      <w:r>
+        <w:t xml:space="preserve">an investor record appears in the fund’s LP list; the doc 60 invitation email arrives; the stage follows as you progress.</w:t>
+      </w:r>
+      <w:r>
+        <w:t xml:space="preserve"> </w:t>
+      </w:r>
+      <w:r>
+        <w:t xml:space="preserve">5.</w:t>
+      </w:r>
+      <w:r>
+        <w:t xml:space="preserve"> </w:t>
+      </w:r>
+      <w:r>
+        <w:rPr>
+          <w:b/>
+          <w:bCs/>
+        </w:rPr>
+        <w:t xml:space="preserve">The passport (only if you decided to open it).</w:t>
+      </w:r>
+      <w:r>
+        <w:t xml:space="preserve"> </w:t>
+      </w:r>
+      <w:r>
+        <w:t xml:space="preserve">Turn</w:t>
+      </w:r>
+      <w:r>
+        <w:t xml:space="preserve"> </w:t>
+      </w:r>
+      <w:r>
+        <w:rPr>
+          <w:rStyle w:val="VerbatimChar"/>
+        </w:rPr>
+        <w:t xml:space="preserve">investor_passport</w:t>
+      </w:r>
+      <w:r>
+        <w:t xml:space="preserve"> </w:t>
+      </w:r>
+      <w:r>
+        <w:t xml:space="preserve">on; add a document; share it with the fund; take it back; check the fund’s copy is deleted if unseen and retained if checked.</w:t>
+      </w:r>
+      <w:r>
+        <w:t xml:space="preserve"> </w:t>
+      </w:r>
+      <w:r>
+        <w:t xml:space="preserve">6.</w:t>
+      </w:r>
+      <w:r>
+        <w:t xml:space="preserve"> </w:t>
+      </w:r>
+      <w:r>
+        <w:rPr>
+          <w:b/>
+          <w:bCs/>
+        </w:rPr>
+        <w:t xml:space="preserve">Teams.</w:t>
+      </w:r>
+      <w:r>
+        <w:t xml:space="preserve"> </w:t>
+      </w:r>
+      <w:r>
+        <w:t xml:space="preserve">Invite a second address as</w:t>
+      </w:r>
+      <w:r>
+        <w:t xml:space="preserve"> </w:t>
+      </w:r>
+      <w:r>
+        <w:rPr>
+          <w:i/>
+          <w:iCs/>
+        </w:rPr>
+        <w:t xml:space="preserve">can view</w:t>
+      </w:r>
+      <w:r>
+        <w:t xml:space="preserve"> </w:t>
+      </w:r>
+      <w:r>
+        <w:t xml:space="preserve">and another as</w:t>
+      </w:r>
+      <w:r>
+        <w:t xml:space="preserve"> </w:t>
+      </w:r>
+      <w:r>
+        <w:rPr>
+          <w:i/>
+          <w:iCs/>
+        </w:rPr>
+        <w:t xml:space="preserve">can act</w:t>
+      </w:r>
+      <w:r>
+        <w:t xml:space="preserve">; check each can do only what the role allows, and the fund never shows them.</w:t>
+      </w:r>
+      <w:r>
+        <w:t xml:space="preserve"> </w:t>
+      </w:r>
+      <w:r>
+        <w:t xml:space="preserve">7.</w:t>
+      </w:r>
+      <w:r>
+        <w:t xml:space="preserve"> </w:t>
+      </w:r>
+      <w:r>
+        <w:rPr>
+          <w:b/>
+          <w:bCs/>
+        </w:rPr>
+        <w:t xml:space="preserve">Rights.</w:t>
+      </w:r>
+      <w:r>
+        <w:t xml:space="preserve"> </w:t>
+      </w:r>
+      <w:r>
+        <w:rPr>
+          <w:i/>
+          <w:iCs/>
+        </w:rPr>
+        <w:t xml:space="preserve">Download my data</w:t>
+      </w:r>
+      <w:r>
+        <w:t xml:space="preserve"> </w:t>
+      </w:r>
+      <w:r>
+        <w:t xml:space="preserve">(check the file); then</w:t>
+      </w:r>
+      <w:r>
+        <w:t xml:space="preserve"> </w:t>
+      </w:r>
+      <w:r>
+        <w:rPr>
+          <w:i/>
+          <w:iCs/>
+        </w:rPr>
+        <w:t xml:space="preserve">Delete my investor account</w:t>
+      </w:r>
+      <w:r>
+        <w:t xml:space="preserve"> </w:t>
+      </w:r>
+      <w:r>
+        <w:t xml:space="preserve">on a throwaway investor; check the fund’s record is anonymised and the sign-in is gone.</w:t>
+      </w:r>
+      <w:r>
+        <w:t xml:space="preserve"> </w:t>
+      </w:r>
+      <w:r>
+        <w:t xml:space="preserve">8.</w:t>
+      </w:r>
+      <w:r>
+        <w:t xml:space="preserve"> </w:t>
+      </w:r>
+      <w:r>
+        <w:rPr>
+          <w:b/>
+          <w:bCs/>
+        </w:rPr>
+        <w:t xml:space="preserve">Close again.</w:t>
+      </w:r>
+      <w:r>
+        <w:t xml:space="preserve"> </w:t>
+      </w:r>
+      <w:r>
+        <w:t xml:space="preserve">Set</w:t>
+      </w:r>
+      <w:r>
+        <w:t xml:space="preserve"> </w:t>
+      </w:r>
+      <w:r>
+        <w:rPr>
+          <w:rStyle w:val="VerbatimChar"/>
+        </w:rPr>
+        <w:t xml:space="preserve">investor_signup</w:t>
+      </w:r>
+      <w:r>
+        <w:t xml:space="preserve"> </w:t>
+      </w:r>
+      <w:r>
+        <w:t xml:space="preserve">and the other flags back to off (or leave sign-up open if that is the decision), delete the throwaway fund’s listing, and run</w:t>
+      </w:r>
+      <w:r>
+        <w:t xml:space="preserve"> </w:t>
+      </w:r>
+      <w:r>
+        <w:rPr>
+          <w:rStyle w:val="VerbatimChar"/>
+        </w:rPr>
+        <w:t xml:space="preserve">GET /api/cron/investor-retention?dry=1</w:t>
+      </w:r>
+      <w:r>
+        <w:t xml:space="preserve"> </w:t>
+      </w:r>
+      <w:r>
+        <w:t xml:space="preserve">with the cron secret to see the retention counts.</w:t>
+      </w:r>
+    </w:p>
+    <w:bookmarkEnd w:id="161"/>
+    <w:bookmarkStart w:id="162" w:name="e.-opening"/>
+    <w:p>
+      <w:pPr>
+        <w:pStyle w:val="Heading2"/>
+      </w:pPr>
+      <w:r>
+        <w:t xml:space="preserve">E. Opening</w:t>
+      </w:r>
+    </w:p>
+    <w:p>
+      <w:pPr>
+        <w:pStyle w:val="Compact"/>
+        <w:numPr>
+          <w:ilvl w:val="0"/>
+          <w:numId w:val="1044"/>
+        </w:numPr>
+      </w:pPr>
+      <w:r>
+        <w:t xml:space="preserve">In this order, each as its own decision:</w:t>
+      </w:r>
+      <w:r>
+        <w:t xml:space="preserve"> </w:t>
+      </w:r>
+      <w:r>
+        <w:rPr>
+          <w:rStyle w:val="VerbatimChar"/>
+        </w:rPr>
+        <w:t xml:space="preserve">investor_signup</w:t>
+      </w:r>
+      <w:r>
+        <w:t xml:space="preserve">; then a first real fund’s</w:t>
+      </w:r>
+      <w:r>
+        <w:t xml:space="preserve"> </w:t>
+      </w:r>
+      <w:r>
+        <w:rPr>
+          <w:i/>
+          <w:iCs/>
+        </w:rPr>
+        <w:t xml:space="preserve">Show to investors</w:t>
+      </w:r>
+      <w:r>
+        <w:t xml:space="preserve">; then, after the counsel answers on it and enough investors exist,</w:t>
+      </w:r>
+      <w:r>
+        <w:t xml:space="preserve"> </w:t>
+      </w:r>
+      <w:r>
+        <w:rPr>
+          <w:rStyle w:val="VerbatimChar"/>
+        </w:rPr>
+        <w:t xml:space="preserve">investor_discoverability</w:t>
+      </w:r>
+      <w:r>
+        <w:t xml:space="preserve">; the passport last.</w:t>
+      </w:r>
+    </w:p>
+    <w:bookmarkEnd w:id="162"/>
+    <w:bookmarkEnd w:id="163"/>
     <w:sectPr>
       <w:footnotePr>
         <w:numRestart w:val="eachSect"/>
@@ -13919,6 +15101,261 @@
     </w:lvl>
     <w:lvl w:ilvl="8">
       <w:start w:val="25"/>
+      <w:numFmt w:val="decimal"/>
+      <w:lvlText w:val="%9."/>
+      <w:lvlJc w:val="left"/>
+      <w:pPr>
+        <w:ind w:left="6480" w:hanging="360"/>
+      </w:pPr>
+    </w:lvl>
+  </w:abstractNum>
+  <w:abstractNum w:abstractNumId="99413">
+    <w:nsid w:val="00A99413"/>
+    <w:multiLevelType w:val="multilevel"/>
+    <w:lvl w:ilvl="0">
+      <w:start w:val="3"/>
+      <w:numFmt w:val="decimal"/>
+      <w:lvlText w:val="%1."/>
+      <w:lvlJc w:val="left"/>
+      <w:pPr>
+        <w:ind w:left="720" w:hanging="360"/>
+      </w:pPr>
+    </w:lvl>
+    <w:lvl w:ilvl="1">
+      <w:start w:val="3"/>
+      <w:numFmt w:val="decimal"/>
+      <w:lvlText w:val="%2."/>
+      <w:lvlJc w:val="left"/>
+      <w:pPr>
+        <w:ind w:left="1440" w:hanging="360"/>
+      </w:pPr>
+    </w:lvl>
+    <w:lvl w:ilvl="2">
+      <w:start w:val="3"/>
+      <w:numFmt w:val="decimal"/>
+      <w:lvlText w:val="%3."/>
+      <w:lvlJc w:val="left"/>
+      <w:pPr>
+        <w:ind w:left="2160" w:hanging="360"/>
+      </w:pPr>
+    </w:lvl>
+    <w:lvl w:ilvl="3">
+      <w:start w:val="3"/>
+      <w:numFmt w:val="decimal"/>
+      <w:lvlText w:val="%4."/>
+      <w:lvlJc w:val="left"/>
+      <w:pPr>
+        <w:ind w:left="2880" w:hanging="360"/>
+      </w:pPr>
+    </w:lvl>
+    <w:lvl w:ilvl="4">
+      <w:start w:val="3"/>
+      <w:numFmt w:val="decimal"/>
+      <w:lvlText w:val="%5."/>
+      <w:lvlJc w:val="left"/>
+      <w:pPr>
+        <w:ind w:left="3600" w:hanging="360"/>
+      </w:pPr>
+    </w:lvl>
+    <w:lvl w:ilvl="5">
+      <w:start w:val="3"/>
+      <w:numFmt w:val="decimal"/>
+      <w:lvlText w:val="%6."/>
+      <w:lvlJc w:val="left"/>
+      <w:pPr>
+        <w:ind w:left="4320" w:hanging="360"/>
+      </w:pPr>
+    </w:lvl>
+    <w:lvl w:ilvl="6">
+      <w:start w:val="3"/>
+      <w:numFmt w:val="decimal"/>
+      <w:lvlText w:val="%7."/>
+      <w:lvlJc w:val="left"/>
+      <w:pPr>
+        <w:ind w:left="5040" w:hanging="360"/>
+      </w:pPr>
+    </w:lvl>
+    <w:lvl w:ilvl="7">
+      <w:start w:val="3"/>
+      <w:numFmt w:val="decimal"/>
+      <w:lvlText w:val="%8."/>
+      <w:lvlJc w:val="left"/>
+      <w:pPr>
+        <w:ind w:left="5760" w:hanging="360"/>
+      </w:pPr>
+    </w:lvl>
+    <w:lvl w:ilvl="8">
+      <w:start w:val="3"/>
+      <w:numFmt w:val="decimal"/>
+      <w:lvlText w:val="%9."/>
+      <w:lvlJc w:val="left"/>
+      <w:pPr>
+        <w:ind w:left="6480" w:hanging="360"/>
+      </w:pPr>
+    </w:lvl>
+  </w:abstractNum>
+  <w:abstractNum w:abstractNumId="99416">
+    <w:nsid w:val="00A99416"/>
+    <w:multiLevelType w:val="multilevel"/>
+    <w:lvl w:ilvl="0">
+      <w:start w:val="6"/>
+      <w:numFmt w:val="decimal"/>
+      <w:lvlText w:val="%1."/>
+      <w:lvlJc w:val="left"/>
+      <w:pPr>
+        <w:ind w:left="720" w:hanging="360"/>
+      </w:pPr>
+    </w:lvl>
+    <w:lvl w:ilvl="1">
+      <w:start w:val="6"/>
+      <w:numFmt w:val="decimal"/>
+      <w:lvlText w:val="%2."/>
+      <w:lvlJc w:val="left"/>
+      <w:pPr>
+        <w:ind w:left="1440" w:hanging="360"/>
+      </w:pPr>
+    </w:lvl>
+    <w:lvl w:ilvl="2">
+      <w:start w:val="6"/>
+      <w:numFmt w:val="decimal"/>
+      <w:lvlText w:val="%3."/>
+      <w:lvlJc w:val="left"/>
+      <w:pPr>
+        <w:ind w:left="2160" w:hanging="360"/>
+      </w:pPr>
+    </w:lvl>
+    <w:lvl w:ilvl="3">
+      <w:start w:val="6"/>
+      <w:numFmt w:val="decimal"/>
+      <w:lvlText w:val="%4."/>
+      <w:lvlJc w:val="left"/>
+      <w:pPr>
+        <w:ind w:left="2880" w:hanging="360"/>
+      </w:pPr>
+    </w:lvl>
+    <w:lvl w:ilvl="4">
+      <w:start w:val="6"/>
+      <w:numFmt w:val="decimal"/>
+      <w:lvlText w:val="%5."/>
+      <w:lvlJc w:val="left"/>
+      <w:pPr>
+        <w:ind w:left="3600" w:hanging="360"/>
+      </w:pPr>
+    </w:lvl>
+    <w:lvl w:ilvl="5">
+      <w:start w:val="6"/>
+      <w:numFmt w:val="decimal"/>
+      <w:lvlText w:val="%6."/>
+      <w:lvlJc w:val="left"/>
+      <w:pPr>
+        <w:ind w:left="4320" w:hanging="360"/>
+      </w:pPr>
+    </w:lvl>
+    <w:lvl w:ilvl="6">
+      <w:start w:val="6"/>
+      <w:numFmt w:val="decimal"/>
+      <w:lvlText w:val="%7."/>
+      <w:lvlJc w:val="left"/>
+      <w:pPr>
+        <w:ind w:left="5040" w:hanging="360"/>
+      </w:pPr>
+    </w:lvl>
+    <w:lvl w:ilvl="7">
+      <w:start w:val="6"/>
+      <w:numFmt w:val="decimal"/>
+      <w:lvlText w:val="%8."/>
+      <w:lvlJc w:val="left"/>
+      <w:pPr>
+        <w:ind w:left="5760" w:hanging="360"/>
+      </w:pPr>
+    </w:lvl>
+    <w:lvl w:ilvl="8">
+      <w:start w:val="6"/>
+      <w:numFmt w:val="decimal"/>
+      <w:lvlText w:val="%9."/>
+      <w:lvlJc w:val="left"/>
+      <w:pPr>
+        <w:ind w:left="6480" w:hanging="360"/>
+      </w:pPr>
+    </w:lvl>
+  </w:abstractNum>
+  <w:abstractNum w:abstractNumId="99419">
+    <w:nsid w:val="00A99419"/>
+    <w:multiLevelType w:val="multilevel"/>
+    <w:lvl w:ilvl="0">
+      <w:start w:val="9"/>
+      <w:numFmt w:val="decimal"/>
+      <w:lvlText w:val="%1."/>
+      <w:lvlJc w:val="left"/>
+      <w:pPr>
+        <w:ind w:left="720" w:hanging="360"/>
+      </w:pPr>
+    </w:lvl>
+    <w:lvl w:ilvl="1">
+      <w:start w:val="9"/>
+      <w:numFmt w:val="decimal"/>
+      <w:lvlText w:val="%2."/>
+      <w:lvlJc w:val="left"/>
+      <w:pPr>
+        <w:ind w:left="1440" w:hanging="360"/>
+      </w:pPr>
+    </w:lvl>
+    <w:lvl w:ilvl="2">
+      <w:start w:val="9"/>
+      <w:numFmt w:val="decimal"/>
+      <w:lvlText w:val="%3."/>
+      <w:lvlJc w:val="left"/>
+      <w:pPr>
+        <w:ind w:left="2160" w:hanging="360"/>
+      </w:pPr>
+    </w:lvl>
+    <w:lvl w:ilvl="3">
+      <w:start w:val="9"/>
+      <w:numFmt w:val="decimal"/>
+      <w:lvlText w:val="%4."/>
+      <w:lvlJc w:val="left"/>
+      <w:pPr>
+        <w:ind w:left="2880" w:hanging="360"/>
+      </w:pPr>
+    </w:lvl>
+    <w:lvl w:ilvl="4">
+      <w:start w:val="9"/>
+      <w:numFmt w:val="decimal"/>
+      <w:lvlText w:val="%5."/>
+      <w:lvlJc w:val="left"/>
+      <w:pPr>
+        <w:ind w:left="3600" w:hanging="360"/>
+      </w:pPr>
+    </w:lvl>
+    <w:lvl w:ilvl="5">
+      <w:start w:val="9"/>
+      <w:numFmt w:val="decimal"/>
+      <w:lvlText w:val="%6."/>
+      <w:lvlJc w:val="left"/>
+      <w:pPr>
+        <w:ind w:left="4320" w:hanging="360"/>
+      </w:pPr>
+    </w:lvl>
+    <w:lvl w:ilvl="6">
+      <w:start w:val="9"/>
+      <w:numFmt w:val="decimal"/>
+      <w:lvlText w:val="%7."/>
+      <w:lvlJc w:val="left"/>
+      <w:pPr>
+        <w:ind w:left="5040" w:hanging="360"/>
+      </w:pPr>
+    </w:lvl>
+    <w:lvl w:ilvl="7">
+      <w:start w:val="9"/>
+      <w:numFmt w:val="decimal"/>
+      <w:lvlText w:val="%8."/>
+      <w:lvlJc w:val="left"/>
+      <w:pPr>
+        <w:ind w:left="5760" w:hanging="360"/>
+      </w:pPr>
+    </w:lvl>
+    <w:lvl w:ilvl="8">
+      <w:start w:val="9"/>
       <w:numFmt w:val="decimal"/>
       <w:lvlText w:val="%9."/>
       <w:lvlJc w:val="left"/>
@@ -14453,6 +15890,126 @@
     </w:lvlOverride>
     <w:lvlOverride w:ilvl="8">
       <w:startOverride w:val="1"/>
+    </w:lvlOverride>
+  </w:num>
+  <w:num w:numId="1041">
+    <w:abstractNumId w:val="99411"/>
+    <w:lvlOverride w:ilvl="0">
+      <w:startOverride w:val="1"/>
+    </w:lvlOverride>
+    <w:lvlOverride w:ilvl="1">
+      <w:startOverride w:val="1"/>
+    </w:lvlOverride>
+    <w:lvlOverride w:ilvl="2">
+      <w:startOverride w:val="1"/>
+    </w:lvlOverride>
+    <w:lvlOverride w:ilvl="3">
+      <w:startOverride w:val="1"/>
+    </w:lvlOverride>
+    <w:lvlOverride w:ilvl="4">
+      <w:startOverride w:val="1"/>
+    </w:lvlOverride>
+    <w:lvlOverride w:ilvl="5">
+      <w:startOverride w:val="1"/>
+    </w:lvlOverride>
+    <w:lvlOverride w:ilvl="6">
+      <w:startOverride w:val="1"/>
+    </w:lvlOverride>
+    <w:lvlOverride w:ilvl="7">
+      <w:startOverride w:val="1"/>
+    </w:lvlOverride>
+    <w:lvlOverride w:ilvl="8">
+      <w:startOverride w:val="1"/>
+    </w:lvlOverride>
+  </w:num>
+  <w:num w:numId="1042">
+    <w:abstractNumId w:val="99413"/>
+    <w:lvlOverride w:ilvl="0">
+      <w:startOverride w:val="3"/>
+    </w:lvlOverride>
+    <w:lvlOverride w:ilvl="1">
+      <w:startOverride w:val="3"/>
+    </w:lvlOverride>
+    <w:lvlOverride w:ilvl="2">
+      <w:startOverride w:val="3"/>
+    </w:lvlOverride>
+    <w:lvlOverride w:ilvl="3">
+      <w:startOverride w:val="3"/>
+    </w:lvlOverride>
+    <w:lvlOverride w:ilvl="4">
+      <w:startOverride w:val="3"/>
+    </w:lvlOverride>
+    <w:lvlOverride w:ilvl="5">
+      <w:startOverride w:val="3"/>
+    </w:lvlOverride>
+    <w:lvlOverride w:ilvl="6">
+      <w:startOverride w:val="3"/>
+    </w:lvlOverride>
+    <w:lvlOverride w:ilvl="7">
+      <w:startOverride w:val="3"/>
+    </w:lvlOverride>
+    <w:lvlOverride w:ilvl="8">
+      <w:startOverride w:val="3"/>
+    </w:lvlOverride>
+  </w:num>
+  <w:num w:numId="1043">
+    <w:abstractNumId w:val="99416"/>
+    <w:lvlOverride w:ilvl="0">
+      <w:startOverride w:val="6"/>
+    </w:lvlOverride>
+    <w:lvlOverride w:ilvl="1">
+      <w:startOverride w:val="6"/>
+    </w:lvlOverride>
+    <w:lvlOverride w:ilvl="2">
+      <w:startOverride w:val="6"/>
+    </w:lvlOverride>
+    <w:lvlOverride w:ilvl="3">
+      <w:startOverride w:val="6"/>
+    </w:lvlOverride>
+    <w:lvlOverride w:ilvl="4">
+      <w:startOverride w:val="6"/>
+    </w:lvlOverride>
+    <w:lvlOverride w:ilvl="5">
+      <w:startOverride w:val="6"/>
+    </w:lvlOverride>
+    <w:lvlOverride w:ilvl="6">
+      <w:startOverride w:val="6"/>
+    </w:lvlOverride>
+    <w:lvlOverride w:ilvl="7">
+      <w:startOverride w:val="6"/>
+    </w:lvlOverride>
+    <w:lvlOverride w:ilvl="8">
+      <w:startOverride w:val="6"/>
+    </w:lvlOverride>
+  </w:num>
+  <w:num w:numId="1044">
+    <w:abstractNumId w:val="99419"/>
+    <w:lvlOverride w:ilvl="0">
+      <w:startOverride w:val="9"/>
+    </w:lvlOverride>
+    <w:lvlOverride w:ilvl="1">
+      <w:startOverride w:val="9"/>
+    </w:lvlOverride>
+    <w:lvlOverride w:ilvl="2">
+      <w:startOverride w:val="9"/>
+    </w:lvlOverride>
+    <w:lvlOverride w:ilvl="3">
+      <w:startOverride w:val="9"/>
+    </w:lvlOverride>
+    <w:lvlOverride w:ilvl="4">
+      <w:startOverride w:val="9"/>
+    </w:lvlOverride>
+    <w:lvlOverride w:ilvl="5">
+      <w:startOverride w:val="9"/>
+    </w:lvlOverride>
+    <w:lvlOverride w:ilvl="6">
+      <w:startOverride w:val="9"/>
+    </w:lvlOverride>
+    <w:lvlOverride w:ilvl="7">
+      <w:startOverride w:val="9"/>
+    </w:lvlOverride>
+    <w:lvlOverride w:ilvl="8">
+      <w:startOverride w:val="9"/>
     </w:lvlOverride>
   </w:num>
 </w:numbering>
